--- a/examples/demo_证券虚假陈述集团诉讼/output/证券虚假陈述案件-类案检索报告-20260609.docx
+++ b/examples/demo_证券虚假陈述集团诉讼/output/证券虚假陈述案件-类案检索报告-20260609.docx
@@ -59,7 +59,7 @@
         <w:pBdr>
           <w:top w:val="single" w:color="1F3864" w:sz="8" w:space="6"/>
         </w:pBdr>
-        <w:spacing w:after="480" w:before="120"/>
+        <w:spacing w:after="120" w:before="120"/>
         <w:jc w:val="center"/>
       </w:pPr>
       <w:r>
@@ -76,82 +76,8 @@
     </w:p>
     <w:p>
       <w:pPr>
-        <w:spacing w:after="60"/>
-        <w:jc w:val="center"/>
-      </w:pPr>
-      <w:r>
-        <w:rPr>
-          <w:rFonts w:ascii="宋体" w:cs="宋体" w:eastAsia="宋体" w:hAnsi="宋体"/>
-          <w:color w:val="333333"/>
-          <w:sz w:val="21"/>
-          <w:szCs w:val="21"/>
-        </w:rPr>
-        <w:t xml:space="preserve">报告人：（演示）</w:t>
-      </w:r>
-    </w:p>
-    <w:p>
-      <w:pPr>
-        <w:spacing w:after="60"/>
-        <w:jc w:val="center"/>
-      </w:pPr>
-      <w:r>
-        <w:rPr>
-          <w:rFonts w:ascii="宋体" w:cs="宋体" w:eastAsia="宋体" w:hAnsi="宋体"/>
-          <w:color w:val="333333"/>
-          <w:sz w:val="21"/>
-          <w:szCs w:val="21"/>
-        </w:rPr>
-        <w:t xml:space="preserve">报告日期：2026年6月9日</w:t>
-      </w:r>
-    </w:p>
-    <w:p>
-      <w:pPr>
-        <w:spacing w:after="60"/>
-        <w:jc w:val="center"/>
-      </w:pPr>
-      <w:r>
-        <w:rPr>
-          <w:rFonts w:ascii="宋体" w:cs="宋体" w:eastAsia="宋体" w:hAnsi="宋体"/>
-          <w:color w:val="333333"/>
-          <w:sz w:val="21"/>
-          <w:szCs w:val="21"/>
-        </w:rPr>
-        <w:t xml:space="preserve">检索法院：上海金融法院、北京金融法院、上海市高级人民法院</w:t>
-      </w:r>
-    </w:p>
-    <w:p>
-      <w:pPr>
-        <w:spacing w:after="60"/>
-        <w:jc w:val="center"/>
-      </w:pPr>
-      <w:r>
-        <w:rPr>
-          <w:rFonts w:ascii="宋体" w:cs="宋体" w:eastAsia="宋体" w:hAnsi="宋体"/>
-          <w:color w:val="333333"/>
-          <w:sz w:val="21"/>
-          <w:szCs w:val="21"/>
-        </w:rPr>
-        <w:t xml:space="preserve">分析样本：核心判决 7 件，覆盖 7 起虚假陈述事件（另平行判决留痕、典型案例附录）</w:t>
-      </w:r>
-    </w:p>
-    <w:p>
-      <w:pPr>
-        <w:spacing w:after="60"/>
-        <w:jc w:val="center"/>
-      </w:pPr>
-      <w:r>
-        <w:rPr>
-          <w:rFonts w:ascii="宋体" w:cs="宋体" w:eastAsia="宋体" w:hAnsi="宋体"/>
-          <w:color w:val="333333"/>
-          <w:sz w:val="21"/>
-          <w:szCs w:val="21"/>
-        </w:rPr>
-        <w:t xml:space="preserve">数据性质：合成演示数据（虚构案号/当事人，详见 examples/DISCLAIMER.md）</w:t>
-      </w:r>
-    </w:p>
-    <w:p>
-      <w:pPr>
         <w:sectPr>
+          <w:footerReference w:type="default" r:id="rId7"/>
           <w:type w:val="nextPage"/>
           <w:pgSz w:w="11906" w:h="16838" w:orient="portrait"/>
           <w:pgMar w:top="1440" w:right="1800" w:bottom="1440" w:left="1800" w:header="708" w:footer="708" w:gutter="0"/>
@@ -421,179 +347,6 @@
             <wp:extent cx="5143500" cy="3543300"/>
             <wp:effectExtent t="0" r="0" b="0" l="0"/>
             <wp:docPr id="1" name="chart" descr="图 1　样本概览：审理法院、审级、年份与裁判结果分布（N=7）" title="图 1　样本概览：审理法院、审级、年份与裁判结果分布（N=7）"/>
-            <wp:cNvGraphicFramePr>
-              <a:graphicFrameLocks xmlns:a="http://schemas.openxmlformats.org/drawingml/2006/main" noChangeAspect="1"/>
-            </wp:cNvGraphicFramePr>
-            <a:graphic xmlns:a="http://schemas.openxmlformats.org/drawingml/2006/main">
-              <a:graphicData uri="http://schemas.openxmlformats.org/drawingml/2006/picture">
-                <pic:pic xmlns:pic="http://schemas.openxmlformats.org/drawingml/2006/picture">
-                  <pic:nvPicPr>
-                    <pic:cNvPr id="0" name="" descr=""/>
-                    <pic:cNvPicPr>
-                      <a:picLocks noChangeAspect="1" noChangeArrowheads="1"/>
-                    </pic:cNvPicPr>
-                  </pic:nvPicPr>
-                  <pic:blipFill>
-                    <a:blip r:embed="rId9" cstate="none"/>
-                    <a:srcRect/>
-                    <a:stretch>
-                      <a:fillRect/>
-                    </a:stretch>
-                  </pic:blipFill>
-                  <pic:spPr bwMode="auto">
-                    <a:xfrm>
-                      <a:off x="0" y="0"/>
-                      <a:ext cx="5143500" cy="3543300"/>
-                    </a:xfrm>
-                    <a:prstGeom prst="rect">
-                      <a:avLst/>
-                    </a:prstGeom>
-                  </pic:spPr>
-                </pic:pic>
-              </a:graphicData>
-            </a:graphic>
-          </wp:inline>
-        </w:drawing>
-      </w:r>
-    </w:p>
-    <w:p>
-      <w:pPr>
-        <w:spacing w:after="160" w:before="40"/>
-        <w:jc w:val="center"/>
-      </w:pPr>
-      <w:r>
-        <w:rPr>
-          <w:rFonts w:ascii="宋体" w:cs="宋体" w:eastAsia="宋体" w:hAnsi="宋体"/>
-          <w:color w:val="595959"/>
-          <w:sz w:val="18"/>
-          <w:szCs w:val="18"/>
-        </w:rPr>
-        <w:t xml:space="preserve">图 1　样本概览：审理法院、审级、年份与裁判结果分布（N=7）</w:t>
-      </w:r>
-    </w:p>
-    <w:p>
-      <w:pPr>
-        <w:pStyle w:val="Heading1"/>
-        <w:pBdr>
-          <w:bottom w:val="single" w:color="1F3864" w:sz="6" w:space="4"/>
-        </w:pBdr>
-        <w:spacing w:after="120" w:before="240"/>
-      </w:pPr>
-      <w:r>
-        <w:rPr>
-          <w:rFonts w:ascii="黑体" w:cs="黑体" w:eastAsia="黑体" w:hAnsi="黑体"/>
-          <w:b/>
-          <w:bCs/>
-          <w:color w:val="000000"/>
-          <w:sz w:val="32"/>
-          <w:szCs w:val="32"/>
-        </w:rPr>
-        <w:t xml:space="preserve">一、研究范围与方法</w:t>
-      </w:r>
-    </w:p>
-    <w:p>
-      <w:pPr>
-        <w:pStyle w:val="Heading2"/>
-        <w:spacing w:after="120" w:before="240"/>
-      </w:pPr>
-      <w:r>
-        <w:rPr>
-          <w:rFonts w:ascii="黑体" w:cs="黑体" w:eastAsia="黑体" w:hAnsi="黑体"/>
-          <w:b/>
-          <w:bCs/>
-          <w:color w:val="000000"/>
-          <w:sz w:val="28"/>
-          <w:szCs w:val="28"/>
-        </w:rPr>
-        <w:t xml:space="preserve">（一）研究对象、法院与样本构成</w:t>
-      </w:r>
-    </w:p>
-    <w:p>
-      <w:pPr>
-        <w:spacing w:after="80" w:line="360"/>
-        <w:ind w:firstLine="480"/>
-        <w:jc w:val="both"/>
-      </w:pPr>
-      <w:r>
-        <w:rPr>
-          <w:rFonts w:ascii="宋体" w:cs="宋体" w:eastAsia="宋体" w:hAnsi="宋体"/>
-          <w:b w:val="false"/>
-          <w:bCs w:val="false"/>
-          <w:i w:val="false"/>
-          <w:iCs w:val="false"/>
-          <w:sz w:val="24"/>
-          <w:szCs w:val="24"/>
-        </w:rPr>
-        <w:t xml:space="preserve">本研究案由为"证券虚假陈述责任纠纷"，目标法院为上海金融法院、北京金融法院及审理两院上诉、再审案件的对应高级人民法院。证券虚假陈述案件存在大量"同案平行判决"——同一事件下众多投资者分别起诉、分别判决。为避免重复计量，本研究按"涉案上市公司＋虚假陈述事件"分组，组内仅保留示范判决、代表人诉讼判决或说理最完整的核心判决，平行判决另行留痕。最终纳入分析的核心判决 7 件，覆盖 7 起虚假陈述事件；裁判结果为部分支持 5 件、驳回 1 件、撤销改判 1 件。</w:t>
-      </w:r>
-    </w:p>
-    <w:p>
-      <w:pPr>
-        <w:pStyle w:val="Heading2"/>
-        <w:spacing w:after="120" w:before="240"/>
-      </w:pPr>
-      <w:r>
-        <w:rPr>
-          <w:rFonts w:ascii="黑体" w:cs="黑体" w:eastAsia="黑体" w:hAnsi="黑体"/>
-          <w:b/>
-          <w:bCs/>
-          <w:color w:val="000000"/>
-          <w:sz w:val="28"/>
-          <w:szCs w:val="28"/>
-        </w:rPr>
-        <w:t xml:space="preserve">（二）方法与局限</w:t>
-      </w:r>
-    </w:p>
-    <w:p>
-      <w:pPr>
-        <w:spacing w:after="80" w:line="360"/>
-        <w:ind w:firstLine="480"/>
-        <w:jc w:val="both"/>
-      </w:pPr>
-      <w:r>
-        <w:rPr>
-          <w:rFonts w:ascii="宋体" w:cs="宋体" w:eastAsia="宋体" w:hAnsi="宋体"/>
-          <w:b w:val="false"/>
-          <w:bCs w:val="false"/>
-          <w:i w:val="false"/>
-          <w:iCs w:val="false"/>
-          <w:sz w:val="24"/>
-          <w:szCs w:val="24"/>
-        </w:rPr>
-        <w:t xml:space="preserve">本报告的实质说理基于裁判文书全文重构，量化部分仅作描述性呈现。样本量有限（N=7），各具体争点项下判决数为个位数，故下文数据仅示裁判取向，不作占比定论或显著性推断；样本以上海为主、北京仅 2 件，两地悬殊，本报告不进行京沪裁判倾向的统计比较，仅在确有个案差异处一句话点出。</w:t>
-      </w:r>
-    </w:p>
-    <w:p>
-      <w:pPr>
-        <w:pStyle w:val="Heading1"/>
-        <w:pBdr>
-          <w:bottom w:val="single" w:color="1F3864" w:sz="6" w:space="4"/>
-        </w:pBdr>
-        <w:spacing w:after="120" w:before="240"/>
-      </w:pPr>
-      <w:r>
-        <w:rPr>
-          <w:rFonts w:ascii="黑体" w:cs="黑体" w:eastAsia="黑体" w:hAnsi="黑体"/>
-          <w:b/>
-          <w:bCs/>
-          <w:color w:val="000000"/>
-          <w:sz w:val="32"/>
-          <w:szCs w:val="32"/>
-        </w:rPr>
-        <w:t xml:space="preserve">二、裁判规则全景</w:t>
-      </w:r>
-    </w:p>
-    <w:p>
-      <w:pPr>
-        <w:spacing w:before="120"/>
-        <w:jc w:val="center"/>
-      </w:pPr>
-      <w:r>
-        <w:drawing>
-          <wp:inline distT="0" distB="0" distL="0" distR="0">
-            <wp:extent cx="5143500" cy="3057525"/>
-            <wp:effectExtent t="0" r="0" b="0" l="0"/>
-            <wp:docPr id="1" name="chart" descr="图 2　各构成要件争点在核心判决中的出现频次" title="图 2　各构成要件争点在核心判决中的出现频次"/>
             <wp:cNvGraphicFramePr>
               <a:graphicFrameLocks xmlns:a="http://schemas.openxmlformats.org/drawingml/2006/main" noChangeAspect="1"/>
             </wp:cNvGraphicFramePr>
@@ -616,6 +369,179 @@
                   <pic:spPr bwMode="auto">
                     <a:xfrm>
                       <a:off x="0" y="0"/>
+                      <a:ext cx="5143500" cy="3543300"/>
+                    </a:xfrm>
+                    <a:prstGeom prst="rect">
+                      <a:avLst/>
+                    </a:prstGeom>
+                  </pic:spPr>
+                </pic:pic>
+              </a:graphicData>
+            </a:graphic>
+          </wp:inline>
+        </w:drawing>
+      </w:r>
+    </w:p>
+    <w:p>
+      <w:pPr>
+        <w:spacing w:after="160" w:before="40"/>
+        <w:jc w:val="center"/>
+      </w:pPr>
+      <w:r>
+        <w:rPr>
+          <w:rFonts w:ascii="宋体" w:cs="宋体" w:eastAsia="宋体" w:hAnsi="宋体"/>
+          <w:color w:val="595959"/>
+          <w:sz w:val="18"/>
+          <w:szCs w:val="18"/>
+        </w:rPr>
+        <w:t xml:space="preserve">图 1　样本概览：审理法院、审级、年份与裁判结果分布（N=7）</w:t>
+      </w:r>
+    </w:p>
+    <w:p>
+      <w:pPr>
+        <w:pStyle w:val="Heading1"/>
+        <w:pBdr>
+          <w:bottom w:val="single" w:color="1F3864" w:sz="6" w:space="4"/>
+        </w:pBdr>
+        <w:spacing w:after="120" w:before="240"/>
+      </w:pPr>
+      <w:r>
+        <w:rPr>
+          <w:rFonts w:ascii="黑体" w:cs="黑体" w:eastAsia="黑体" w:hAnsi="黑体"/>
+          <w:b/>
+          <w:bCs/>
+          <w:color w:val="000000"/>
+          <w:sz w:val="32"/>
+          <w:szCs w:val="32"/>
+        </w:rPr>
+        <w:t xml:space="preserve">一、研究范围与方法</w:t>
+      </w:r>
+    </w:p>
+    <w:p>
+      <w:pPr>
+        <w:pStyle w:val="Heading2"/>
+        <w:spacing w:after="120" w:before="240"/>
+      </w:pPr>
+      <w:r>
+        <w:rPr>
+          <w:rFonts w:ascii="黑体" w:cs="黑体" w:eastAsia="黑体" w:hAnsi="黑体"/>
+          <w:b/>
+          <w:bCs/>
+          <w:color w:val="000000"/>
+          <w:sz w:val="28"/>
+          <w:szCs w:val="28"/>
+        </w:rPr>
+        <w:t xml:space="preserve">（一）研究对象、法院与样本构成</w:t>
+      </w:r>
+    </w:p>
+    <w:p>
+      <w:pPr>
+        <w:spacing w:after="80" w:line="360"/>
+        <w:ind w:firstLine="480"/>
+        <w:jc w:val="both"/>
+      </w:pPr>
+      <w:r>
+        <w:rPr>
+          <w:rFonts w:ascii="宋体" w:cs="宋体" w:eastAsia="宋体" w:hAnsi="宋体"/>
+          <w:b w:val="false"/>
+          <w:bCs w:val="false"/>
+          <w:i w:val="false"/>
+          <w:iCs w:val="false"/>
+          <w:sz w:val="24"/>
+          <w:szCs w:val="24"/>
+        </w:rPr>
+        <w:t xml:space="preserve">本研究案由为"证券虚假陈述责任纠纷"，目标法院为上海金融法院、北京金融法院及审理两院上诉、再审案件的对应高级人民法院。证券虚假陈述案件存在大量"同案平行判决"——同一事件下众多投资者分别起诉、分别判决。为避免重复计量，本研究按"涉案上市公司＋虚假陈述事件"分组，组内仅保留示范判决、代表人诉讼判决或说理最完整的核心判决，平行判决另行留痕。最终纳入分析的核心判决 7 件，覆盖 7 起虚假陈述事件；裁判结果为部分支持 5 件、驳回 1 件、撤销改判 1 件。</w:t>
+      </w:r>
+    </w:p>
+    <w:p>
+      <w:pPr>
+        <w:pStyle w:val="Heading2"/>
+        <w:spacing w:after="120" w:before="240"/>
+      </w:pPr>
+      <w:r>
+        <w:rPr>
+          <w:rFonts w:ascii="黑体" w:cs="黑体" w:eastAsia="黑体" w:hAnsi="黑体"/>
+          <w:b/>
+          <w:bCs/>
+          <w:color w:val="000000"/>
+          <w:sz w:val="28"/>
+          <w:szCs w:val="28"/>
+        </w:rPr>
+        <w:t xml:space="preserve">（二）方法与局限</w:t>
+      </w:r>
+    </w:p>
+    <w:p>
+      <w:pPr>
+        <w:spacing w:after="80" w:line="360"/>
+        <w:ind w:firstLine="480"/>
+        <w:jc w:val="both"/>
+      </w:pPr>
+      <w:r>
+        <w:rPr>
+          <w:rFonts w:ascii="宋体" w:cs="宋体" w:eastAsia="宋体" w:hAnsi="宋体"/>
+          <w:b w:val="false"/>
+          <w:bCs w:val="false"/>
+          <w:i w:val="false"/>
+          <w:iCs w:val="false"/>
+          <w:sz w:val="24"/>
+          <w:szCs w:val="24"/>
+        </w:rPr>
+        <w:t xml:space="preserve">本报告的实质说理基于裁判文书全文重构，量化部分仅作描述性呈现。样本量有限（N=7），各具体争点项下判决数为个位数，故下文数据仅示裁判取向，不作占比定论或显著性推断；样本以上海为主、北京仅 2 件，两地悬殊，本报告不进行京沪裁判倾向的统计比较，仅在确有个案差异处一句话点出。</w:t>
+      </w:r>
+    </w:p>
+    <w:p>
+      <w:pPr>
+        <w:pStyle w:val="Heading1"/>
+        <w:pBdr>
+          <w:bottom w:val="single" w:color="1F3864" w:sz="6" w:space="4"/>
+        </w:pBdr>
+        <w:spacing w:after="120" w:before="240"/>
+      </w:pPr>
+      <w:r>
+        <w:rPr>
+          <w:rFonts w:ascii="黑体" w:cs="黑体" w:eastAsia="黑体" w:hAnsi="黑体"/>
+          <w:b/>
+          <w:bCs/>
+          <w:color w:val="000000"/>
+          <w:sz w:val="32"/>
+          <w:szCs w:val="32"/>
+        </w:rPr>
+        <w:t xml:space="preserve">二、裁判规则全景</w:t>
+      </w:r>
+    </w:p>
+    <w:p>
+      <w:pPr>
+        <w:spacing w:before="120"/>
+        <w:jc w:val="center"/>
+      </w:pPr>
+      <w:r>
+        <w:drawing>
+          <wp:inline distT="0" distB="0" distL="0" distR="0">
+            <wp:extent cx="5143500" cy="3057525"/>
+            <wp:effectExtent t="0" r="0" b="0" l="0"/>
+            <wp:docPr id="1" name="chart" descr="图 2　各构成要件争点在核心判决中的出现频次" title="图 2　各构成要件争点在核心判决中的出现频次"/>
+            <wp:cNvGraphicFramePr>
+              <a:graphicFrameLocks xmlns:a="http://schemas.openxmlformats.org/drawingml/2006/main" noChangeAspect="1"/>
+            </wp:cNvGraphicFramePr>
+            <a:graphic xmlns:a="http://schemas.openxmlformats.org/drawingml/2006/main">
+              <a:graphicData uri="http://schemas.openxmlformats.org/drawingml/2006/picture">
+                <pic:pic xmlns:pic="http://schemas.openxmlformats.org/drawingml/2006/picture">
+                  <pic:nvPicPr>
+                    <pic:cNvPr id="0" name="" descr=""/>
+                    <pic:cNvPicPr>
+                      <a:picLocks noChangeAspect="1" noChangeArrowheads="1"/>
+                    </pic:cNvPicPr>
+                  </pic:nvPicPr>
+                  <pic:blipFill>
+                    <a:blip r:embed="rId11" cstate="none"/>
+                    <a:srcRect/>
+                    <a:stretch>
+                      <a:fillRect/>
+                    </a:stretch>
+                  </pic:blipFill>
+                  <pic:spPr bwMode="auto">
+                    <a:xfrm>
+                      <a:off x="0" y="0"/>
                       <a:ext cx="5143500" cy="3057525"/>
                     </a:xfrm>
                     <a:prstGeom prst="rect">
@@ -1436,10 +1362,10 @@
         <w:tblLayout w:type="fixed"/>
       </w:tblPr>
       <w:tblGrid>
-        <w:gridCol w:w="1495"/>
-        <w:gridCol w:w="2270"/>
-        <w:gridCol w:w="2270"/>
-        <w:gridCol w:w="2271"/>
+        <w:gridCol w:w="1012"/>
+        <w:gridCol w:w="2431"/>
+        <w:gridCol w:w="2431"/>
+        <w:gridCol w:w="2432"/>
       </w:tblGrid>
       <w:tr>
         <w:trPr>
@@ -1447,7 +1373,7 @@
         </w:trPr>
         <w:tc>
           <w:tcPr>
-            <w:tcW w:type="dxa" w:w="1495"/>
+            <w:tcW w:type="dxa" w:w="1012"/>
             <w:tcBorders>
               <w:top w:val="single" w:color="C9C9C9" w:sz="2"/>
               <w:left w:val="single" w:color="C9C9C9" w:sz="2"/>
@@ -1482,7 +1408,7 @@
         </w:tc>
         <w:tc>
           <w:tcPr>
-            <w:tcW w:type="dxa" w:w="2270"/>
+            <w:tcW w:type="dxa" w:w="2431"/>
             <w:tcBorders>
               <w:top w:val="single" w:color="C9C9C9" w:sz="2"/>
               <w:left w:val="single" w:color="C9C9C9" w:sz="2"/>
@@ -1517,7 +1443,7 @@
         </w:tc>
         <w:tc>
           <w:tcPr>
-            <w:tcW w:type="dxa" w:w="2270"/>
+            <w:tcW w:type="dxa" w:w="2431"/>
             <w:tcBorders>
               <w:top w:val="single" w:color="C9C9C9" w:sz="2"/>
               <w:left w:val="single" w:color="C9C9C9" w:sz="2"/>
@@ -1552,7 +1478,7 @@
         </w:tc>
         <w:tc>
           <w:tcPr>
-            <w:tcW w:type="dxa" w:w="2271"/>
+            <w:tcW w:type="dxa" w:w="2432"/>
             <w:tcBorders>
               <w:top w:val="single" w:color="C9C9C9" w:sz="2"/>
               <w:left w:val="single" w:color="C9C9C9" w:sz="2"/>
@@ -1589,7 +1515,7 @@
       <w:tr>
         <w:tc>
           <w:tcPr>
-            <w:tcW w:type="dxa" w:w="1495"/>
+            <w:tcW w:type="dxa" w:w="1012"/>
             <w:tcBorders>
               <w:top w:val="single" w:color="C9C9C9" w:sz="2"/>
               <w:left w:val="single" w:color="C9C9C9" w:sz="2"/>
@@ -1624,7 +1550,7 @@
         </w:tc>
         <w:tc>
           <w:tcPr>
-            <w:tcW w:type="dxa" w:w="2270"/>
+            <w:tcW w:type="dxa" w:w="2431"/>
             <w:tcBorders>
               <w:top w:val="single" w:color="C9C9C9" w:sz="2"/>
               <w:left w:val="single" w:color="C9C9C9" w:sz="2"/>
@@ -1659,7 +1585,7 @@
         </w:tc>
         <w:tc>
           <w:tcPr>
-            <w:tcW w:type="dxa" w:w="2270"/>
+            <w:tcW w:type="dxa" w:w="2431"/>
             <w:tcBorders>
               <w:top w:val="single" w:color="C9C9C9" w:sz="2"/>
               <w:left w:val="single" w:color="C9C9C9" w:sz="2"/>
@@ -1694,7 +1620,7 @@
         </w:tc>
         <w:tc>
           <w:tcPr>
-            <w:tcW w:type="dxa" w:w="2271"/>
+            <w:tcW w:type="dxa" w:w="2432"/>
             <w:tcBorders>
               <w:top w:val="single" w:color="C9C9C9" w:sz="2"/>
               <w:left w:val="single" w:color="C9C9C9" w:sz="2"/>
@@ -1731,7 +1657,7 @@
       <w:tr>
         <w:tc>
           <w:tcPr>
-            <w:tcW w:type="dxa" w:w="1495"/>
+            <w:tcW w:type="dxa" w:w="1012"/>
             <w:tcBorders>
               <w:top w:val="single" w:color="C9C9C9" w:sz="2"/>
               <w:left w:val="single" w:color="C9C9C9" w:sz="2"/>
@@ -1765,7 +1691,7 @@
         </w:tc>
         <w:tc>
           <w:tcPr>
-            <w:tcW w:type="dxa" w:w="2270"/>
+            <w:tcW w:type="dxa" w:w="2431"/>
             <w:tcBorders>
               <w:top w:val="single" w:color="C9C9C9" w:sz="2"/>
               <w:left w:val="single" w:color="C9C9C9" w:sz="2"/>
@@ -1799,7 +1725,7 @@
         </w:tc>
         <w:tc>
           <w:tcPr>
-            <w:tcW w:type="dxa" w:w="2270"/>
+            <w:tcW w:type="dxa" w:w="2431"/>
             <w:tcBorders>
               <w:top w:val="single" w:color="C9C9C9" w:sz="2"/>
               <w:left w:val="single" w:color="C9C9C9" w:sz="2"/>
@@ -1833,7 +1759,7 @@
         </w:tc>
         <w:tc>
           <w:tcPr>
-            <w:tcW w:type="dxa" w:w="2271"/>
+            <w:tcW w:type="dxa" w:w="2432"/>
             <w:tcBorders>
               <w:top w:val="single" w:color="C9C9C9" w:sz="2"/>
               <w:left w:val="single" w:color="C9C9C9" w:sz="2"/>
@@ -1869,7 +1795,7 @@
       <w:tr>
         <w:tc>
           <w:tcPr>
-            <w:tcW w:type="dxa" w:w="1495"/>
+            <w:tcW w:type="dxa" w:w="1012"/>
             <w:tcBorders>
               <w:top w:val="single" w:color="C9C9C9" w:sz="2"/>
               <w:left w:val="single" w:color="C9C9C9" w:sz="2"/>
@@ -1904,7 +1830,7 @@
         </w:tc>
         <w:tc>
           <w:tcPr>
-            <w:tcW w:type="dxa" w:w="2270"/>
+            <w:tcW w:type="dxa" w:w="2431"/>
             <w:tcBorders>
               <w:top w:val="single" w:color="C9C9C9" w:sz="2"/>
               <w:left w:val="single" w:color="C9C9C9" w:sz="2"/>
@@ -1939,7 +1865,7 @@
         </w:tc>
         <w:tc>
           <w:tcPr>
-            <w:tcW w:type="dxa" w:w="2270"/>
+            <w:tcW w:type="dxa" w:w="2431"/>
             <w:tcBorders>
               <w:top w:val="single" w:color="C9C9C9" w:sz="2"/>
               <w:left w:val="single" w:color="C9C9C9" w:sz="2"/>
@@ -1974,7 +1900,7 @@
         </w:tc>
         <w:tc>
           <w:tcPr>
-            <w:tcW w:type="dxa" w:w="2271"/>
+            <w:tcW w:type="dxa" w:w="2432"/>
             <w:tcBorders>
               <w:top w:val="single" w:color="C9C9C9" w:sz="2"/>
               <w:left w:val="single" w:color="C9C9C9" w:sz="2"/>
@@ -2011,7 +1937,7 @@
       <w:tr>
         <w:tc>
           <w:tcPr>
-            <w:tcW w:type="dxa" w:w="1495"/>
+            <w:tcW w:type="dxa" w:w="1012"/>
             <w:tcBorders>
               <w:top w:val="single" w:color="C9C9C9" w:sz="2"/>
               <w:left w:val="single" w:color="C9C9C9" w:sz="2"/>
@@ -2045,7 +1971,7 @@
         </w:tc>
         <w:tc>
           <w:tcPr>
-            <w:tcW w:type="dxa" w:w="2270"/>
+            <w:tcW w:type="dxa" w:w="2431"/>
             <w:tcBorders>
               <w:top w:val="single" w:color="C9C9C9" w:sz="2"/>
               <w:left w:val="single" w:color="C9C9C9" w:sz="2"/>
@@ -2079,7 +2005,7 @@
         </w:tc>
         <w:tc>
           <w:tcPr>
-            <w:tcW w:type="dxa" w:w="2270"/>
+            <w:tcW w:type="dxa" w:w="2431"/>
             <w:tcBorders>
               <w:top w:val="single" w:color="C9C9C9" w:sz="2"/>
               <w:left w:val="single" w:color="C9C9C9" w:sz="2"/>
@@ -2113,7 +2039,7 @@
         </w:tc>
         <w:tc>
           <w:tcPr>
-            <w:tcW w:type="dxa" w:w="2271"/>
+            <w:tcW w:type="dxa" w:w="2432"/>
             <w:tcBorders>
               <w:top w:val="single" w:color="C9C9C9" w:sz="2"/>
               <w:left w:val="single" w:color="C9C9C9" w:sz="2"/>
@@ -2149,7 +2075,7 @@
       <w:tr>
         <w:tc>
           <w:tcPr>
-            <w:tcW w:type="dxa" w:w="1495"/>
+            <w:tcW w:type="dxa" w:w="1012"/>
             <w:tcBorders>
               <w:top w:val="single" w:color="C9C9C9" w:sz="2"/>
               <w:left w:val="single" w:color="C9C9C9" w:sz="2"/>
@@ -2184,7 +2110,7 @@
         </w:tc>
         <w:tc>
           <w:tcPr>
-            <w:tcW w:type="dxa" w:w="2270"/>
+            <w:tcW w:type="dxa" w:w="2431"/>
             <w:tcBorders>
               <w:top w:val="single" w:color="C9C9C9" w:sz="2"/>
               <w:left w:val="single" w:color="C9C9C9" w:sz="2"/>
@@ -2219,7 +2145,7 @@
         </w:tc>
         <w:tc>
           <w:tcPr>
-            <w:tcW w:type="dxa" w:w="2270"/>
+            <w:tcW w:type="dxa" w:w="2431"/>
             <w:tcBorders>
               <w:top w:val="single" w:color="C9C9C9" w:sz="2"/>
               <w:left w:val="single" w:color="C9C9C9" w:sz="2"/>
@@ -2254,7 +2180,7 @@
         </w:tc>
         <w:tc>
           <w:tcPr>
-            <w:tcW w:type="dxa" w:w="2271"/>
+            <w:tcW w:type="dxa" w:w="2432"/>
             <w:tcBorders>
               <w:top w:val="single" w:color="C9C9C9" w:sz="2"/>
               <w:left w:val="single" w:color="C9C9C9" w:sz="2"/>
@@ -2400,7 +2326,7 @@
                     </pic:cNvPicPr>
                   </pic:nvPicPr>
                   <pic:blipFill>
-                    <a:blip r:embed="rId11" cstate="none"/>
+                    <a:blip r:embed="rId12" cstate="none"/>
                     <a:srcRect/>
                     <a:stretch>
                       <a:fillRect/>
@@ -2527,10 +2453,10 @@
         <w:tblLayout w:type="fixed"/>
       </w:tblPr>
       <w:tblGrid>
-        <w:gridCol w:w="620"/>
-        <w:gridCol w:w="2562"/>
-        <w:gridCol w:w="2562"/>
-        <w:gridCol w:w="2562"/>
+        <w:gridCol w:w="560"/>
+        <w:gridCol w:w="4344"/>
+        <w:gridCol w:w="2427"/>
+        <w:gridCol w:w="975"/>
       </w:tblGrid>
       <w:tr>
         <w:trPr>
@@ -2538,7 +2464,7 @@
         </w:trPr>
         <w:tc>
           <w:tcPr>
-            <w:tcW w:type="dxa" w:w="620"/>
+            <w:tcW w:type="dxa" w:w="560"/>
             <w:tcBorders>
               <w:top w:val="single" w:color="C9C9C9" w:sz="2"/>
               <w:left w:val="single" w:color="C9C9C9" w:sz="2"/>
@@ -2573,7 +2499,7 @@
         </w:tc>
         <w:tc>
           <w:tcPr>
-            <w:tcW w:type="dxa" w:w="2562"/>
+            <w:tcW w:type="dxa" w:w="4344"/>
             <w:tcBorders>
               <w:top w:val="single" w:color="C9C9C9" w:sz="2"/>
               <w:left w:val="single" w:color="C9C9C9" w:sz="2"/>
@@ -2608,7 +2534,7 @@
         </w:tc>
         <w:tc>
           <w:tcPr>
-            <w:tcW w:type="dxa" w:w="2562"/>
+            <w:tcW w:type="dxa" w:w="2427"/>
             <w:tcBorders>
               <w:top w:val="single" w:color="C9C9C9" w:sz="2"/>
               <w:left w:val="single" w:color="C9C9C9" w:sz="2"/>
@@ -2643,7 +2569,7 @@
         </w:tc>
         <w:tc>
           <w:tcPr>
-            <w:tcW w:type="dxa" w:w="2562"/>
+            <w:tcW w:type="dxa" w:w="975"/>
             <w:tcBorders>
               <w:top w:val="single" w:color="C9C9C9" w:sz="2"/>
               <w:left w:val="single" w:color="C9C9C9" w:sz="2"/>
@@ -2680,7 +2606,7 @@
       <w:tr>
         <w:tc>
           <w:tcPr>
-            <w:tcW w:type="dxa" w:w="620"/>
+            <w:tcW w:type="dxa" w:w="560"/>
             <w:tcBorders>
               <w:top w:val="single" w:color="C9C9C9" w:sz="2"/>
               <w:left w:val="single" w:color="C9C9C9" w:sz="2"/>
@@ -2715,7 +2641,7 @@
         </w:tc>
         <w:tc>
           <w:tcPr>
-            <w:tcW w:type="dxa" w:w="2562"/>
+            <w:tcW w:type="dxa" w:w="4344"/>
             <w:tcBorders>
               <w:top w:val="single" w:color="C9C9C9" w:sz="2"/>
               <w:left w:val="single" w:color="C9C9C9" w:sz="2"/>
@@ -2750,7 +2676,7 @@
         </w:tc>
         <w:tc>
           <w:tcPr>
-            <w:tcW w:type="dxa" w:w="2562"/>
+            <w:tcW w:type="dxa" w:w="2427"/>
             <w:tcBorders>
               <w:top w:val="single" w:color="C9C9C9" w:sz="2"/>
               <w:left w:val="single" w:color="C9C9C9" w:sz="2"/>
@@ -2785,7 +2711,7 @@
         </w:tc>
         <w:tc>
           <w:tcPr>
-            <w:tcW w:type="dxa" w:w="2562"/>
+            <w:tcW w:type="dxa" w:w="975"/>
             <w:tcBorders>
               <w:top w:val="single" w:color="C9C9C9" w:sz="2"/>
               <w:left w:val="single" w:color="C9C9C9" w:sz="2"/>
@@ -2857,8 +2783,8 @@
       </w:r>
     </w:p>
     <w:sectPr>
-      <w:headerReference w:type="default" r:id="rId7"/>
-      <w:footerReference w:type="default" r:id="rId8"/>
+      <w:headerReference w:type="default" r:id="rId8"/>
+      <w:footerReference w:type="default" r:id="rId9"/>
       <w:type w:val="nextPage"/>
       <w:pgSz w:w="11906" w:h="16838" w:orient="portrait"/>
       <w:pgMar w:top="1440" w:right="1800" w:bottom="1440" w:left="1800" w:header="708" w:footer="708" w:gutter="0"/>
@@ -2911,6 +2837,86 @@
 </file>
 
 <file path=word/footer1.xml><?xml version="1.0" encoding="utf-8"?>
+<w:ftr xmlns:wpc="http://schemas.microsoft.com/office/word/2010/wordprocessingCanvas" xmlns:mc="http://schemas.openxmlformats.org/markup-compatibility/2006" xmlns:o="urn:schemas-microsoft-com:office:office" xmlns:r="http://schemas.openxmlformats.org/officeDocument/2006/relationships" xmlns:m="http://schemas.openxmlformats.org/officeDocument/2006/math" xmlns:v="urn:schemas-microsoft-com:vml" xmlns:wp14="http://schemas.microsoft.com/office/word/2010/wordprocessingDrawing" xmlns:wp="http://schemas.openxmlformats.org/drawingml/2006/wordprocessingDrawing" xmlns:w10="urn:schemas-microsoft-com:office:word" xmlns:w="http://schemas.openxmlformats.org/wordprocessingml/2006/main" xmlns:w14="http://schemas.microsoft.com/office/word/2010/wordml" xmlns:w15="http://schemas.microsoft.com/office/word/2012/wordml" xmlns:wpg="http://schemas.microsoft.com/office/word/2010/wordprocessingGroup" xmlns:wpi="http://schemas.microsoft.com/office/word/2010/wordprocessingInk" xmlns:wne="http://schemas.microsoft.com/office/word/2006/wordml" xmlns:wps="http://schemas.microsoft.com/office/word/2010/wordprocessingShape">
+  <w:p>
+    <w:pPr>
+      <w:spacing w:after="60"/>
+      <w:jc w:val="center"/>
+    </w:pPr>
+    <w:r>
+      <w:rPr>
+        <w:rFonts w:ascii="宋体" w:cs="宋体" w:eastAsia="宋体" w:hAnsi="宋体"/>
+        <w:color w:val="333333"/>
+        <w:sz w:val="21"/>
+        <w:szCs w:val="21"/>
+      </w:rPr>
+      <w:t xml:space="preserve">报告人：（演示）</w:t>
+    </w:r>
+  </w:p>
+  <w:p>
+    <w:pPr>
+      <w:spacing w:after="60"/>
+      <w:jc w:val="center"/>
+    </w:pPr>
+    <w:r>
+      <w:rPr>
+        <w:rFonts w:ascii="宋体" w:cs="宋体" w:eastAsia="宋体" w:hAnsi="宋体"/>
+        <w:color w:val="333333"/>
+        <w:sz w:val="21"/>
+        <w:szCs w:val="21"/>
+      </w:rPr>
+      <w:t xml:space="preserve">报告日期：2026年6月9日</w:t>
+    </w:r>
+  </w:p>
+  <w:p>
+    <w:pPr>
+      <w:spacing w:after="60"/>
+      <w:jc w:val="center"/>
+    </w:pPr>
+    <w:r>
+      <w:rPr>
+        <w:rFonts w:ascii="宋体" w:cs="宋体" w:eastAsia="宋体" w:hAnsi="宋体"/>
+        <w:color w:val="333333"/>
+        <w:sz w:val="21"/>
+        <w:szCs w:val="21"/>
+      </w:rPr>
+      <w:t xml:space="preserve">检索法院：上海金融法院、北京金融法院、上海市高级人民法院</w:t>
+    </w:r>
+  </w:p>
+  <w:p>
+    <w:pPr>
+      <w:spacing w:after="60"/>
+      <w:jc w:val="center"/>
+    </w:pPr>
+    <w:r>
+      <w:rPr>
+        <w:rFonts w:ascii="宋体" w:cs="宋体" w:eastAsia="宋体" w:hAnsi="宋体"/>
+        <w:color w:val="333333"/>
+        <w:sz w:val="21"/>
+        <w:szCs w:val="21"/>
+      </w:rPr>
+      <w:t xml:space="preserve">分析样本：核心判决 7 件，覆盖 7 起虚假陈述事件（另平行判决留痕、典型案例附录）</w:t>
+    </w:r>
+  </w:p>
+  <w:p>
+    <w:pPr>
+      <w:spacing w:after="60"/>
+      <w:jc w:val="center"/>
+    </w:pPr>
+    <w:r>
+      <w:rPr>
+        <w:rFonts w:ascii="宋体" w:cs="宋体" w:eastAsia="宋体" w:hAnsi="宋体"/>
+        <w:color w:val="333333"/>
+        <w:sz w:val="21"/>
+        <w:szCs w:val="21"/>
+      </w:rPr>
+      <w:t xml:space="preserve">数据性质：合成演示数据（虚构案号/当事人，详见 examples/DISCLAIMER.md）</w:t>
+    </w:r>
+  </w:p>
+</w:ftr>
+</file>
+
+<file path=word/footer2.xml><?xml version="1.0" encoding="utf-8"?>
 <w:ftr xmlns:wpc="http://schemas.microsoft.com/office/word/2010/wordprocessingCanvas" xmlns:mc="http://schemas.openxmlformats.org/markup-compatibility/2006" xmlns:o="urn:schemas-microsoft-com:office:office" xmlns:r="http://schemas.openxmlformats.org/officeDocument/2006/relationships" xmlns:m="http://schemas.openxmlformats.org/officeDocument/2006/math" xmlns:v="urn:schemas-microsoft-com:vml" xmlns:wp14="http://schemas.microsoft.com/office/word/2010/wordprocessingDrawing" xmlns:wp="http://schemas.openxmlformats.org/drawingml/2006/wordprocessingDrawing" xmlns:w10="urn:schemas-microsoft-com:office:word" xmlns:w="http://schemas.openxmlformats.org/wordprocessingml/2006/main" xmlns:w14="http://schemas.microsoft.com/office/word/2010/wordml" xmlns:w15="http://schemas.microsoft.com/office/word/2012/wordml" xmlns:wpg="http://schemas.microsoft.com/office/word/2010/wordprocessingGroup" xmlns:wpi="http://schemas.microsoft.com/office/word/2010/wordprocessingInk" xmlns:wne="http://schemas.microsoft.com/office/word/2006/wordml" xmlns:wps="http://schemas.microsoft.com/office/word/2010/wordprocessingShape">
   <w:p>
     <w:pPr>

--- a/examples/demo_证券虚假陈述集团诉讼/output/证券虚假陈述案件-类案检索报告-20260609.docx
+++ b/examples/demo_证券虚假陈述集团诉讼/output/证券虚假陈述案件-类案检索报告-20260609.docx
@@ -12,7 +12,7 @@
       </w:pPr>
       <w:r>
         <w:rPr>
-          <w:rFonts w:ascii="黑体" w:cs="黑体" w:eastAsia="黑体" w:hAnsi="黑体"/>
+          <w:rFonts w:ascii="Times New Roman" w:eastAsia="黑体" w:hAnsi="Times New Roman"/>
           <w:b/>
           <w:bCs/>
           <w:color w:val="1F3864"/>
@@ -29,7 +29,7 @@
       </w:pPr>
       <w:r>
         <w:rPr>
-          <w:rFonts w:ascii="黑体" w:cs="黑体" w:eastAsia="黑体" w:hAnsi="黑体"/>
+          <w:rFonts w:ascii="Times New Roman" w:eastAsia="黑体" w:hAnsi="Times New Roman"/>
           <w:b/>
           <w:bCs/>
           <w:color w:val="1F1F1F"/>
@@ -46,7 +46,7 @@
       </w:pPr>
       <w:r>
         <w:rPr>
-          <w:rFonts w:ascii="黑体" w:cs="黑体" w:eastAsia="黑体" w:hAnsi="黑体"/>
+          <w:rFonts w:ascii="Times New Roman" w:eastAsia="黑体" w:hAnsi="Times New Roman"/>
           <w:color w:val="595959"/>
           <w:sz w:val="28"/>
           <w:szCs w:val="28"/>
@@ -64,7 +64,7 @@
       </w:pPr>
       <w:r>
         <w:rPr>
-          <w:rFonts w:ascii="黑体" w:cs="黑体" w:eastAsia="黑体" w:hAnsi="黑体"/>
+          <w:rFonts w:ascii="Times New Roman" w:eastAsia="黑体" w:hAnsi="Times New Roman"/>
           <w:b/>
           <w:bCs/>
           <w:color w:val="1F3864"/>
@@ -94,7 +94,7 @@
       </w:pPr>
       <w:r>
         <w:rPr>
-          <w:rFonts w:ascii="黑体" w:cs="黑体" w:eastAsia="黑体" w:hAnsi="黑体"/>
+          <w:rFonts w:ascii="Times New Roman" w:eastAsia="黑体" w:hAnsi="Times New Roman"/>
           <w:b/>
           <w:bCs/>
           <w:sz w:val="32"/>
@@ -137,7 +137,7 @@
       </w:pPr>
       <w:r>
         <w:rPr>
-          <w:rFonts w:ascii="黑体" w:cs="黑体" w:eastAsia="黑体" w:hAnsi="黑体"/>
+          <w:rFonts w:ascii="Times New Roman" w:eastAsia="黑体" w:hAnsi="Times New Roman"/>
           <w:b/>
           <w:bCs/>
           <w:color w:val="000000"/>
@@ -155,7 +155,7 @@
       </w:pPr>
       <w:r>
         <w:rPr>
-          <w:rFonts w:ascii="宋体" w:cs="宋体" w:eastAsia="宋体" w:hAnsi="宋体"/>
+          <w:rFonts w:ascii="Times New Roman" w:eastAsia="宋体" w:hAnsi="Times New Roman"/>
           <w:b w:val="false"/>
           <w:bCs w:val="false"/>
           <w:i w:val="false"/>
@@ -177,7 +177,7 @@
       </w:pPr>
       <w:r>
         <w:rPr>
-          <w:rFonts w:ascii="宋体" w:cs="宋体" w:eastAsia="宋体" w:hAnsi="宋体"/>
+          <w:rFonts w:ascii="Times New Roman" w:eastAsia="宋体" w:hAnsi="Times New Roman"/>
           <w:b/>
           <w:bCs/>
           <w:i w:val="false"/>
@@ -189,7 +189,7 @@
       </w:r>
       <w:r>
         <w:rPr>
-          <w:rFonts w:ascii="宋体" w:cs="宋体" w:eastAsia="宋体" w:hAnsi="宋体"/>
+          <w:rFonts w:ascii="Times New Roman" w:eastAsia="宋体" w:hAnsi="Times New Roman"/>
           <w:b w:val="false"/>
           <w:bCs w:val="false"/>
           <w:i w:val="false"/>
@@ -211,7 +211,7 @@
       </w:pPr>
       <w:r>
         <w:rPr>
-          <w:rFonts w:ascii="宋体" w:cs="宋体" w:eastAsia="宋体" w:hAnsi="宋体"/>
+          <w:rFonts w:ascii="Times New Roman" w:eastAsia="宋体" w:hAnsi="Times New Roman"/>
           <w:b/>
           <w:bCs/>
           <w:i w:val="false"/>
@@ -223,7 +223,7 @@
       </w:r>
       <w:r>
         <w:rPr>
-          <w:rFonts w:ascii="宋体" w:cs="宋体" w:eastAsia="宋体" w:hAnsi="宋体"/>
+          <w:rFonts w:ascii="Times New Roman" w:eastAsia="宋体" w:hAnsi="Times New Roman"/>
           <w:b w:val="false"/>
           <w:bCs w:val="false"/>
           <w:i w:val="false"/>
@@ -245,7 +245,7 @@
       </w:pPr>
       <w:r>
         <w:rPr>
-          <w:rFonts w:ascii="宋体" w:cs="宋体" w:eastAsia="宋体" w:hAnsi="宋体"/>
+          <w:rFonts w:ascii="Times New Roman" w:eastAsia="宋体" w:hAnsi="Times New Roman"/>
           <w:b/>
           <w:bCs/>
           <w:i w:val="false"/>
@@ -257,7 +257,7 @@
       </w:r>
       <w:r>
         <w:rPr>
-          <w:rFonts w:ascii="宋体" w:cs="宋体" w:eastAsia="宋体" w:hAnsi="宋体"/>
+          <w:rFonts w:ascii="Times New Roman" w:eastAsia="宋体" w:hAnsi="Times New Roman"/>
           <w:b w:val="false"/>
           <w:bCs w:val="false"/>
           <w:i w:val="false"/>
@@ -279,7 +279,7 @@
       </w:pPr>
       <w:r>
         <w:rPr>
-          <w:rFonts w:ascii="宋体" w:cs="宋体" w:eastAsia="宋体" w:hAnsi="宋体"/>
+          <w:rFonts w:ascii="Times New Roman" w:eastAsia="宋体" w:hAnsi="Times New Roman"/>
           <w:b/>
           <w:bCs/>
           <w:i w:val="false"/>
@@ -291,7 +291,7 @@
       </w:r>
       <w:r>
         <w:rPr>
-          <w:rFonts w:ascii="宋体" w:cs="宋体" w:eastAsia="宋体" w:hAnsi="宋体"/>
+          <w:rFonts w:ascii="Times New Roman" w:eastAsia="宋体" w:hAnsi="Times New Roman"/>
           <w:b w:val="false"/>
           <w:bCs w:val="false"/>
           <w:i w:val="false"/>
@@ -313,7 +313,7 @@
       </w:pPr>
       <w:r>
         <w:rPr>
-          <w:rFonts w:ascii="宋体" w:cs="宋体" w:eastAsia="宋体" w:hAnsi="宋体"/>
+          <w:rFonts w:ascii="Times New Roman" w:eastAsia="宋体" w:hAnsi="Times New Roman"/>
           <w:b/>
           <w:bCs/>
           <w:i w:val="false"/>
@@ -325,7 +325,7 @@
       </w:r>
       <w:r>
         <w:rPr>
-          <w:rFonts w:ascii="宋体" w:cs="宋体" w:eastAsia="宋体" w:hAnsi="宋体"/>
+          <w:rFonts w:ascii="Times New Roman" w:eastAsia="宋体" w:hAnsi="Times New Roman"/>
           <w:b w:val="false"/>
           <w:bCs w:val="false"/>
           <w:i w:val="false"/>
@@ -389,7 +389,7 @@
       </w:pPr>
       <w:r>
         <w:rPr>
-          <w:rFonts w:ascii="宋体" w:cs="宋体" w:eastAsia="宋体" w:hAnsi="宋体"/>
+          <w:rFonts w:ascii="Times New Roman" w:eastAsia="宋体" w:hAnsi="Times New Roman"/>
           <w:color w:val="595959"/>
           <w:sz w:val="18"/>
           <w:szCs w:val="18"/>
@@ -407,7 +407,7 @@
       </w:pPr>
       <w:r>
         <w:rPr>
-          <w:rFonts w:ascii="黑体" w:cs="黑体" w:eastAsia="黑体" w:hAnsi="黑体"/>
+          <w:rFonts w:ascii="Times New Roman" w:eastAsia="黑体" w:hAnsi="Times New Roman"/>
           <w:b/>
           <w:bCs/>
           <w:color w:val="000000"/>
@@ -424,7 +424,7 @@
       </w:pPr>
       <w:r>
         <w:rPr>
-          <w:rFonts w:ascii="黑体" w:cs="黑体" w:eastAsia="黑体" w:hAnsi="黑体"/>
+          <w:rFonts w:ascii="Times New Roman" w:eastAsia="黑体" w:hAnsi="Times New Roman"/>
           <w:b/>
           <w:bCs/>
           <w:color w:val="000000"/>
@@ -442,7 +442,7 @@
       </w:pPr>
       <w:r>
         <w:rPr>
-          <w:rFonts w:ascii="宋体" w:cs="宋体" w:eastAsia="宋体" w:hAnsi="宋体"/>
+          <w:rFonts w:ascii="Times New Roman" w:eastAsia="宋体" w:hAnsi="Times New Roman"/>
           <w:b w:val="false"/>
           <w:bCs w:val="false"/>
           <w:i w:val="false"/>
@@ -460,7 +460,7 @@
       </w:pPr>
       <w:r>
         <w:rPr>
-          <w:rFonts w:ascii="黑体" w:cs="黑体" w:eastAsia="黑体" w:hAnsi="黑体"/>
+          <w:rFonts w:ascii="Times New Roman" w:eastAsia="黑体" w:hAnsi="Times New Roman"/>
           <w:b/>
           <w:bCs/>
           <w:color w:val="000000"/>
@@ -478,7 +478,7 @@
       </w:pPr>
       <w:r>
         <w:rPr>
-          <w:rFonts w:ascii="宋体" w:cs="宋体" w:eastAsia="宋体" w:hAnsi="宋体"/>
+          <w:rFonts w:ascii="Times New Roman" w:eastAsia="宋体" w:hAnsi="Times New Roman"/>
           <w:b w:val="false"/>
           <w:bCs w:val="false"/>
           <w:i w:val="false"/>
@@ -499,7 +499,7 @@
       </w:pPr>
       <w:r>
         <w:rPr>
-          <w:rFonts w:ascii="黑体" w:cs="黑体" w:eastAsia="黑体" w:hAnsi="黑体"/>
+          <w:rFonts w:ascii="Times New Roman" w:eastAsia="黑体" w:hAnsi="Times New Roman"/>
           <w:b/>
           <w:bCs/>
           <w:color w:val="000000"/>
@@ -562,7 +562,7 @@
       </w:pPr>
       <w:r>
         <w:rPr>
-          <w:rFonts w:ascii="宋体" w:cs="宋体" w:eastAsia="宋体" w:hAnsi="宋体"/>
+          <w:rFonts w:ascii="Times New Roman" w:eastAsia="宋体" w:hAnsi="Times New Roman"/>
           <w:color w:val="595959"/>
           <w:sz w:val="18"/>
           <w:szCs w:val="18"/>
@@ -577,7 +577,7 @@
       </w:pPr>
       <w:r>
         <w:rPr>
-          <w:rFonts w:ascii="黑体" w:cs="黑体" w:eastAsia="黑体" w:hAnsi="黑体"/>
+          <w:rFonts w:ascii="Times New Roman" w:eastAsia="黑体" w:hAnsi="Times New Roman"/>
           <w:b/>
           <w:bCs/>
           <w:color w:val="000000"/>
@@ -595,7 +595,7 @@
       </w:pPr>
       <w:r>
         <w:rPr>
-          <w:rFonts w:ascii="宋体" w:cs="宋体" w:eastAsia="宋体" w:hAnsi="宋体"/>
+          <w:rFonts w:ascii="Times New Roman" w:eastAsia="宋体" w:hAnsi="Times New Roman"/>
           <w:b/>
           <w:bCs/>
           <w:i w:val="false"/>
@@ -607,7 +607,7 @@
       </w:r>
       <w:r>
         <w:rPr>
-          <w:rFonts w:ascii="宋体" w:cs="宋体" w:eastAsia="宋体" w:hAnsi="宋体"/>
+          <w:rFonts w:ascii="Times New Roman" w:eastAsia="宋体" w:hAnsi="Times New Roman"/>
           <w:b w:val="false"/>
           <w:bCs w:val="false"/>
           <w:i w:val="false"/>
@@ -626,7 +626,7 @@
       </w:pPr>
       <w:r>
         <w:rPr>
-          <w:rFonts w:ascii="宋体" w:cs="宋体" w:eastAsia="宋体" w:hAnsi="宋体"/>
+          <w:rFonts w:ascii="Times New Roman" w:eastAsia="宋体" w:hAnsi="Times New Roman"/>
           <w:b/>
           <w:bCs/>
           <w:i w:val="false"/>
@@ -638,7 +638,7 @@
       </w:r>
       <w:r>
         <w:rPr>
-          <w:rFonts w:ascii="宋体" w:cs="宋体" w:eastAsia="宋体" w:hAnsi="宋体"/>
+          <w:rFonts w:ascii="Times New Roman" w:eastAsia="宋体" w:hAnsi="Times New Roman"/>
           <w:b w:val="false"/>
           <w:bCs w:val="false"/>
           <w:i w:val="false"/>
@@ -657,7 +657,7 @@
       </w:pPr>
       <w:r>
         <w:rPr>
-          <w:rFonts w:ascii="宋体" w:cs="宋体" w:eastAsia="宋体" w:hAnsi="宋体"/>
+          <w:rFonts w:ascii="Times New Roman" w:eastAsia="宋体" w:hAnsi="Times New Roman"/>
           <w:b/>
           <w:bCs/>
           <w:i w:val="false"/>
@@ -669,7 +669,7 @@
       </w:r>
       <w:r>
         <w:rPr>
-          <w:rFonts w:ascii="宋体" w:cs="宋体" w:eastAsia="宋体" w:hAnsi="宋体"/>
+          <w:rFonts w:ascii="Times New Roman" w:eastAsia="宋体" w:hAnsi="Times New Roman"/>
           <w:b w:val="false"/>
           <w:bCs w:val="false"/>
           <w:i w:val="false"/>
@@ -688,7 +688,7 @@
       </w:pPr>
       <w:r>
         <w:rPr>
-          <w:rFonts w:ascii="宋体" w:cs="宋体" w:eastAsia="宋体" w:hAnsi="宋体"/>
+          <w:rFonts w:ascii="Times New Roman" w:eastAsia="宋体" w:hAnsi="Times New Roman"/>
           <w:b/>
           <w:bCs/>
           <w:i w:val="false"/>
@@ -700,7 +700,7 @@
       </w:r>
       <w:r>
         <w:rPr>
-          <w:rFonts w:ascii="宋体" w:cs="宋体" w:eastAsia="宋体" w:hAnsi="宋体"/>
+          <w:rFonts w:ascii="Times New Roman" w:eastAsia="宋体" w:hAnsi="Times New Roman"/>
           <w:b w:val="false"/>
           <w:bCs w:val="false"/>
           <w:i w:val="false"/>
@@ -718,7 +718,7 @@
       </w:pPr>
       <w:r>
         <w:rPr>
-          <w:rFonts w:ascii="黑体" w:cs="黑体" w:eastAsia="黑体" w:hAnsi="黑体"/>
+          <w:rFonts w:ascii="Times New Roman" w:eastAsia="黑体" w:hAnsi="Times New Roman"/>
           <w:b/>
           <w:bCs/>
           <w:color w:val="000000"/>
@@ -736,7 +736,7 @@
       </w:pPr>
       <w:r>
         <w:rPr>
-          <w:rFonts w:ascii="宋体" w:cs="宋体" w:eastAsia="宋体" w:hAnsi="宋体"/>
+          <w:rFonts w:ascii="Times New Roman" w:eastAsia="宋体" w:hAnsi="Times New Roman"/>
           <w:b/>
           <w:bCs/>
           <w:i w:val="false"/>
@@ -748,7 +748,7 @@
       </w:r>
       <w:r>
         <w:rPr>
-          <w:rFonts w:ascii="宋体" w:cs="宋体" w:eastAsia="宋体" w:hAnsi="宋体"/>
+          <w:rFonts w:ascii="Times New Roman" w:eastAsia="宋体" w:hAnsi="Times New Roman"/>
           <w:b w:val="false"/>
           <w:bCs w:val="false"/>
           <w:i w:val="false"/>
@@ -767,7 +767,7 @@
       </w:pPr>
       <w:r>
         <w:rPr>
-          <w:rFonts w:ascii="宋体" w:cs="宋体" w:eastAsia="宋体" w:hAnsi="宋体"/>
+          <w:rFonts w:ascii="Times New Roman" w:eastAsia="宋体" w:hAnsi="Times New Roman"/>
           <w:b/>
           <w:bCs/>
           <w:i w:val="false"/>
@@ -779,7 +779,7 @@
       </w:r>
       <w:r>
         <w:rPr>
-          <w:rFonts w:ascii="宋体" w:cs="宋体" w:eastAsia="宋体" w:hAnsi="宋体"/>
+          <w:rFonts w:ascii="Times New Roman" w:eastAsia="宋体" w:hAnsi="Times New Roman"/>
           <w:b w:val="false"/>
           <w:bCs w:val="false"/>
           <w:i w:val="false"/>
@@ -798,7 +798,7 @@
       </w:pPr>
       <w:r>
         <w:rPr>
-          <w:rFonts w:ascii="宋体" w:cs="宋体" w:eastAsia="宋体" w:hAnsi="宋体"/>
+          <w:rFonts w:ascii="Times New Roman" w:eastAsia="宋体" w:hAnsi="Times New Roman"/>
           <w:b/>
           <w:bCs/>
           <w:i w:val="false"/>
@@ -810,7 +810,7 @@
       </w:r>
       <w:r>
         <w:rPr>
-          <w:rFonts w:ascii="宋体" w:cs="宋体" w:eastAsia="宋体" w:hAnsi="宋体"/>
+          <w:rFonts w:ascii="Times New Roman" w:eastAsia="宋体" w:hAnsi="Times New Roman"/>
           <w:b w:val="false"/>
           <w:bCs w:val="false"/>
           <w:i w:val="false"/>
@@ -829,7 +829,7 @@
       </w:pPr>
       <w:r>
         <w:rPr>
-          <w:rFonts w:ascii="宋体" w:cs="宋体" w:eastAsia="宋体" w:hAnsi="宋体"/>
+          <w:rFonts w:ascii="Times New Roman" w:eastAsia="宋体" w:hAnsi="Times New Roman"/>
           <w:b/>
           <w:bCs/>
           <w:i w:val="false"/>
@@ -841,7 +841,7 @@
       </w:r>
       <w:r>
         <w:rPr>
-          <w:rFonts w:ascii="宋体" w:cs="宋体" w:eastAsia="宋体" w:hAnsi="宋体"/>
+          <w:rFonts w:ascii="Times New Roman" w:eastAsia="宋体" w:hAnsi="Times New Roman"/>
           <w:b w:val="false"/>
           <w:bCs w:val="false"/>
           <w:i w:val="false"/>
@@ -859,7 +859,7 @@
       </w:pPr>
       <w:r>
         <w:rPr>
-          <w:rFonts w:ascii="黑体" w:cs="黑体" w:eastAsia="黑体" w:hAnsi="黑体"/>
+          <w:rFonts w:ascii="Times New Roman" w:eastAsia="黑体" w:hAnsi="Times New Roman"/>
           <w:b/>
           <w:bCs/>
           <w:color w:val="000000"/>
@@ -877,7 +877,7 @@
       </w:pPr>
       <w:r>
         <w:rPr>
-          <w:rFonts w:ascii="宋体" w:cs="宋体" w:eastAsia="宋体" w:hAnsi="宋体"/>
+          <w:rFonts w:ascii="Times New Roman" w:eastAsia="宋体" w:hAnsi="Times New Roman"/>
           <w:b/>
           <w:bCs/>
           <w:i w:val="false"/>
@@ -889,7 +889,7 @@
       </w:r>
       <w:r>
         <w:rPr>
-          <w:rFonts w:ascii="宋体" w:cs="宋体" w:eastAsia="宋体" w:hAnsi="宋体"/>
+          <w:rFonts w:ascii="Times New Roman" w:eastAsia="宋体" w:hAnsi="Times New Roman"/>
           <w:b w:val="false"/>
           <w:bCs w:val="false"/>
           <w:i w:val="false"/>
@@ -908,7 +908,7 @@
       </w:pPr>
       <w:r>
         <w:rPr>
-          <w:rFonts w:ascii="宋体" w:cs="宋体" w:eastAsia="宋体" w:hAnsi="宋体"/>
+          <w:rFonts w:ascii="Times New Roman" w:eastAsia="宋体" w:hAnsi="Times New Roman"/>
           <w:b/>
           <w:bCs/>
           <w:i w:val="false"/>
@@ -920,7 +920,7 @@
       </w:r>
       <w:r>
         <w:rPr>
-          <w:rFonts w:ascii="宋体" w:cs="宋体" w:eastAsia="宋体" w:hAnsi="宋体"/>
+          <w:rFonts w:ascii="Times New Roman" w:eastAsia="宋体" w:hAnsi="Times New Roman"/>
           <w:b w:val="false"/>
           <w:bCs w:val="false"/>
           <w:i w:val="false"/>
@@ -939,7 +939,7 @@
       </w:pPr>
       <w:r>
         <w:rPr>
-          <w:rFonts w:ascii="宋体" w:cs="宋体" w:eastAsia="宋体" w:hAnsi="宋体"/>
+          <w:rFonts w:ascii="Times New Roman" w:eastAsia="宋体" w:hAnsi="Times New Roman"/>
           <w:b/>
           <w:bCs/>
           <w:i w:val="false"/>
@@ -951,7 +951,7 @@
       </w:r>
       <w:r>
         <w:rPr>
-          <w:rFonts w:ascii="宋体" w:cs="宋体" w:eastAsia="宋体" w:hAnsi="宋体"/>
+          <w:rFonts w:ascii="Times New Roman" w:eastAsia="宋体" w:hAnsi="Times New Roman"/>
           <w:b w:val="false"/>
           <w:bCs w:val="false"/>
           <w:i w:val="false"/>
@@ -970,7 +970,7 @@
       </w:pPr>
       <w:r>
         <w:rPr>
-          <w:rFonts w:ascii="宋体" w:cs="宋体" w:eastAsia="宋体" w:hAnsi="宋体"/>
+          <w:rFonts w:ascii="Times New Roman" w:eastAsia="宋体" w:hAnsi="Times New Roman"/>
           <w:b/>
           <w:bCs/>
           <w:i w:val="false"/>
@@ -982,7 +982,7 @@
       </w:r>
       <w:r>
         <w:rPr>
-          <w:rFonts w:ascii="宋体" w:cs="宋体" w:eastAsia="宋体" w:hAnsi="宋体"/>
+          <w:rFonts w:ascii="Times New Roman" w:eastAsia="宋体" w:hAnsi="Times New Roman"/>
           <w:b w:val="false"/>
           <w:bCs w:val="false"/>
           <w:i w:val="false"/>
@@ -1000,7 +1000,7 @@
       </w:pPr>
       <w:r>
         <w:rPr>
-          <w:rFonts w:ascii="黑体" w:cs="黑体" w:eastAsia="黑体" w:hAnsi="黑体"/>
+          <w:rFonts w:ascii="Times New Roman" w:eastAsia="黑体" w:hAnsi="Times New Roman"/>
           <w:b/>
           <w:bCs/>
           <w:color w:val="000000"/>
@@ -1018,7 +1018,7 @@
       </w:pPr>
       <w:r>
         <w:rPr>
-          <w:rFonts w:ascii="宋体" w:cs="宋体" w:eastAsia="宋体" w:hAnsi="宋体"/>
+          <w:rFonts w:ascii="Times New Roman" w:eastAsia="宋体" w:hAnsi="Times New Roman"/>
           <w:b/>
           <w:bCs/>
           <w:i w:val="false"/>
@@ -1030,7 +1030,7 @@
       </w:r>
       <w:r>
         <w:rPr>
-          <w:rFonts w:ascii="宋体" w:cs="宋体" w:eastAsia="宋体" w:hAnsi="宋体"/>
+          <w:rFonts w:ascii="Times New Roman" w:eastAsia="宋体" w:hAnsi="Times New Roman"/>
           <w:b w:val="false"/>
           <w:bCs w:val="false"/>
           <w:i w:val="false"/>
@@ -1049,7 +1049,7 @@
       </w:pPr>
       <w:r>
         <w:rPr>
-          <w:rFonts w:ascii="宋体" w:cs="宋体" w:eastAsia="宋体" w:hAnsi="宋体"/>
+          <w:rFonts w:ascii="Times New Roman" w:eastAsia="宋体" w:hAnsi="Times New Roman"/>
           <w:b/>
           <w:bCs/>
           <w:i w:val="false"/>
@@ -1061,7 +1061,7 @@
       </w:r>
       <w:r>
         <w:rPr>
-          <w:rFonts w:ascii="宋体" w:cs="宋体" w:eastAsia="宋体" w:hAnsi="宋体"/>
+          <w:rFonts w:ascii="Times New Roman" w:eastAsia="宋体" w:hAnsi="Times New Roman"/>
           <w:b w:val="false"/>
           <w:bCs w:val="false"/>
           <w:i w:val="false"/>
@@ -1080,7 +1080,7 @@
       </w:pPr>
       <w:r>
         <w:rPr>
-          <w:rFonts w:ascii="宋体" w:cs="宋体" w:eastAsia="宋体" w:hAnsi="宋体"/>
+          <w:rFonts w:ascii="Times New Roman" w:eastAsia="宋体" w:hAnsi="Times New Roman"/>
           <w:b/>
           <w:bCs/>
           <w:i w:val="false"/>
@@ -1092,7 +1092,7 @@
       </w:r>
       <w:r>
         <w:rPr>
-          <w:rFonts w:ascii="宋体" w:cs="宋体" w:eastAsia="宋体" w:hAnsi="宋体"/>
+          <w:rFonts w:ascii="Times New Roman" w:eastAsia="宋体" w:hAnsi="Times New Roman"/>
           <w:b w:val="false"/>
           <w:bCs w:val="false"/>
           <w:i w:val="false"/>
@@ -1111,7 +1111,7 @@
       </w:pPr>
       <w:r>
         <w:rPr>
-          <w:rFonts w:ascii="宋体" w:cs="宋体" w:eastAsia="宋体" w:hAnsi="宋体"/>
+          <w:rFonts w:ascii="Times New Roman" w:eastAsia="宋体" w:hAnsi="Times New Roman"/>
           <w:b/>
           <w:bCs/>
           <w:i w:val="false"/>
@@ -1123,7 +1123,7 @@
       </w:r>
       <w:r>
         <w:rPr>
-          <w:rFonts w:ascii="宋体" w:cs="宋体" w:eastAsia="宋体" w:hAnsi="宋体"/>
+          <w:rFonts w:ascii="Times New Roman" w:eastAsia="宋体" w:hAnsi="Times New Roman"/>
           <w:b w:val="false"/>
           <w:bCs w:val="false"/>
           <w:i w:val="false"/>
@@ -1141,7 +1141,7 @@
       </w:pPr>
       <w:r>
         <w:rPr>
-          <w:rFonts w:ascii="黑体" w:cs="黑体" w:eastAsia="黑体" w:hAnsi="黑体"/>
+          <w:rFonts w:ascii="Times New Roman" w:eastAsia="黑体" w:hAnsi="Times New Roman"/>
           <w:b/>
           <w:bCs/>
           <w:color w:val="000000"/>
@@ -1159,7 +1159,7 @@
       </w:pPr>
       <w:r>
         <w:rPr>
-          <w:rFonts w:ascii="宋体" w:cs="宋体" w:eastAsia="宋体" w:hAnsi="宋体"/>
+          <w:rFonts w:ascii="Times New Roman" w:eastAsia="宋体" w:hAnsi="Times New Roman"/>
           <w:b/>
           <w:bCs/>
           <w:i w:val="false"/>
@@ -1171,7 +1171,7 @@
       </w:r>
       <w:r>
         <w:rPr>
-          <w:rFonts w:ascii="宋体" w:cs="宋体" w:eastAsia="宋体" w:hAnsi="宋体"/>
+          <w:rFonts w:ascii="Times New Roman" w:eastAsia="宋体" w:hAnsi="Times New Roman"/>
           <w:b w:val="false"/>
           <w:bCs w:val="false"/>
           <w:i w:val="false"/>
@@ -1190,7 +1190,7 @@
       </w:pPr>
       <w:r>
         <w:rPr>
-          <w:rFonts w:ascii="宋体" w:cs="宋体" w:eastAsia="宋体" w:hAnsi="宋体"/>
+          <w:rFonts w:ascii="Times New Roman" w:eastAsia="宋体" w:hAnsi="Times New Roman"/>
           <w:b/>
           <w:bCs/>
           <w:i w:val="false"/>
@@ -1202,7 +1202,7 @@
       </w:r>
       <w:r>
         <w:rPr>
-          <w:rFonts w:ascii="宋体" w:cs="宋体" w:eastAsia="宋体" w:hAnsi="宋体"/>
+          <w:rFonts w:ascii="Times New Roman" w:eastAsia="宋体" w:hAnsi="Times New Roman"/>
           <w:b w:val="false"/>
           <w:bCs w:val="false"/>
           <w:i w:val="false"/>
@@ -1221,7 +1221,7 @@
       </w:pPr>
       <w:r>
         <w:rPr>
-          <w:rFonts w:ascii="宋体" w:cs="宋体" w:eastAsia="宋体" w:hAnsi="宋体"/>
+          <w:rFonts w:ascii="Times New Roman" w:eastAsia="宋体" w:hAnsi="Times New Roman"/>
           <w:b/>
           <w:bCs/>
           <w:i w:val="false"/>
@@ -1233,7 +1233,7 @@
       </w:r>
       <w:r>
         <w:rPr>
-          <w:rFonts w:ascii="宋体" w:cs="宋体" w:eastAsia="宋体" w:hAnsi="宋体"/>
+          <w:rFonts w:ascii="Times New Roman" w:eastAsia="宋体" w:hAnsi="Times New Roman"/>
           <w:b w:val="false"/>
           <w:bCs w:val="false"/>
           <w:i w:val="false"/>
@@ -1252,7 +1252,7 @@
       </w:pPr>
       <w:r>
         <w:rPr>
-          <w:rFonts w:ascii="宋体" w:cs="宋体" w:eastAsia="宋体" w:hAnsi="宋体"/>
+          <w:rFonts w:ascii="Times New Roman" w:eastAsia="宋体" w:hAnsi="Times New Roman"/>
           <w:b/>
           <w:bCs/>
           <w:i w:val="false"/>
@@ -1264,7 +1264,7 @@
       </w:r>
       <w:r>
         <w:rPr>
-          <w:rFonts w:ascii="宋体" w:cs="宋体" w:eastAsia="宋体" w:hAnsi="宋体"/>
+          <w:rFonts w:ascii="Times New Roman" w:eastAsia="宋体" w:hAnsi="Times New Roman"/>
           <w:b w:val="false"/>
           <w:bCs w:val="false"/>
           <w:i w:val="false"/>
@@ -1282,7 +1282,7 @@
       </w:pPr>
       <w:r>
         <w:rPr>
-          <w:rFonts w:ascii="黑体" w:cs="黑体" w:eastAsia="黑体" w:hAnsi="黑体"/>
+          <w:rFonts w:ascii="Times New Roman" w:eastAsia="黑体" w:hAnsi="Times New Roman"/>
           <w:b/>
           <w:bCs/>
           <w:color w:val="000000"/>
@@ -1300,7 +1300,7 @@
       </w:pPr>
       <w:r>
         <w:rPr>
-          <w:rFonts w:ascii="宋体" w:cs="宋体" w:eastAsia="宋体" w:hAnsi="宋体"/>
+          <w:rFonts w:ascii="Times New Roman" w:eastAsia="宋体" w:hAnsi="Times New Roman"/>
           <w:b w:val="false"/>
           <w:bCs w:val="false"/>
           <w:i w:val="false"/>
@@ -1321,7 +1321,7 @@
       </w:pPr>
       <w:r>
         <w:rPr>
-          <w:rFonts w:ascii="黑体" w:cs="黑体" w:eastAsia="黑体" w:hAnsi="黑体"/>
+          <w:rFonts w:ascii="Times New Roman" w:eastAsia="黑体" w:hAnsi="Times New Roman"/>
           <w:b/>
           <w:bCs/>
           <w:color w:val="000000"/>
@@ -1338,7 +1338,7 @@
       </w:pPr>
       <w:r>
         <w:rPr>
-          <w:rFonts w:ascii="黑体" w:cs="黑体" w:eastAsia="黑体" w:hAnsi="黑体"/>
+          <w:rFonts w:ascii="Times New Roman" w:eastAsia="黑体" w:hAnsi="Times New Roman"/>
           <w:b/>
           <w:bCs/>
           <w:color w:val="000000"/>
@@ -1395,7 +1395,7 @@
             </w:pPr>
             <w:r>
               <w:rPr>
-                <w:rFonts w:ascii="宋体" w:cs="宋体" w:eastAsia="宋体" w:hAnsi="宋体"/>
+                <w:rFonts w:ascii="Times New Roman" w:eastAsia="宋体" w:hAnsi="Times New Roman"/>
                 <w:b/>
                 <w:bCs/>
                 <w:color w:val="FFFFFF"/>
@@ -1430,7 +1430,7 @@
             </w:pPr>
             <w:r>
               <w:rPr>
-                <w:rFonts w:ascii="宋体" w:cs="宋体" w:eastAsia="宋体" w:hAnsi="宋体"/>
+                <w:rFonts w:ascii="Times New Roman" w:eastAsia="宋体" w:hAnsi="Times New Roman"/>
                 <w:b/>
                 <w:bCs/>
                 <w:color w:val="FFFFFF"/>
@@ -1465,7 +1465,7 @@
             </w:pPr>
             <w:r>
               <w:rPr>
-                <w:rFonts w:ascii="宋体" w:cs="宋体" w:eastAsia="宋体" w:hAnsi="宋体"/>
+                <w:rFonts w:ascii="Times New Roman" w:eastAsia="宋体" w:hAnsi="Times New Roman"/>
                 <w:b/>
                 <w:bCs/>
                 <w:color w:val="FFFFFF"/>
@@ -1500,7 +1500,7 @@
             </w:pPr>
             <w:r>
               <w:rPr>
-                <w:rFonts w:ascii="宋体" w:cs="宋体" w:eastAsia="宋体" w:hAnsi="宋体"/>
+                <w:rFonts w:ascii="Times New Roman" w:eastAsia="宋体" w:hAnsi="Times New Roman"/>
                 <w:b/>
                 <w:bCs/>
                 <w:color w:val="FFFFFF"/>
@@ -1537,7 +1537,7 @@
             </w:pPr>
             <w:r>
               <w:rPr>
-                <w:rFonts w:ascii="宋体" w:cs="宋体" w:eastAsia="宋体" w:hAnsi="宋体"/>
+                <w:rFonts w:ascii="Times New Roman" w:eastAsia="宋体" w:hAnsi="Times New Roman"/>
                 <w:b w:val="false"/>
                 <w:bCs w:val="false"/>
                 <w:color w:val="222222"/>
@@ -1572,7 +1572,7 @@
             </w:pPr>
             <w:r>
               <w:rPr>
-                <w:rFonts w:ascii="宋体" w:cs="宋体" w:eastAsia="宋体" w:hAnsi="宋体"/>
+                <w:rFonts w:ascii="Times New Roman" w:eastAsia="宋体" w:hAnsi="Times New Roman"/>
                 <w:b w:val="false"/>
                 <w:bCs w:val="false"/>
                 <w:color w:val="222222"/>
@@ -1607,7 +1607,7 @@
             </w:pPr>
             <w:r>
               <w:rPr>
-                <w:rFonts w:ascii="宋体" w:cs="宋体" w:eastAsia="宋体" w:hAnsi="宋体"/>
+                <w:rFonts w:ascii="Times New Roman" w:eastAsia="宋体" w:hAnsi="Times New Roman"/>
                 <w:b w:val="false"/>
                 <w:bCs w:val="false"/>
                 <w:color w:val="222222"/>
@@ -1642,7 +1642,7 @@
             </w:pPr>
             <w:r>
               <w:rPr>
-                <w:rFonts w:ascii="宋体" w:cs="宋体" w:eastAsia="宋体" w:hAnsi="宋体"/>
+                <w:rFonts w:ascii="Times New Roman" w:eastAsia="宋体" w:hAnsi="Times New Roman"/>
                 <w:b w:val="false"/>
                 <w:bCs w:val="false"/>
                 <w:color w:val="222222"/>
@@ -1678,7 +1678,7 @@
             </w:pPr>
             <w:r>
               <w:rPr>
-                <w:rFonts w:ascii="宋体" w:cs="宋体" w:eastAsia="宋体" w:hAnsi="宋体"/>
+                <w:rFonts w:ascii="Times New Roman" w:eastAsia="宋体" w:hAnsi="Times New Roman"/>
                 <w:b w:val="false"/>
                 <w:bCs w:val="false"/>
                 <w:color w:val="222222"/>
@@ -1712,7 +1712,7 @@
             </w:pPr>
             <w:r>
               <w:rPr>
-                <w:rFonts w:ascii="宋体" w:cs="宋体" w:eastAsia="宋体" w:hAnsi="宋体"/>
+                <w:rFonts w:ascii="Times New Roman" w:eastAsia="宋体" w:hAnsi="Times New Roman"/>
                 <w:b w:val="false"/>
                 <w:bCs w:val="false"/>
                 <w:color w:val="222222"/>
@@ -1746,7 +1746,7 @@
             </w:pPr>
             <w:r>
               <w:rPr>
-                <w:rFonts w:ascii="宋体" w:cs="宋体" w:eastAsia="宋体" w:hAnsi="宋体"/>
+                <w:rFonts w:ascii="Times New Roman" w:eastAsia="宋体" w:hAnsi="Times New Roman"/>
                 <w:b w:val="false"/>
                 <w:bCs w:val="false"/>
                 <w:color w:val="222222"/>
@@ -1780,7 +1780,7 @@
             </w:pPr>
             <w:r>
               <w:rPr>
-                <w:rFonts w:ascii="宋体" w:cs="宋体" w:eastAsia="宋体" w:hAnsi="宋体"/>
+                <w:rFonts w:ascii="Times New Roman" w:eastAsia="宋体" w:hAnsi="Times New Roman"/>
                 <w:b w:val="false"/>
                 <w:bCs w:val="false"/>
                 <w:color w:val="222222"/>
@@ -1817,7 +1817,7 @@
             </w:pPr>
             <w:r>
               <w:rPr>
-                <w:rFonts w:ascii="宋体" w:cs="宋体" w:eastAsia="宋体" w:hAnsi="宋体"/>
+                <w:rFonts w:ascii="Times New Roman" w:eastAsia="宋体" w:hAnsi="Times New Roman"/>
                 <w:b w:val="false"/>
                 <w:bCs w:val="false"/>
                 <w:color w:val="222222"/>
@@ -1852,7 +1852,7 @@
             </w:pPr>
             <w:r>
               <w:rPr>
-                <w:rFonts w:ascii="宋体" w:cs="宋体" w:eastAsia="宋体" w:hAnsi="宋体"/>
+                <w:rFonts w:ascii="Times New Roman" w:eastAsia="宋体" w:hAnsi="Times New Roman"/>
                 <w:b w:val="false"/>
                 <w:bCs w:val="false"/>
                 <w:color w:val="222222"/>
@@ -1887,7 +1887,7 @@
             </w:pPr>
             <w:r>
               <w:rPr>
-                <w:rFonts w:ascii="宋体" w:cs="宋体" w:eastAsia="宋体" w:hAnsi="宋体"/>
+                <w:rFonts w:ascii="Times New Roman" w:eastAsia="宋体" w:hAnsi="Times New Roman"/>
                 <w:b w:val="false"/>
                 <w:bCs w:val="false"/>
                 <w:color w:val="222222"/>
@@ -1922,7 +1922,7 @@
             </w:pPr>
             <w:r>
               <w:rPr>
-                <w:rFonts w:ascii="宋体" w:cs="宋体" w:eastAsia="宋体" w:hAnsi="宋体"/>
+                <w:rFonts w:ascii="Times New Roman" w:eastAsia="宋体" w:hAnsi="Times New Roman"/>
                 <w:b w:val="false"/>
                 <w:bCs w:val="false"/>
                 <w:color w:val="222222"/>
@@ -1958,7 +1958,7 @@
             </w:pPr>
             <w:r>
               <w:rPr>
-                <w:rFonts w:ascii="宋体" w:cs="宋体" w:eastAsia="宋体" w:hAnsi="宋体"/>
+                <w:rFonts w:ascii="Times New Roman" w:eastAsia="宋体" w:hAnsi="Times New Roman"/>
                 <w:b w:val="false"/>
                 <w:bCs w:val="false"/>
                 <w:color w:val="222222"/>
@@ -1992,7 +1992,7 @@
             </w:pPr>
             <w:r>
               <w:rPr>
-                <w:rFonts w:ascii="宋体" w:cs="宋体" w:eastAsia="宋体" w:hAnsi="宋体"/>
+                <w:rFonts w:ascii="Times New Roman" w:eastAsia="宋体" w:hAnsi="Times New Roman"/>
                 <w:b w:val="false"/>
                 <w:bCs w:val="false"/>
                 <w:color w:val="222222"/>
@@ -2026,7 +2026,7 @@
             </w:pPr>
             <w:r>
               <w:rPr>
-                <w:rFonts w:ascii="宋体" w:cs="宋体" w:eastAsia="宋体" w:hAnsi="宋体"/>
+                <w:rFonts w:ascii="Times New Roman" w:eastAsia="宋体" w:hAnsi="Times New Roman"/>
                 <w:b w:val="false"/>
                 <w:bCs w:val="false"/>
                 <w:color w:val="222222"/>
@@ -2060,7 +2060,7 @@
             </w:pPr>
             <w:r>
               <w:rPr>
-                <w:rFonts w:ascii="宋体" w:cs="宋体" w:eastAsia="宋体" w:hAnsi="宋体"/>
+                <w:rFonts w:ascii="Times New Roman" w:eastAsia="宋体" w:hAnsi="Times New Roman"/>
                 <w:b w:val="false"/>
                 <w:bCs w:val="false"/>
                 <w:color w:val="222222"/>
@@ -2097,7 +2097,7 @@
             </w:pPr>
             <w:r>
               <w:rPr>
-                <w:rFonts w:ascii="宋体" w:cs="宋体" w:eastAsia="宋体" w:hAnsi="宋体"/>
+                <w:rFonts w:ascii="Times New Roman" w:eastAsia="宋体" w:hAnsi="Times New Roman"/>
                 <w:b w:val="false"/>
                 <w:bCs w:val="false"/>
                 <w:color w:val="222222"/>
@@ -2132,7 +2132,7 @@
             </w:pPr>
             <w:r>
               <w:rPr>
-                <w:rFonts w:ascii="宋体" w:cs="宋体" w:eastAsia="宋体" w:hAnsi="宋体"/>
+                <w:rFonts w:ascii="Times New Roman" w:eastAsia="宋体" w:hAnsi="Times New Roman"/>
                 <w:b w:val="false"/>
                 <w:bCs w:val="false"/>
                 <w:color w:val="222222"/>
@@ -2167,7 +2167,7 @@
             </w:pPr>
             <w:r>
               <w:rPr>
-                <w:rFonts w:ascii="宋体" w:cs="宋体" w:eastAsia="宋体" w:hAnsi="宋体"/>
+                <w:rFonts w:ascii="Times New Roman" w:eastAsia="宋体" w:hAnsi="Times New Roman"/>
                 <w:b w:val="false"/>
                 <w:bCs w:val="false"/>
                 <w:color w:val="222222"/>
@@ -2202,7 +2202,7 @@
             </w:pPr>
             <w:r>
               <w:rPr>
-                <w:rFonts w:ascii="宋体" w:cs="宋体" w:eastAsia="宋体" w:hAnsi="宋体"/>
+                <w:rFonts w:ascii="Times New Roman" w:eastAsia="宋体" w:hAnsi="Times New Roman"/>
                 <w:b w:val="false"/>
                 <w:bCs w:val="false"/>
                 <w:color w:val="222222"/>
@@ -2222,7 +2222,7 @@
       </w:pPr>
       <w:r>
         <w:rPr>
-          <w:rFonts w:ascii="黑体" w:cs="黑体" w:eastAsia="黑体" w:hAnsi="黑体"/>
+          <w:rFonts w:ascii="Times New Roman" w:eastAsia="黑体" w:hAnsi="Times New Roman"/>
           <w:b/>
           <w:bCs/>
           <w:color w:val="000000"/>
@@ -2243,7 +2243,7 @@
       </w:pPr>
       <w:r>
         <w:rPr>
-          <w:rFonts w:ascii="宋体" w:cs="宋体" w:eastAsia="宋体" w:hAnsi="宋体"/>
+          <w:rFonts w:ascii="Times New Roman" w:eastAsia="宋体" w:hAnsi="Times New Roman"/>
           <w:b/>
           <w:bCs/>
           <w:i w:val="false"/>
@@ -2256,7 +2256,7 @@
       </w:r>
       <w:r>
         <w:rPr>
-          <w:rFonts w:ascii="宋体" w:cs="宋体" w:eastAsia="宋体" w:hAnsi="宋体"/>
+          <w:rFonts w:ascii="Times New Roman" w:eastAsia="宋体" w:hAnsi="Times New Roman"/>
           <w:b w:val="false"/>
           <w:bCs w:val="false"/>
           <w:i w:val="false"/>
@@ -2278,7 +2278,7 @@
       </w:pPr>
       <w:r>
         <w:rPr>
-          <w:rFonts w:ascii="宋体" w:cs="宋体" w:eastAsia="宋体" w:hAnsi="宋体"/>
+          <w:rFonts w:ascii="Times New Roman" w:eastAsia="宋体" w:hAnsi="Times New Roman"/>
           <w:b/>
           <w:bCs/>
           <w:i w:val="false"/>
@@ -2291,7 +2291,7 @@
       </w:r>
       <w:r>
         <w:rPr>
-          <w:rFonts w:ascii="宋体" w:cs="宋体" w:eastAsia="宋体" w:hAnsi="宋体"/>
+          <w:rFonts w:ascii="Times New Roman" w:eastAsia="宋体" w:hAnsi="Times New Roman"/>
           <w:b w:val="false"/>
           <w:bCs w:val="false"/>
           <w:i w:val="false"/>
@@ -2355,7 +2355,7 @@
       </w:pPr>
       <w:r>
         <w:rPr>
-          <w:rFonts w:ascii="宋体" w:cs="宋体" w:eastAsia="宋体" w:hAnsi="宋体"/>
+          <w:rFonts w:ascii="Times New Roman" w:eastAsia="宋体" w:hAnsi="Times New Roman"/>
           <w:color w:val="595959"/>
           <w:sz w:val="18"/>
           <w:szCs w:val="18"/>
@@ -2373,7 +2373,7 @@
       </w:pPr>
       <w:r>
         <w:rPr>
-          <w:rFonts w:ascii="黑体" w:cs="黑体" w:eastAsia="黑体" w:hAnsi="黑体"/>
+          <w:rFonts w:ascii="Times New Roman" w:eastAsia="黑体" w:hAnsi="Times New Roman"/>
           <w:b/>
           <w:bCs/>
           <w:color w:val="000000"/>
@@ -2391,7 +2391,7 @@
       </w:pPr>
       <w:r>
         <w:rPr>
-          <w:rFonts w:ascii="宋体" w:cs="宋体" w:eastAsia="宋体" w:hAnsi="宋体"/>
+          <w:rFonts w:ascii="Times New Roman" w:eastAsia="宋体" w:hAnsi="Times New Roman"/>
           <w:b w:val="false"/>
           <w:bCs w:val="false"/>
           <w:i w:val="false"/>
@@ -2412,7 +2412,7 @@
       </w:pPr>
       <w:r>
         <w:rPr>
-          <w:rFonts w:ascii="黑体" w:cs="黑体" w:eastAsia="黑体" w:hAnsi="黑体"/>
+          <w:rFonts w:ascii="Times New Roman" w:eastAsia="黑体" w:hAnsi="Times New Roman"/>
           <w:b/>
           <w:bCs/>
           <w:color w:val="000000"/>
@@ -2429,7 +2429,7 @@
       </w:pPr>
       <w:r>
         <w:rPr>
-          <w:rFonts w:ascii="黑体" w:cs="黑体" w:eastAsia="黑体" w:hAnsi="黑体"/>
+          <w:rFonts w:ascii="Times New Roman" w:eastAsia="黑体" w:hAnsi="Times New Roman"/>
           <w:b/>
           <w:bCs/>
           <w:color w:val="000000"/>
@@ -2486,7 +2486,7 @@
             </w:pPr>
             <w:r>
               <w:rPr>
-                <w:rFonts w:ascii="宋体" w:cs="宋体" w:eastAsia="宋体" w:hAnsi="宋体"/>
+                <w:rFonts w:ascii="Times New Roman" w:eastAsia="宋体" w:hAnsi="Times New Roman"/>
                 <w:b/>
                 <w:bCs/>
                 <w:color w:val="FFFFFF"/>
@@ -2521,7 +2521,7 @@
             </w:pPr>
             <w:r>
               <w:rPr>
-                <w:rFonts w:ascii="宋体" w:cs="宋体" w:eastAsia="宋体" w:hAnsi="宋体"/>
+                <w:rFonts w:ascii="Times New Roman" w:eastAsia="宋体" w:hAnsi="Times New Roman"/>
                 <w:b/>
                 <w:bCs/>
                 <w:color w:val="FFFFFF"/>
@@ -2556,7 +2556,7 @@
             </w:pPr>
             <w:r>
               <w:rPr>
-                <w:rFonts w:ascii="宋体" w:cs="宋体" w:eastAsia="宋体" w:hAnsi="宋体"/>
+                <w:rFonts w:ascii="Times New Roman" w:eastAsia="宋体" w:hAnsi="Times New Roman"/>
                 <w:b/>
                 <w:bCs/>
                 <w:color w:val="FFFFFF"/>
@@ -2591,7 +2591,7 @@
             </w:pPr>
             <w:r>
               <w:rPr>
-                <w:rFonts w:ascii="宋体" w:cs="宋体" w:eastAsia="宋体" w:hAnsi="宋体"/>
+                <w:rFonts w:ascii="Times New Roman" w:eastAsia="宋体" w:hAnsi="Times New Roman"/>
                 <w:b/>
                 <w:bCs/>
                 <w:color w:val="FFFFFF"/>
@@ -2628,7 +2628,7 @@
             </w:pPr>
             <w:r>
               <w:rPr>
-                <w:rFonts w:ascii="宋体" w:cs="宋体" w:eastAsia="宋体" w:hAnsi="宋体"/>
+                <w:rFonts w:ascii="Times New Roman" w:eastAsia="宋体" w:hAnsi="Times New Roman"/>
                 <w:b w:val="false"/>
                 <w:bCs w:val="false"/>
                 <w:color w:val="222222"/>
@@ -2663,7 +2663,7 @@
             </w:pPr>
             <w:r>
               <w:rPr>
-                <w:rFonts w:ascii="宋体" w:cs="宋体" w:eastAsia="宋体" w:hAnsi="宋体"/>
+                <w:rFonts w:ascii="Times New Roman" w:eastAsia="宋体" w:hAnsi="Times New Roman"/>
                 <w:b w:val="false"/>
                 <w:bCs w:val="false"/>
                 <w:color w:val="222222"/>
@@ -2698,7 +2698,7 @@
             </w:pPr>
             <w:r>
               <w:rPr>
-                <w:rFonts w:ascii="宋体" w:cs="宋体" w:eastAsia="宋体" w:hAnsi="宋体"/>
+                <w:rFonts w:ascii="Times New Roman" w:eastAsia="宋体" w:hAnsi="Times New Roman"/>
                 <w:b w:val="false"/>
                 <w:bCs w:val="false"/>
                 <w:color w:val="222222"/>
@@ -2733,7 +2733,7 @@
             </w:pPr>
             <w:r>
               <w:rPr>
-                <w:rFonts w:ascii="宋体" w:cs="宋体" w:eastAsia="宋体" w:hAnsi="宋体"/>
+                <w:rFonts w:ascii="Times New Roman" w:eastAsia="宋体" w:hAnsi="Times New Roman"/>
                 <w:b w:val="false"/>
                 <w:bCs w:val="false"/>
                 <w:color w:val="222222"/>
@@ -2753,7 +2753,7 @@
       </w:pPr>
       <w:r>
         <w:rPr>
-          <w:rFonts w:ascii="黑体" w:cs="黑体" w:eastAsia="黑体" w:hAnsi="黑体"/>
+          <w:rFonts w:ascii="Times New Roman" w:eastAsia="黑体" w:hAnsi="Times New Roman"/>
           <w:b/>
           <w:bCs/>
           <w:color w:val="000000"/>
@@ -2771,7 +2771,7 @@
       </w:pPr>
       <w:r>
         <w:rPr>
-          <w:rFonts w:ascii="宋体" w:cs="宋体" w:eastAsia="宋体" w:hAnsi="宋体"/>
+          <w:rFonts w:ascii="Times New Roman" w:eastAsia="宋体" w:hAnsi="Times New Roman"/>
           <w:b w:val="false"/>
           <w:bCs w:val="false"/>
           <w:i w:val="false"/>
@@ -2845,7 +2845,7 @@
     </w:pPr>
     <w:r>
       <w:rPr>
-        <w:rFonts w:ascii="宋体" w:cs="宋体" w:eastAsia="宋体" w:hAnsi="宋体"/>
+        <w:rFonts w:ascii="Times New Roman" w:eastAsia="宋体" w:hAnsi="Times New Roman"/>
         <w:color w:val="333333"/>
         <w:sz w:val="21"/>
         <w:szCs w:val="21"/>
@@ -2860,7 +2860,7 @@
     </w:pPr>
     <w:r>
       <w:rPr>
-        <w:rFonts w:ascii="宋体" w:cs="宋体" w:eastAsia="宋体" w:hAnsi="宋体"/>
+        <w:rFonts w:ascii="Times New Roman" w:eastAsia="宋体" w:hAnsi="Times New Roman"/>
         <w:color w:val="333333"/>
         <w:sz w:val="21"/>
         <w:szCs w:val="21"/>
@@ -2875,7 +2875,7 @@
     </w:pPr>
     <w:r>
       <w:rPr>
-        <w:rFonts w:ascii="宋体" w:cs="宋体" w:eastAsia="宋体" w:hAnsi="宋体"/>
+        <w:rFonts w:ascii="Times New Roman" w:eastAsia="宋体" w:hAnsi="Times New Roman"/>
         <w:color w:val="333333"/>
         <w:sz w:val="21"/>
         <w:szCs w:val="21"/>
@@ -2890,7 +2890,7 @@
     </w:pPr>
     <w:r>
       <w:rPr>
-        <w:rFonts w:ascii="宋体" w:cs="宋体" w:eastAsia="宋体" w:hAnsi="宋体"/>
+        <w:rFonts w:ascii="Times New Roman" w:eastAsia="宋体" w:hAnsi="Times New Roman"/>
         <w:color w:val="333333"/>
         <w:sz w:val="21"/>
         <w:szCs w:val="21"/>
@@ -2905,7 +2905,7 @@
     </w:pPr>
     <w:r>
       <w:rPr>
-        <w:rFonts w:ascii="宋体" w:cs="宋体" w:eastAsia="宋体" w:hAnsi="宋体"/>
+        <w:rFonts w:ascii="Times New Roman" w:eastAsia="宋体" w:hAnsi="Times New Roman"/>
         <w:color w:val="333333"/>
         <w:sz w:val="21"/>
         <w:szCs w:val="21"/>
@@ -2924,7 +2924,7 @@
     </w:pPr>
     <w:r>
       <w:rPr>
-        <w:rFonts w:ascii="宋体" w:cs="宋体" w:eastAsia="宋体" w:hAnsi="宋体"/>
+        <w:rFonts w:ascii="Times New Roman" w:eastAsia="宋体" w:hAnsi="Times New Roman"/>
         <w:color w:val="595959"/>
         <w:sz w:val="18"/>
         <w:szCs w:val="18"/>
@@ -2933,7 +2933,7 @@
     </w:r>
     <w:r>
       <w:rPr>
-        <w:rFonts w:ascii="宋体" w:cs="宋体" w:eastAsia="宋体" w:hAnsi="宋体"/>
+        <w:rFonts w:ascii="Times New Roman" w:eastAsia="宋体" w:hAnsi="Times New Roman"/>
         <w:color w:val="595959"/>
         <w:sz w:val="18"/>
         <w:szCs w:val="18"/>
@@ -2945,7 +2945,7 @@
     </w:r>
     <w:r>
       <w:rPr>
-        <w:rFonts w:ascii="宋体" w:cs="宋体" w:eastAsia="宋体" w:hAnsi="宋体"/>
+        <w:rFonts w:ascii="Times New Roman" w:eastAsia="宋体" w:hAnsi="Times New Roman"/>
         <w:color w:val="595959"/>
         <w:sz w:val="18"/>
         <w:szCs w:val="18"/>
@@ -2954,7 +2954,7 @@
     </w:r>
     <w:r>
       <w:rPr>
-        <w:rFonts w:ascii="宋体" w:cs="宋体" w:eastAsia="宋体" w:hAnsi="宋体"/>
+        <w:rFonts w:ascii="Times New Roman" w:eastAsia="宋体" w:hAnsi="Times New Roman"/>
         <w:color w:val="595959"/>
         <w:sz w:val="18"/>
         <w:szCs w:val="18"/>
@@ -2966,7 +2966,7 @@
     </w:r>
     <w:r>
       <w:rPr>
-        <w:rFonts w:ascii="宋体" w:cs="宋体" w:eastAsia="宋体" w:hAnsi="宋体"/>
+        <w:rFonts w:ascii="Times New Roman" w:eastAsia="宋体" w:hAnsi="Times New Roman"/>
         <w:color w:val="595959"/>
         <w:sz w:val="18"/>
         <w:szCs w:val="18"/>
@@ -3025,7 +3025,7 @@
     </w:pPr>
     <w:r>
       <w:rPr>
-        <w:rFonts w:ascii="宋体" w:cs="宋体" w:eastAsia="宋体" w:hAnsi="宋体"/>
+        <w:rFonts w:ascii="Times New Roman" w:eastAsia="宋体" w:hAnsi="Times New Roman"/>
         <w:color w:val="595959"/>
         <w:sz w:val="16"/>
         <w:szCs w:val="16"/>
@@ -3157,7 +3157,7 @@
   <w:docDefaults>
     <w:rPrDefault>
       <w:rPr>
-        <w:rFonts w:ascii="宋体" w:cs="宋体" w:eastAsia="宋体" w:hAnsi="宋体"/>
+        <w:rFonts w:ascii="Times New Roman" w:eastAsia="宋体" w:hAnsi="Times New Roman"/>
         <w:sz w:val="24"/>
         <w:szCs w:val="24"/>
       </w:rPr>
@@ -3345,7 +3345,7 @@
       <w:outlineLvl w:val="0"/>
     </w:pPr>
     <w:rPr>
-      <w:rFonts w:ascii="黑体" w:cs="黑体" w:eastAsia="黑体" w:hAnsi="黑体"/>
+      <w:rFonts w:ascii="Times New Roman" w:eastAsia="黑体" w:hAnsi="Times New Roman"/>
       <w:b/>
       <w:bCs/>
       <w:sz w:val="32"/>
@@ -3362,7 +3362,7 @@
       <w:outlineLvl w:val="1"/>
     </w:pPr>
     <w:rPr>
-      <w:rFonts w:ascii="黑体" w:cs="黑体" w:eastAsia="黑体" w:hAnsi="黑体"/>
+      <w:rFonts w:ascii="Times New Roman" w:eastAsia="黑体" w:hAnsi="Times New Roman"/>
       <w:b/>
       <w:bCs/>
       <w:sz w:val="28"/>
@@ -3379,7 +3379,7 @@
       <w:outlineLvl w:val="2"/>
     </w:pPr>
     <w:rPr>
-      <w:rFonts w:ascii="黑体" w:cs="黑体" w:eastAsia="黑体" w:hAnsi="黑体"/>
+      <w:rFonts w:ascii="Times New Roman" w:eastAsia="黑体" w:hAnsi="Times New Roman"/>
       <w:b/>
       <w:bCs/>
       <w:sz w:val="26"/>

--- a/examples/demo_证券虚假陈述集团诉讼/output/证券虚假陈述案件-类案检索报告-20260609.docx
+++ b/examples/demo_证券虚假陈述集团诉讼/output/证券虚假陈述案件-类案检索报告-20260609.docx
@@ -24,7 +24,7 @@
     </w:p>
     <w:p>
       <w:pPr>
-        <w:spacing w:after="120" w:before="240"/>
+        <w:spacing w:after="80" w:before="240"/>
         <w:jc w:val="center"/>
       </w:pPr>
       <w:r>
@@ -36,22 +36,24 @@
           <w:sz w:val="52"/>
           <w:szCs w:val="52"/>
         </w:rPr>
-        <w:t xml:space="preserve">证券虚假陈述裁判规则研究</w:t>
-      </w:r>
-    </w:p>
-    <w:p>
-      <w:pPr>
-        <w:spacing w:after="120"/>
+        <w:t xml:space="preserve">证券虚假陈述责任纠纷</w:t>
+      </w:r>
+    </w:p>
+    <w:p>
+      <w:pPr>
+        <w:spacing w:after="120" w:before="80"/>
         <w:jc w:val="center"/>
       </w:pPr>
       <w:r>
         <w:rPr>
           <w:rFonts w:ascii="Times New Roman" w:eastAsia="黑体" w:hAnsi="Times New Roman"/>
-          <w:color w:val="595959"/>
-          <w:sz w:val="28"/>
-          <w:szCs w:val="28"/>
-        </w:rPr>
-        <w:t xml:space="preserve">——以京沪金融法院核心判决为样本</w:t>
+          <w:b/>
+          <w:bCs/>
+          <w:color w:val="1F1F1F"/>
+          <w:sz w:val="52"/>
+          <w:szCs w:val="52"/>
+        </w:rPr>
+        <w:t xml:space="preserve">类案检索报告</w:t>
       </w:r>
     </w:p>
     <w:p>
@@ -163,7 +165,31 @@
           <w:sz w:val="24"/>
           <w:szCs w:val="24"/>
         </w:rPr>
-        <w:t xml:space="preserve">本报告以京沪金融审判体系下"证券虚假陈述责任纠纷"案由的 7 件核心判决为样本，沿侵权责任构成要件——责任主体、虚假陈述行为、损害结果、因果关系、主观过错——逐一拆解争点、梳理裁判规则，并附及揭露日、诉讼时效等程序事项。证券虚假陈述是典型的群体性诉讼：一个事件派生大量投资者分别起诉的平行判决，本研究按"上市公司＋虚假陈述事件"分组、组内只取示范判决/代表人诉讼/说理最完整者，平行判决另行留痕。核心发现如下：</w:t>
+        <w:t xml:space="preserve">本报告为</w:t>
+      </w:r>
+      <w:r>
+        <w:rPr>
+          <w:rFonts w:ascii="Times New Roman" w:eastAsia="宋体" w:hAnsi="Times New Roman"/>
+          <w:b/>
+          <w:bCs/>
+          <w:i w:val="false"/>
+          <w:iCs w:val="false"/>
+          <w:sz w:val="24"/>
+          <w:szCs w:val="24"/>
+        </w:rPr>
+        <w:t xml:space="preserve">实案研究模式</w:t>
+      </w:r>
+      <w:r>
+        <w:rPr>
+          <w:rFonts w:ascii="Times New Roman" w:eastAsia="宋体" w:hAnsi="Times New Roman"/>
+          <w:b w:val="false"/>
+          <w:bCs w:val="false"/>
+          <w:i w:val="false"/>
+          <w:iCs w:val="false"/>
+          <w:sz w:val="24"/>
+          <w:szCs w:val="24"/>
+        </w:rPr>
+        <w:t xml:space="preserve">的结构示范：假定一起"上市公司连续虚增收入利润、被立案调查后投资者索赔"的待决案件将诉至上海金融法院，依《最高人民法院关于统一法律适用加强类案检索的指导意见（试行）》（法发〔2020〕24号）第四条四顺位检索类案，逐案量化比对相似性并深挖抗辩↔裁判逻辑与证据对照；裁判规则全景作为内嵌主体（本演示精写其要点，完整全景范式见姊妹篇《证券虚假陈述-裁判规则研究报告》）。核心发现：</w:t>
       </w:r>
     </w:p>
     <w:p>
@@ -185,7 +211,7 @@
           <w:sz w:val="24"/>
           <w:szCs w:val="24"/>
         </w:rPr>
-        <w:t xml:space="preserve">重大性是独立的"过滤阀"。</w:t>
+        <w:t xml:space="preserve">基准案已锁定</w:t>
       </w:r>
       <w:r>
         <w:rPr>
@@ -197,7 +223,7 @@
           <w:sz w:val="24"/>
           <w:szCs w:val="24"/>
         </w:rPr>
-        <w:t xml:space="preserve"> 法院以"重大事件＋交易价量敏感性"双重标准独立审查重大性；对占比偏低、披露窗口前后量价无显著异常者，可因不具重大性而整体出罪（（2023）示01民初0212号·北京金融法院）。</w:t>
+        <w:t xml:space="preserve">：甲新材股份案（（2022）示74民初0301号·上海金融法院）与本案相似度 93——财务造假手段、立案揭露、区间买入结构完全对应，重大性、揭露日、因果、系统风险扣除的裁判路径可整体参照。</w:t>
       </w:r>
     </w:p>
     <w:p>
@@ -219,7 +245,7 @@
           <w:sz w:val="24"/>
           <w:szCs w:val="24"/>
         </w:rPr>
-        <w:t xml:space="preserve">交易因果"推定＋反证"结构稳定。</w:t>
+        <w:t xml:space="preserve">中介责任有正反剧本</w:t>
       </w:r>
       <w:r>
         <w:rPr>
@@ -231,7 +257,7 @@
           <w:sz w:val="24"/>
           <w:szCs w:val="24"/>
         </w:rPr>
-        <w:t xml:space="preserve"> 实施日后、揭露日前买入并持有受损者推定成立（（2022）示74民初0301号·上海金融法院）。</w:t>
+        <w:t xml:space="preserve">：乙生物科技案会计师 25% 比例连带（职业怀疑失守），与勤勉尽责免责要件互为对照。</w:t>
       </w:r>
     </w:p>
     <w:p>
@@ -253,7 +279,7 @@
           <w:sz w:val="24"/>
           <w:szCs w:val="24"/>
         </w:rPr>
-        <w:t xml:space="preserve">损失他因扣除走向精细化。</w:t>
+        <w:t xml:space="preserve">时效与示范机制</w:t>
       </w:r>
       <w:r>
         <w:rPr>
@@ -265,30 +291,15 @@
           <w:sz w:val="24"/>
           <w:szCs w:val="24"/>
         </w:rPr>
-        <w:t xml:space="preserve"> 系统风险之外，行业风险、个股经营风险等非系统因素经举证亦可扣除（（2023）示民终0061号·上海市高级人民法院二审改判）。</w:t>
-      </w:r>
-    </w:p>
-    <w:p>
-      <w:pPr>
-        <w:pStyle w:val="ListParagraph"/>
-        <w:numPr>
-          <w:ilvl w:val="0"/>
-          <w:numId w:val="2"/>
-        </w:numPr>
-        <w:spacing w:after="60" w:line="340"/>
-      </w:pPr>
-      <w:r>
-        <w:rPr>
-          <w:rFonts w:ascii="Times New Roman" w:eastAsia="宋体" w:hAnsi="Times New Roman"/>
-          <w:b/>
-          <w:bCs/>
-          <w:i w:val="false"/>
-          <w:iCs w:val="false"/>
-          <w:sz w:val="24"/>
-          <w:szCs w:val="24"/>
-        </w:rPr>
-        <w:t xml:space="preserve">中介机构责任转向"按过错分层的比例连带"。</w:t>
-      </w:r>
+        <w:t xml:space="preserve">：壬股份案确认示范判决机制下时效中止中断，时效抗辩空间极小。</w:t>
+      </w:r>
+    </w:p>
+    <w:p>
+      <w:pPr>
+        <w:spacing w:after="80" w:line="360"/>
+        <w:ind w:firstLine="480"/>
+        <w:jc w:val="both"/>
+      </w:pPr>
       <w:r>
         <w:rPr>
           <w:rFonts w:ascii="Times New Roman" w:eastAsia="宋体" w:hAnsi="Times New Roman"/>
@@ -299,41 +310,7 @@
           <w:sz w:val="24"/>
           <w:szCs w:val="24"/>
         </w:rPr>
-        <w:t xml:space="preserve"> 会计师未对异常事项保持职业怀疑的，按过错程度比例连带，勤勉尽责抗辩从严（（2023）示74民初0455号·上海金融法院）。</w:t>
-      </w:r>
-    </w:p>
-    <w:p>
-      <w:pPr>
-        <w:pStyle w:val="ListParagraph"/>
-        <w:numPr>
-          <w:ilvl w:val="0"/>
-          <w:numId w:val="2"/>
-        </w:numPr>
-        <w:spacing w:after="60" w:line="340"/>
-      </w:pPr>
-      <w:r>
-        <w:rPr>
-          <w:rFonts w:ascii="Times New Roman" w:eastAsia="宋体" w:hAnsi="Times New Roman"/>
-          <w:b/>
-          <w:bCs/>
-          <w:i w:val="false"/>
-          <w:iCs w:val="false"/>
-          <w:sz w:val="24"/>
-          <w:szCs w:val="24"/>
-        </w:rPr>
-        <w:t xml:space="preserve">样本以上海为主（5 件），北京 2 件，两地样本悬殊，本报告不作地域裁判倾向的统计比较；</w:t>
-      </w:r>
-      <w:r>
-        <w:rPr>
-          <w:rFonts w:ascii="Times New Roman" w:eastAsia="宋体" w:hAnsi="Times New Roman"/>
-          <w:b w:val="false"/>
-          <w:bCs w:val="false"/>
-          <w:i w:val="false"/>
-          <w:iCs w:val="false"/>
-          <w:sz w:val="24"/>
-          <w:szCs w:val="24"/>
-        </w:rPr>
-        <w:t xml:space="preserve"> 个别问题的地域差异仅在相关争点处据个案点出。数据来源：本报告样本（N=7）。</w:t>
+        <w:t xml:space="preserve">数据来源：本报告样本（N=7，合成演示数据）。</w:t>
       </w:r>
     </w:p>
     <w:p>
@@ -431,7 +408,7 @@
           <w:sz w:val="28"/>
           <w:szCs w:val="28"/>
         </w:rPr>
-        <w:t xml:space="preserve">（一）研究对象、法院与样本构成</w:t>
+        <w:t xml:space="preserve">（一）研究模式、核心法院与检索顺位</w:t>
       </w:r>
     </w:p>
     <w:p>
@@ -450,9 +427,560 @@
           <w:sz w:val="24"/>
           <w:szCs w:val="24"/>
         </w:rPr>
-        <w:t xml:space="preserve">本研究案由为"证券虚假陈述责任纠纷"，目标法院为上海金融法院、北京金融法院及审理两院上诉、再审案件的对应高级人民法院。证券虚假陈述案件存在大量"同案平行判决"——同一事件下众多投资者分别起诉、分别判决。为避免重复计量，本研究按"涉案上市公司＋虚假陈述事件"分组，组内仅保留示范判决、代表人诉讼判决或说理最完整的核心判决，平行判决另行留痕。最终纳入分析的核心判决 7 件，覆盖 7 起虚假陈述事件；裁判结果为部分支持 5 件、驳回 1 件、撤销改判 1 件。</w:t>
-      </w:r>
-    </w:p>
+        <w:t xml:space="preserve">核心法院为上海金融法院（演示），专门法院之上诉审为上海市高级人民法院，顺位③④高院重合：</w:t>
+      </w:r>
+    </w:p>
+    <w:tbl>
+      <w:tblPr>
+        <w:tblW w:type="dxa" w:w="8306"/>
+        <w:tblBorders>
+          <w:top w:val="single" w:color="auto" w:sz="4"/>
+          <w:left w:val="single" w:color="auto" w:sz="4"/>
+          <w:bottom w:val="single" w:color="auto" w:sz="4"/>
+          <w:right w:val="single" w:color="auto" w:sz="4"/>
+          <w:insideH w:val="single" w:color="auto" w:sz="4"/>
+          <w:insideV w:val="single" w:color="auto" w:sz="4"/>
+        </w:tblBorders>
+        <w:tblLayout w:type="fixed"/>
+      </w:tblPr>
+      <w:tblGrid>
+        <w:gridCol w:w="560"/>
+        <w:gridCol w:w="3420"/>
+        <w:gridCol w:w="4326"/>
+      </w:tblGrid>
+      <w:tr>
+        <w:trPr>
+          <w:tblHeader/>
+        </w:trPr>
+        <w:tc>
+          <w:tcPr>
+            <w:tcW w:type="dxa" w:w="560"/>
+            <w:tcBorders>
+              <w:top w:val="single" w:color="C9C9C9" w:sz="2"/>
+              <w:left w:val="single" w:color="C9C9C9" w:sz="2"/>
+              <w:bottom w:val="single" w:color="C9C9C9" w:sz="2"/>
+              <w:right w:val="single" w:color="C9C9C9" w:sz="2"/>
+            </w:tcBorders>
+            <w:shd w:fill="1F3864" w:val="clear"/>
+            <w:tcMar>
+              <w:top w:type="dxa" w:w="70"/>
+              <w:left w:type="dxa" w:w="110"/>
+              <w:bottom w:type="dxa" w:w="70"/>
+              <w:right w:type="dxa" w:w="110"/>
+            </w:tcMar>
+          </w:tcPr>
+          <w:p>
+            <w:pPr>
+              <w:spacing w:line="240"/>
+              <w:jc w:val="center"/>
+            </w:pPr>
+            <w:r>
+              <w:rPr>
+                <w:rFonts w:ascii="Times New Roman" w:eastAsia="宋体" w:hAnsi="Times New Roman"/>
+                <w:b/>
+                <w:bCs/>
+                <w:color w:val="FFFFFF"/>
+                <w:sz w:val="18"/>
+                <w:szCs w:val="18"/>
+              </w:rPr>
+              <w:t xml:space="preserve">顺位</w:t>
+            </w:r>
+          </w:p>
+        </w:tc>
+        <w:tc>
+          <w:tcPr>
+            <w:tcW w:type="dxa" w:w="3420"/>
+            <w:tcBorders>
+              <w:top w:val="single" w:color="C9C9C9" w:sz="2"/>
+              <w:left w:val="single" w:color="C9C9C9" w:sz="2"/>
+              <w:bottom w:val="single" w:color="C9C9C9" w:sz="2"/>
+              <w:right w:val="single" w:color="C9C9C9" w:sz="2"/>
+            </w:tcBorders>
+            <w:shd w:fill="1F3864" w:val="clear"/>
+            <w:tcMar>
+              <w:top w:type="dxa" w:w="70"/>
+              <w:left w:type="dxa" w:w="110"/>
+              <w:bottom w:type="dxa" w:w="70"/>
+              <w:right w:type="dxa" w:w="110"/>
+            </w:tcMar>
+          </w:tcPr>
+          <w:p>
+            <w:pPr>
+              <w:spacing w:line="240"/>
+              <w:jc w:val="left"/>
+            </w:pPr>
+            <w:r>
+              <w:rPr>
+                <w:rFonts w:ascii="Times New Roman" w:eastAsia="宋体" w:hAnsi="Times New Roman"/>
+                <w:b/>
+                <w:bCs/>
+                <w:color w:val="FFFFFF"/>
+                <w:sz w:val="18"/>
+                <w:szCs w:val="18"/>
+              </w:rPr>
+              <w:t xml:space="preserve">范围</w:t>
+            </w:r>
+          </w:p>
+        </w:tc>
+        <w:tc>
+          <w:tcPr>
+            <w:tcW w:type="dxa" w:w="4326"/>
+            <w:tcBorders>
+              <w:top w:val="single" w:color="C9C9C9" w:sz="2"/>
+              <w:left w:val="single" w:color="C9C9C9" w:sz="2"/>
+              <w:bottom w:val="single" w:color="C9C9C9" w:sz="2"/>
+              <w:right w:val="single" w:color="C9C9C9" w:sz="2"/>
+            </w:tcBorders>
+            <w:shd w:fill="1F3864" w:val="clear"/>
+            <w:tcMar>
+              <w:top w:type="dxa" w:w="70"/>
+              <w:left w:type="dxa" w:w="110"/>
+              <w:bottom w:type="dxa" w:w="70"/>
+              <w:right w:type="dxa" w:w="110"/>
+            </w:tcMar>
+          </w:tcPr>
+          <w:p>
+            <w:pPr>
+              <w:spacing w:line="240"/>
+              <w:jc w:val="left"/>
+            </w:pPr>
+            <w:r>
+              <w:rPr>
+                <w:rFonts w:ascii="Times New Roman" w:eastAsia="宋体" w:hAnsi="Times New Roman"/>
+                <w:b/>
+                <w:bCs/>
+                <w:color w:val="FFFFFF"/>
+                <w:sz w:val="18"/>
+                <w:szCs w:val="18"/>
+              </w:rPr>
+              <w:t xml:space="preserve">本案对应</w:t>
+            </w:r>
+          </w:p>
+        </w:tc>
+      </w:tr>
+      <w:tr>
+        <w:tc>
+          <w:tcPr>
+            <w:tcW w:type="dxa" w:w="560"/>
+            <w:tcBorders>
+              <w:top w:val="single" w:color="C9C9C9" w:sz="2"/>
+              <w:left w:val="single" w:color="C9C9C9" w:sz="2"/>
+              <w:bottom w:val="single" w:color="C9C9C9" w:sz="2"/>
+              <w:right w:val="single" w:color="C9C9C9" w:sz="2"/>
+            </w:tcBorders>
+            <w:shd w:fill="EEF1F6" w:val="clear"/>
+            <w:tcMar>
+              <w:top w:type="dxa" w:w="70"/>
+              <w:left w:type="dxa" w:w="110"/>
+              <w:bottom w:type="dxa" w:w="70"/>
+              <w:right w:type="dxa" w:w="110"/>
+            </w:tcMar>
+          </w:tcPr>
+          <w:p>
+            <w:pPr>
+              <w:spacing w:line="240"/>
+              <w:jc w:val="center"/>
+            </w:pPr>
+            <w:r>
+              <w:rPr>
+                <w:rFonts w:ascii="Times New Roman" w:eastAsia="宋体" w:hAnsi="Times New Roman"/>
+                <w:b w:val="false"/>
+                <w:bCs w:val="false"/>
+                <w:color w:val="222222"/>
+                <w:sz w:val="17"/>
+                <w:szCs w:val="17"/>
+              </w:rPr>
+              <w:t xml:space="preserve">①</w:t>
+            </w:r>
+          </w:p>
+        </w:tc>
+        <w:tc>
+          <w:tcPr>
+            <w:tcW w:type="dxa" w:w="3420"/>
+            <w:tcBorders>
+              <w:top w:val="single" w:color="C9C9C9" w:sz="2"/>
+              <w:left w:val="single" w:color="C9C9C9" w:sz="2"/>
+              <w:bottom w:val="single" w:color="C9C9C9" w:sz="2"/>
+              <w:right w:val="single" w:color="C9C9C9" w:sz="2"/>
+            </w:tcBorders>
+            <w:shd w:fill="EEF1F6" w:val="clear"/>
+            <w:tcMar>
+              <w:top w:type="dxa" w:w="70"/>
+              <w:left w:type="dxa" w:w="110"/>
+              <w:bottom w:type="dxa" w:w="70"/>
+              <w:right w:type="dxa" w:w="110"/>
+            </w:tcMar>
+          </w:tcPr>
+          <w:p>
+            <w:pPr>
+              <w:spacing w:line="240"/>
+              <w:jc w:val="left"/>
+            </w:pPr>
+            <w:r>
+              <w:rPr>
+                <w:rFonts w:ascii="Times New Roman" w:eastAsia="宋体" w:hAnsi="Times New Roman"/>
+                <w:b w:val="false"/>
+                <w:bCs w:val="false"/>
+                <w:color w:val="222222"/>
+                <w:sz w:val="17"/>
+                <w:szCs w:val="17"/>
+              </w:rPr>
+              <w:t xml:space="preserve">最高法指导性案例</w:t>
+            </w:r>
+          </w:p>
+        </w:tc>
+        <w:tc>
+          <w:tcPr>
+            <w:tcW w:type="dxa" w:w="4326"/>
+            <w:tcBorders>
+              <w:top w:val="single" w:color="C9C9C9" w:sz="2"/>
+              <w:left w:val="single" w:color="C9C9C9" w:sz="2"/>
+              <w:bottom w:val="single" w:color="C9C9C9" w:sz="2"/>
+              <w:right w:val="single" w:color="C9C9C9" w:sz="2"/>
+            </w:tcBorders>
+            <w:shd w:fill="EEF1F6" w:val="clear"/>
+            <w:tcMar>
+              <w:top w:type="dxa" w:w="70"/>
+              <w:left w:type="dxa" w:w="110"/>
+              <w:bottom w:type="dxa" w:w="70"/>
+              <w:right w:type="dxa" w:w="110"/>
+            </w:tcMar>
+          </w:tcPr>
+          <w:p>
+            <w:pPr>
+              <w:spacing w:line="240"/>
+              <w:jc w:val="left"/>
+            </w:pPr>
+            <w:r>
+              <w:rPr>
+                <w:rFonts w:ascii="Times New Roman" w:eastAsia="宋体" w:hAnsi="Times New Roman"/>
+                <w:b w:val="false"/>
+                <w:bCs w:val="false"/>
+                <w:color w:val="222222"/>
+                <w:sz w:val="17"/>
+                <w:szCs w:val="17"/>
+              </w:rPr>
+              <w:t xml:space="preserve">本地指导性案例数据集（经检索无直接对口，如实呈报）</w:t>
+            </w:r>
+          </w:p>
+        </w:tc>
+      </w:tr>
+      <w:tr>
+        <w:tc>
+          <w:tcPr>
+            <w:tcW w:type="dxa" w:w="560"/>
+            <w:tcBorders>
+              <w:top w:val="single" w:color="C9C9C9" w:sz="2"/>
+              <w:left w:val="single" w:color="C9C9C9" w:sz="2"/>
+              <w:bottom w:val="single" w:color="C9C9C9" w:sz="2"/>
+              <w:right w:val="single" w:color="C9C9C9" w:sz="2"/>
+            </w:tcBorders>
+            <w:tcMar>
+              <w:top w:type="dxa" w:w="70"/>
+              <w:left w:type="dxa" w:w="110"/>
+              <w:bottom w:type="dxa" w:w="70"/>
+              <w:right w:type="dxa" w:w="110"/>
+            </w:tcMar>
+          </w:tcPr>
+          <w:p>
+            <w:pPr>
+              <w:spacing w:line="240"/>
+              <w:jc w:val="center"/>
+            </w:pPr>
+            <w:r>
+              <w:rPr>
+                <w:rFonts w:ascii="Times New Roman" w:eastAsia="宋体" w:hAnsi="Times New Roman"/>
+                <w:b w:val="false"/>
+                <w:bCs w:val="false"/>
+                <w:color w:val="222222"/>
+                <w:sz w:val="17"/>
+                <w:szCs w:val="17"/>
+              </w:rPr>
+              <w:t xml:space="preserve">②</w:t>
+            </w:r>
+          </w:p>
+        </w:tc>
+        <w:tc>
+          <w:tcPr>
+            <w:tcW w:type="dxa" w:w="3420"/>
+            <w:tcBorders>
+              <w:top w:val="single" w:color="C9C9C9" w:sz="2"/>
+              <w:left w:val="single" w:color="C9C9C9" w:sz="2"/>
+              <w:bottom w:val="single" w:color="C9C9C9" w:sz="2"/>
+              <w:right w:val="single" w:color="C9C9C9" w:sz="2"/>
+            </w:tcBorders>
+            <w:tcMar>
+              <w:top w:type="dxa" w:w="70"/>
+              <w:left w:type="dxa" w:w="110"/>
+              <w:bottom w:type="dxa" w:w="70"/>
+              <w:right w:type="dxa" w:w="110"/>
+            </w:tcMar>
+          </w:tcPr>
+          <w:p>
+            <w:pPr>
+              <w:spacing w:line="240"/>
+              <w:jc w:val="left"/>
+            </w:pPr>
+            <w:r>
+              <w:rPr>
+                <w:rFonts w:ascii="Times New Roman" w:eastAsia="宋体" w:hAnsi="Times New Roman"/>
+                <w:b w:val="false"/>
+                <w:bCs w:val="false"/>
+                <w:color w:val="222222"/>
+                <w:sz w:val="17"/>
+                <w:szCs w:val="17"/>
+              </w:rPr>
+              <w:t xml:space="preserve">最高法典型案例及生效裁判</w:t>
+            </w:r>
+          </w:p>
+        </w:tc>
+        <w:tc>
+          <w:tcPr>
+            <w:tcW w:type="dxa" w:w="4326"/>
+            <w:tcBorders>
+              <w:top w:val="single" w:color="C9C9C9" w:sz="2"/>
+              <w:left w:val="single" w:color="C9C9C9" w:sz="2"/>
+              <w:bottom w:val="single" w:color="C9C9C9" w:sz="2"/>
+              <w:right w:val="single" w:color="C9C9C9" w:sz="2"/>
+            </w:tcBorders>
+            <w:tcMar>
+              <w:top w:type="dxa" w:w="70"/>
+              <w:left w:type="dxa" w:w="110"/>
+              <w:bottom w:type="dxa" w:w="70"/>
+              <w:right w:type="dxa" w:w="110"/>
+            </w:tcMar>
+          </w:tcPr>
+          <w:p>
+            <w:pPr>
+              <w:spacing w:line="240"/>
+              <w:jc w:val="left"/>
+            </w:pPr>
+            <w:r>
+              <w:rPr>
+                <w:rFonts w:ascii="Times New Roman" w:eastAsia="宋体" w:hAnsi="Times New Roman"/>
+                <w:b w:val="false"/>
+                <w:bCs w:val="false"/>
+                <w:color w:val="222222"/>
+                <w:sz w:val="17"/>
+                <w:szCs w:val="17"/>
+              </w:rPr>
+              <w:t xml:space="preserve">最高人民法院（演示池含公报案例 1 件，入附录索引）</w:t>
+            </w:r>
+          </w:p>
+        </w:tc>
+      </w:tr>
+      <w:tr>
+        <w:tc>
+          <w:tcPr>
+            <w:tcW w:type="dxa" w:w="560"/>
+            <w:tcBorders>
+              <w:top w:val="single" w:color="C9C9C9" w:sz="2"/>
+              <w:left w:val="single" w:color="C9C9C9" w:sz="2"/>
+              <w:bottom w:val="single" w:color="C9C9C9" w:sz="2"/>
+              <w:right w:val="single" w:color="C9C9C9" w:sz="2"/>
+            </w:tcBorders>
+            <w:shd w:fill="EEF1F6" w:val="clear"/>
+            <w:tcMar>
+              <w:top w:type="dxa" w:w="70"/>
+              <w:left w:type="dxa" w:w="110"/>
+              <w:bottom w:type="dxa" w:w="70"/>
+              <w:right w:type="dxa" w:w="110"/>
+            </w:tcMar>
+          </w:tcPr>
+          <w:p>
+            <w:pPr>
+              <w:spacing w:line="240"/>
+              <w:jc w:val="center"/>
+            </w:pPr>
+            <w:r>
+              <w:rPr>
+                <w:rFonts w:ascii="Times New Roman" w:eastAsia="宋体" w:hAnsi="Times New Roman"/>
+                <w:b w:val="false"/>
+                <w:bCs w:val="false"/>
+                <w:color w:val="222222"/>
+                <w:sz w:val="17"/>
+                <w:szCs w:val="17"/>
+              </w:rPr>
+              <w:t xml:space="preserve">③</w:t>
+            </w:r>
+          </w:p>
+        </w:tc>
+        <w:tc>
+          <w:tcPr>
+            <w:tcW w:type="dxa" w:w="3420"/>
+            <w:tcBorders>
+              <w:top w:val="single" w:color="C9C9C9" w:sz="2"/>
+              <w:left w:val="single" w:color="C9C9C9" w:sz="2"/>
+              <w:bottom w:val="single" w:color="C9C9C9" w:sz="2"/>
+              <w:right w:val="single" w:color="C9C9C9" w:sz="2"/>
+            </w:tcBorders>
+            <w:shd w:fill="EEF1F6" w:val="clear"/>
+            <w:tcMar>
+              <w:top w:type="dxa" w:w="70"/>
+              <w:left w:type="dxa" w:w="110"/>
+              <w:bottom w:type="dxa" w:w="70"/>
+              <w:right w:type="dxa" w:w="110"/>
+            </w:tcMar>
+          </w:tcPr>
+          <w:p>
+            <w:pPr>
+              <w:spacing w:line="240"/>
+              <w:jc w:val="left"/>
+            </w:pPr>
+            <w:r>
+              <w:rPr>
+                <w:rFonts w:ascii="Times New Roman" w:eastAsia="宋体" w:hAnsi="Times New Roman"/>
+                <w:b w:val="false"/>
+                <w:bCs w:val="false"/>
+                <w:color w:val="222222"/>
+                <w:sz w:val="17"/>
+                <w:szCs w:val="17"/>
+              </w:rPr>
+              <w:t xml:space="preserve">本省高院参考性案例及生效裁判</w:t>
+            </w:r>
+          </w:p>
+        </w:tc>
+        <w:tc>
+          <w:tcPr>
+            <w:tcW w:type="dxa" w:w="4326"/>
+            <w:tcBorders>
+              <w:top w:val="single" w:color="C9C9C9" w:sz="2"/>
+              <w:left w:val="single" w:color="C9C9C9" w:sz="2"/>
+              <w:bottom w:val="single" w:color="C9C9C9" w:sz="2"/>
+              <w:right w:val="single" w:color="C9C9C9" w:sz="2"/>
+            </w:tcBorders>
+            <w:shd w:fill="EEF1F6" w:val="clear"/>
+            <w:tcMar>
+              <w:top w:type="dxa" w:w="70"/>
+              <w:left w:type="dxa" w:w="110"/>
+              <w:bottom w:type="dxa" w:w="70"/>
+              <w:right w:type="dxa" w:w="110"/>
+            </w:tcMar>
+          </w:tcPr>
+          <w:p>
+            <w:pPr>
+              <w:spacing w:line="240"/>
+              <w:jc w:val="left"/>
+            </w:pPr>
+            <w:r>
+              <w:rPr>
+                <w:rFonts w:ascii="Times New Roman" w:eastAsia="宋体" w:hAnsi="Times New Roman"/>
+                <w:b w:val="false"/>
+                <w:bCs w:val="false"/>
+                <w:color w:val="222222"/>
+                <w:sz w:val="17"/>
+                <w:szCs w:val="17"/>
+              </w:rPr>
+              <w:t xml:space="preserve">上海市高级人民法院</w:t>
+            </w:r>
+          </w:p>
+        </w:tc>
+      </w:tr>
+      <w:tr>
+        <w:tc>
+          <w:tcPr>
+            <w:tcW w:type="dxa" w:w="560"/>
+            <w:tcBorders>
+              <w:top w:val="single" w:color="C9C9C9" w:sz="2"/>
+              <w:left w:val="single" w:color="C9C9C9" w:sz="2"/>
+              <w:bottom w:val="single" w:color="C9C9C9" w:sz="2"/>
+              <w:right w:val="single" w:color="C9C9C9" w:sz="2"/>
+            </w:tcBorders>
+            <w:tcMar>
+              <w:top w:type="dxa" w:w="70"/>
+              <w:left w:type="dxa" w:w="110"/>
+              <w:bottom w:type="dxa" w:w="70"/>
+              <w:right w:type="dxa" w:w="110"/>
+            </w:tcMar>
+          </w:tcPr>
+          <w:p>
+            <w:pPr>
+              <w:spacing w:line="240"/>
+              <w:jc w:val="center"/>
+            </w:pPr>
+            <w:r>
+              <w:rPr>
+                <w:rFonts w:ascii="Times New Roman" w:eastAsia="宋体" w:hAnsi="Times New Roman"/>
+                <w:b w:val="false"/>
+                <w:bCs w:val="false"/>
+                <w:color w:val="222222"/>
+                <w:sz w:val="17"/>
+                <w:szCs w:val="17"/>
+              </w:rPr>
+              <w:t xml:space="preserve">④</w:t>
+            </w:r>
+          </w:p>
+        </w:tc>
+        <w:tc>
+          <w:tcPr>
+            <w:tcW w:type="dxa" w:w="3420"/>
+            <w:tcBorders>
+              <w:top w:val="single" w:color="C9C9C9" w:sz="2"/>
+              <w:left w:val="single" w:color="C9C9C9" w:sz="2"/>
+              <w:bottom w:val="single" w:color="C9C9C9" w:sz="2"/>
+              <w:right w:val="single" w:color="C9C9C9" w:sz="2"/>
+            </w:tcBorders>
+            <w:tcMar>
+              <w:top w:type="dxa" w:w="70"/>
+              <w:left w:type="dxa" w:w="110"/>
+              <w:bottom w:type="dxa" w:w="70"/>
+              <w:right w:type="dxa" w:w="110"/>
+            </w:tcMar>
+          </w:tcPr>
+          <w:p>
+            <w:pPr>
+              <w:spacing w:line="240"/>
+              <w:jc w:val="left"/>
+            </w:pPr>
+            <w:r>
+              <w:rPr>
+                <w:rFonts w:ascii="Times New Roman" w:eastAsia="宋体" w:hAnsi="Times New Roman"/>
+                <w:b w:val="false"/>
+                <w:bCs w:val="false"/>
+                <w:color w:val="222222"/>
+                <w:sz w:val="17"/>
+                <w:szCs w:val="17"/>
+              </w:rPr>
+              <w:t xml:space="preserve">上一级法院及本院生效裁判</w:t>
+            </w:r>
+          </w:p>
+        </w:tc>
+        <w:tc>
+          <w:tcPr>
+            <w:tcW w:type="dxa" w:w="4326"/>
+            <w:tcBorders>
+              <w:top w:val="single" w:color="C9C9C9" w:sz="2"/>
+              <w:left w:val="single" w:color="C9C9C9" w:sz="2"/>
+              <w:bottom w:val="single" w:color="C9C9C9" w:sz="2"/>
+              <w:right w:val="single" w:color="C9C9C9" w:sz="2"/>
+            </w:tcBorders>
+            <w:tcMar>
+              <w:top w:type="dxa" w:w="70"/>
+              <w:left w:type="dxa" w:w="110"/>
+              <w:bottom w:type="dxa" w:w="70"/>
+              <w:right w:type="dxa" w:w="110"/>
+            </w:tcMar>
+          </w:tcPr>
+          <w:p>
+            <w:pPr>
+              <w:spacing w:line="240"/>
+              <w:jc w:val="left"/>
+            </w:pPr>
+            <w:r>
+              <w:rPr>
+                <w:rFonts w:ascii="Times New Roman" w:eastAsia="宋体" w:hAnsi="Times New Roman"/>
+                <w:b w:val="false"/>
+                <w:bCs w:val="false"/>
+                <w:color w:val="222222"/>
+                <w:sz w:val="17"/>
+                <w:szCs w:val="17"/>
+              </w:rPr>
+              <w:t xml:space="preserve">上海市高级人民法院、上海金融法院</w:t>
+            </w:r>
+          </w:p>
+        </w:tc>
+      </w:tr>
+    </w:tbl>
     <w:p>
       <w:pPr>
         <w:pStyle w:val="Heading2"/>
@@ -467,7 +995,7 @@
           <w:sz w:val="28"/>
           <w:szCs w:val="28"/>
         </w:rPr>
-        <w:t xml:space="preserve">（二）方法与局限</w:t>
+        <w:t xml:space="preserve">（二）相似性量化评分方法</w:t>
       </w:r>
     </w:p>
     <w:p>
@@ -486,7 +1014,67 @@
           <w:sz w:val="24"/>
           <w:szCs w:val="24"/>
         </w:rPr>
-        <w:t xml:space="preserve">本报告的实质说理基于裁判文书全文重构，量化部分仅作描述性呈现。样本量有限（N=7），各具体争点项下判决数为个位数，故下文数据仅示裁判取向，不作占比定论或显著性推断；样本以上海为主、北京仅 2 件，两地悬殊，本报告不进行京沪裁判倾向的统计比较，仅在确有个案差异处一句话点出。</w:t>
+        <w:t xml:space="preserve">按《类案检索规定》第六条三要素加权评分（基本事实 50＋争议焦点 30＋法律适用 20）：≥90 高相关深挖、80–89 中相关深挖、60–79 单争点参照、&lt;60 背景提示。分项给分附理由，随案列示供复核。</w:t>
+      </w:r>
+    </w:p>
+    <w:p>
+      <w:pPr>
+        <w:pStyle w:val="Heading2"/>
+        <w:spacing w:after="120" w:before="240"/>
+      </w:pPr>
+      <w:r>
+        <w:rPr>
+          <w:rFonts w:ascii="Times New Roman" w:eastAsia="黑体" w:hAnsi="Times New Roman"/>
+          <w:b/>
+          <w:bCs/>
+          <w:color w:val="000000"/>
+          <w:sz w:val="28"/>
+          <w:szCs w:val="28"/>
+        </w:rPr>
+        <w:t xml:space="preserve">（三）方法与局限</w:t>
+      </w:r>
+    </w:p>
+    <w:p>
+      <w:pPr>
+        <w:spacing w:after="80" w:line="360"/>
+        <w:ind w:firstLine="480"/>
+        <w:jc w:val="both"/>
+      </w:pPr>
+      <w:r>
+        <w:rPr>
+          <w:rFonts w:ascii="Times New Roman" w:eastAsia="宋体" w:hAnsi="Times New Roman"/>
+          <w:b w:val="false"/>
+          <w:bCs w:val="false"/>
+          <w:i w:val="false"/>
+          <w:iCs w:val="false"/>
+          <w:sz w:val="24"/>
+          <w:szCs w:val="24"/>
+        </w:rPr>
+        <w:t xml:space="preserve">本演示为</w:t>
+      </w:r>
+      <w:r>
+        <w:rPr>
+          <w:rFonts w:ascii="Times New Roman" w:eastAsia="宋体" w:hAnsi="Times New Roman"/>
+          <w:b/>
+          <w:bCs/>
+          <w:i w:val="false"/>
+          <w:iCs w:val="false"/>
+          <w:sz w:val="24"/>
+          <w:szCs w:val="24"/>
+        </w:rPr>
+        <w:t xml:space="preserve">结构与格式示范</w:t>
+      </w:r>
+      <w:r>
+        <w:rPr>
+          <w:rFonts w:ascii="Times New Roman" w:eastAsia="宋体" w:hAnsi="Times New Roman"/>
+          <w:b w:val="false"/>
+          <w:bCs w:val="false"/>
+          <w:i w:val="false"/>
+          <w:iCs w:val="false"/>
+          <w:sz w:val="24"/>
+          <w:szCs w:val="24"/>
+        </w:rPr>
+        <w:t xml:space="preserve">（合成数据、无判决全文），真实运行时深挖深度为本示范的数倍。集团案形态由阀门自动检测折叠（本池为已折叠核心判决）。</w:t>
       </w:r>
     </w:p>
     <w:p>
@@ -506,7 +1094,1921 @@
           <w:sz w:val="32"/>
           <w:szCs w:val="32"/>
         </w:rPr>
-        <w:t xml:space="preserve">二、裁判规则全景</w:t>
+        <w:t xml:space="preserve">二、类案规则（依据《类案检索规定》）</w:t>
+      </w:r>
+    </w:p>
+    <w:p>
+      <w:pPr>
+        <w:pStyle w:val="Heading2"/>
+        <w:spacing w:after="120" w:before="240"/>
+      </w:pPr>
+      <w:r>
+        <w:rPr>
+          <w:rFonts w:ascii="Times New Roman" w:eastAsia="黑体" w:hAnsi="Times New Roman"/>
+          <w:b/>
+          <w:bCs/>
+          <w:color w:val="000000"/>
+          <w:sz w:val="28"/>
+          <w:szCs w:val="28"/>
+        </w:rPr>
+        <w:t xml:space="preserve">（一）顺位①②：指导性案例与最高法</w:t>
+      </w:r>
+    </w:p>
+    <w:p>
+      <w:pPr>
+        <w:spacing w:after="80" w:line="360"/>
+        <w:ind w:firstLine="480"/>
+        <w:jc w:val="both"/>
+      </w:pPr>
+      <w:r>
+        <w:rPr>
+          <w:rFonts w:ascii="Times New Roman" w:eastAsia="宋体" w:hAnsi="Times New Roman"/>
+          <w:b w:val="false"/>
+          <w:bCs w:val="false"/>
+          <w:i w:val="false"/>
+          <w:iCs w:val="false"/>
+          <w:sz w:val="24"/>
+          <w:szCs w:val="24"/>
+        </w:rPr>
+        <w:t xml:space="preserve">经检索本地指导性案例数据集，暂无与本案情直接对口的指导性案例（如实呈报，无"应当参照"项）；顺位②演示池含公报案例 1 件（正文未公开，入附录索引）。下列各案均为"可以参考"（第九条）。</w:t>
+      </w:r>
+    </w:p>
+    <w:p>
+      <w:pPr>
+        <w:pStyle w:val="Heading2"/>
+        <w:spacing w:after="120" w:before="240"/>
+      </w:pPr>
+      <w:r>
+        <w:rPr>
+          <w:rFonts w:ascii="Times New Roman" w:eastAsia="黑体" w:hAnsi="Times New Roman"/>
+          <w:b/>
+          <w:bCs/>
+          <w:color w:val="000000"/>
+          <w:sz w:val="28"/>
+          <w:szCs w:val="28"/>
+        </w:rPr>
+        <w:t xml:space="preserve">（二）顺位③④：核心判决深挖</w:t>
+      </w:r>
+    </w:p>
+    <w:p>
+      <w:pPr>
+        <w:pStyle w:val="Heading3"/>
+        <w:spacing w:after="120" w:before="240"/>
+      </w:pPr>
+      <w:r>
+        <w:rPr>
+          <w:rFonts w:ascii="Times New Roman" w:eastAsia="黑体" w:hAnsi="Times New Roman"/>
+          <w:b/>
+          <w:bCs/>
+          <w:color w:val="000000"/>
+          <w:sz w:val="26"/>
+          <w:szCs w:val="26"/>
+        </w:rPr>
+        <w:t xml:space="preserve">1.（2022）示74民初0301号·上海金融法院——甲新材股份虚增收入案【相似度 93 · 高相关 · 本案基准案】</w:t>
+      </w:r>
+    </w:p>
+    <w:p>
+      <w:pPr>
+        <w:spacing w:after="80" w:line="360"/>
+        <w:ind w:firstLine="480"/>
+        <w:jc w:val="both"/>
+      </w:pPr>
+      <w:r>
+        <w:rPr>
+          <w:rFonts w:ascii="Times New Roman" w:eastAsia="宋体" w:hAnsi="Times New Roman"/>
+          <w:b/>
+          <w:bCs/>
+          <w:i w:val="false"/>
+          <w:iCs w:val="false"/>
+          <w:sz w:val="24"/>
+          <w:szCs w:val="24"/>
+        </w:rPr>
+        <w:t xml:space="preserve">基本案情</w:t>
+      </w:r>
+      <w:r>
+        <w:rPr>
+          <w:rFonts w:ascii="Times New Roman" w:eastAsia="宋体" w:hAnsi="Times New Roman"/>
+          <w:b w:val="false"/>
+          <w:bCs w:val="false"/>
+          <w:i w:val="false"/>
+          <w:iCs w:val="false"/>
+          <w:sz w:val="24"/>
+          <w:szCs w:val="24"/>
+        </w:rPr>
+        <w:t xml:space="preserve">：甲新材股份 2018—2020 年连续虚增营业收入与利润，2021 年 5 月被证监会立案调查并公告、嗣后受罚；众多投资者分别起诉，本案为该事件示范判决。</w:t>
+      </w:r>
+    </w:p>
+    <w:p>
+      <w:pPr>
+        <w:spacing w:after="80" w:line="360"/>
+        <w:ind w:firstLine="480"/>
+        <w:jc w:val="both"/>
+      </w:pPr>
+      <w:r>
+        <w:rPr>
+          <w:rFonts w:ascii="Times New Roman" w:eastAsia="宋体" w:hAnsi="Times New Roman"/>
+          <w:b/>
+          <w:bCs/>
+          <w:i w:val="false"/>
+          <w:iCs w:val="false"/>
+          <w:sz w:val="24"/>
+          <w:szCs w:val="24"/>
+        </w:rPr>
+        <w:t xml:space="preserve">被告抗辩逻辑</w:t>
+      </w:r>
+      <w:r>
+        <w:rPr>
+          <w:rFonts w:ascii="Times New Roman" w:eastAsia="宋体" w:hAnsi="Times New Roman"/>
+          <w:b w:val="false"/>
+          <w:bCs w:val="false"/>
+          <w:i w:val="false"/>
+          <w:iCs w:val="false"/>
+          <w:sz w:val="24"/>
+          <w:szCs w:val="24"/>
+        </w:rPr>
+        <w:t xml:space="preserve">：① 涉案虚增不具重大性；② 投资者损失主要系大盘下跌所致，应扣除系统风险。</w:t>
+      </w:r>
+    </w:p>
+    <w:p>
+      <w:pPr>
+        <w:spacing w:after="80" w:line="360"/>
+        <w:ind w:firstLine="480"/>
+        <w:jc w:val="both"/>
+      </w:pPr>
+      <w:r>
+        <w:rPr>
+          <w:rFonts w:ascii="Times New Roman" w:eastAsia="宋体" w:hAnsi="Times New Roman"/>
+          <w:b/>
+          <w:bCs/>
+          <w:i w:val="false"/>
+          <w:iCs w:val="false"/>
+          <w:sz w:val="24"/>
+          <w:szCs w:val="24"/>
+        </w:rPr>
+        <w:t xml:space="preserve">法院裁判逻辑（逐项对应）</w:t>
+      </w:r>
+      <w:r>
+        <w:rPr>
+          <w:rFonts w:ascii="Times New Roman" w:eastAsia="宋体" w:hAnsi="Times New Roman"/>
+          <w:b w:val="false"/>
+          <w:bCs w:val="false"/>
+          <w:i w:val="false"/>
+          <w:iCs w:val="false"/>
+          <w:sz w:val="24"/>
+          <w:szCs w:val="24"/>
+        </w:rPr>
+        <w:t xml:space="preserve">：</w:t>
+      </w:r>
+    </w:p>
+    <w:p>
+      <w:pPr>
+        <w:pStyle w:val="ListParagraph"/>
+        <w:numPr>
+          <w:ilvl w:val="0"/>
+          <w:numId w:val="2"/>
+        </w:numPr>
+        <w:spacing w:after="60" w:line="340"/>
+      </w:pPr>
+      <w:r>
+        <w:rPr>
+          <w:rFonts w:ascii="Times New Roman" w:eastAsia="宋体" w:hAnsi="Times New Roman"/>
+          <w:b w:val="false"/>
+          <w:bCs w:val="false"/>
+          <w:i w:val="false"/>
+          <w:iCs w:val="false"/>
+          <w:sz w:val="24"/>
+          <w:szCs w:val="24"/>
+        </w:rPr>
+        <w:t xml:space="preserve">对①：虚增占当期利润比例显著，足以影响理性投资者决策，</w:t>
+      </w:r>
+      <w:r>
+        <w:rPr>
+          <w:rFonts w:ascii="Times New Roman" w:eastAsia="宋体" w:hAnsi="Times New Roman"/>
+          <w:b/>
+          <w:bCs/>
+          <w:i w:val="false"/>
+          <w:iCs w:val="false"/>
+          <w:sz w:val="24"/>
+          <w:szCs w:val="24"/>
+        </w:rPr>
+        <w:t xml:space="preserve">具有重大性</w:t>
+      </w:r>
+      <w:r>
+        <w:rPr>
+          <w:rFonts w:ascii="Times New Roman" w:eastAsia="宋体" w:hAnsi="Times New Roman"/>
+          <w:b w:val="false"/>
+          <w:bCs w:val="false"/>
+          <w:i w:val="false"/>
+          <w:iCs w:val="false"/>
+          <w:sz w:val="24"/>
+          <w:szCs w:val="24"/>
+        </w:rPr>
+        <w:t xml:space="preserve">——不采纳；</w:t>
+      </w:r>
+    </w:p>
+    <w:p>
+      <w:pPr>
+        <w:pStyle w:val="ListParagraph"/>
+        <w:numPr>
+          <w:ilvl w:val="0"/>
+          <w:numId w:val="2"/>
+        </w:numPr>
+        <w:spacing w:after="60" w:line="340"/>
+      </w:pPr>
+      <w:r>
+        <w:rPr>
+          <w:rFonts w:ascii="Times New Roman" w:eastAsia="宋体" w:hAnsi="Times New Roman"/>
+          <w:b w:val="false"/>
+          <w:bCs w:val="false"/>
+          <w:i w:val="false"/>
+          <w:iCs w:val="false"/>
+          <w:sz w:val="24"/>
+          <w:szCs w:val="24"/>
+        </w:rPr>
+        <w:t xml:space="preserve">对②：</w:t>
+      </w:r>
+      <w:r>
+        <w:rPr>
+          <w:rFonts w:ascii="Times New Roman" w:eastAsia="宋体" w:hAnsi="Times New Roman"/>
+          <w:b/>
+          <w:bCs/>
+          <w:i w:val="false"/>
+          <w:iCs w:val="false"/>
+          <w:sz w:val="24"/>
+          <w:szCs w:val="24"/>
+        </w:rPr>
+        <w:t xml:space="preserve">部分采纳</w:t>
+      </w:r>
+      <w:r>
+        <w:rPr>
+          <w:rFonts w:ascii="Times New Roman" w:eastAsia="宋体" w:hAnsi="Times New Roman"/>
+          <w:b w:val="false"/>
+          <w:bCs w:val="false"/>
+          <w:i w:val="false"/>
+          <w:iCs w:val="false"/>
+          <w:sz w:val="24"/>
+          <w:szCs w:val="24"/>
+        </w:rPr>
+        <w:t xml:space="preserve">——属同期大盘与行业下行的部分应予扣除，经专业测算系统风险扣除比例 15%；</w:t>
+      </w:r>
+    </w:p>
+    <w:p>
+      <w:pPr>
+        <w:pStyle w:val="ListParagraph"/>
+        <w:numPr>
+          <w:ilvl w:val="0"/>
+          <w:numId w:val="2"/>
+        </w:numPr>
+        <w:spacing w:after="60" w:line="340"/>
+      </w:pPr>
+      <w:r>
+        <w:rPr>
+          <w:rFonts w:ascii="Times New Roman" w:eastAsia="宋体" w:hAnsi="Times New Roman"/>
+          <w:b w:val="false"/>
+          <w:bCs w:val="false"/>
+          <w:i w:val="false"/>
+          <w:iCs w:val="false"/>
+          <w:sz w:val="24"/>
+          <w:szCs w:val="24"/>
+        </w:rPr>
+        <w:t xml:space="preserve">时点与因果：以立案调查公告日为揭露日；实施日后揭露日前买入并持有受损者，交易因果关系推定成立。</w:t>
+      </w:r>
+    </w:p>
+    <w:p>
+      <w:pPr>
+        <w:spacing w:after="80" w:line="360"/>
+        <w:ind w:firstLine="480"/>
+        <w:jc w:val="both"/>
+      </w:pPr>
+      <w:r>
+        <w:rPr>
+          <w:rFonts w:ascii="Times New Roman" w:eastAsia="宋体" w:hAnsi="Times New Roman"/>
+          <w:b/>
+          <w:bCs/>
+          <w:i w:val="false"/>
+          <w:iCs w:val="false"/>
+          <w:sz w:val="24"/>
+          <w:szCs w:val="24"/>
+        </w:rPr>
+        <w:t xml:space="preserve">证据对照</w:t>
+      </w:r>
+      <w:r>
+        <w:rPr>
+          <w:rFonts w:ascii="Times New Roman" w:eastAsia="宋体" w:hAnsi="Times New Roman"/>
+          <w:b w:val="false"/>
+          <w:bCs w:val="false"/>
+          <w:i w:val="false"/>
+          <w:iCs w:val="false"/>
+          <w:sz w:val="24"/>
+          <w:szCs w:val="24"/>
+        </w:rPr>
+        <w:t xml:space="preserve">：</w:t>
+      </w:r>
+    </w:p>
+    <w:tbl>
+      <w:tblPr>
+        <w:tblW w:type="dxa" w:w="8306"/>
+        <w:tblBorders>
+          <w:top w:val="single" w:color="auto" w:sz="4"/>
+          <w:left w:val="single" w:color="auto" w:sz="4"/>
+          <w:bottom w:val="single" w:color="auto" w:sz="4"/>
+          <w:right w:val="single" w:color="auto" w:sz="4"/>
+          <w:insideH w:val="single" w:color="auto" w:sz="4"/>
+          <w:insideV w:val="single" w:color="auto" w:sz="4"/>
+        </w:tblBorders>
+        <w:tblLayout w:type="fixed"/>
+      </w:tblPr>
+      <w:tblGrid>
+        <w:gridCol w:w="897"/>
+        <w:gridCol w:w="2469"/>
+        <w:gridCol w:w="1795"/>
+        <w:gridCol w:w="3145"/>
+      </w:tblGrid>
+      <w:tr>
+        <w:trPr>
+          <w:tblHeader/>
+        </w:trPr>
+        <w:tc>
+          <w:tcPr>
+            <w:tcW w:type="dxa" w:w="897"/>
+            <w:tcBorders>
+              <w:top w:val="single" w:color="C9C9C9" w:sz="2"/>
+              <w:left w:val="single" w:color="C9C9C9" w:sz="2"/>
+              <w:bottom w:val="single" w:color="C9C9C9" w:sz="2"/>
+              <w:right w:val="single" w:color="C9C9C9" w:sz="2"/>
+            </w:tcBorders>
+            <w:shd w:fill="1F3864" w:val="clear"/>
+            <w:tcMar>
+              <w:top w:type="dxa" w:w="70"/>
+              <w:left w:type="dxa" w:w="110"/>
+              <w:bottom w:type="dxa" w:w="70"/>
+              <w:right w:type="dxa" w:w="110"/>
+            </w:tcMar>
+          </w:tcPr>
+          <w:p>
+            <w:pPr>
+              <w:spacing w:line="240"/>
+              <w:jc w:val="center"/>
+            </w:pPr>
+            <w:r>
+              <w:rPr>
+                <w:rFonts w:ascii="Times New Roman" w:eastAsia="宋体" w:hAnsi="Times New Roman"/>
+                <w:b/>
+                <w:bCs/>
+                <w:color w:val="FFFFFF"/>
+                <w:sz w:val="18"/>
+                <w:szCs w:val="18"/>
+              </w:rPr>
+              <w:t xml:space="preserve">争议焦点</w:t>
+            </w:r>
+          </w:p>
+        </w:tc>
+        <w:tc>
+          <w:tcPr>
+            <w:tcW w:type="dxa" w:w="2469"/>
+            <w:tcBorders>
+              <w:top w:val="single" w:color="C9C9C9" w:sz="2"/>
+              <w:left w:val="single" w:color="C9C9C9" w:sz="2"/>
+              <w:bottom w:val="single" w:color="C9C9C9" w:sz="2"/>
+              <w:right w:val="single" w:color="C9C9C9" w:sz="2"/>
+            </w:tcBorders>
+            <w:shd w:fill="1F3864" w:val="clear"/>
+            <w:tcMar>
+              <w:top w:type="dxa" w:w="70"/>
+              <w:left w:type="dxa" w:w="110"/>
+              <w:bottom w:type="dxa" w:w="70"/>
+              <w:right w:type="dxa" w:w="110"/>
+            </w:tcMar>
+          </w:tcPr>
+          <w:p>
+            <w:pPr>
+              <w:spacing w:line="240"/>
+              <w:jc w:val="left"/>
+            </w:pPr>
+            <w:r>
+              <w:rPr>
+                <w:rFonts w:ascii="Times New Roman" w:eastAsia="宋体" w:hAnsi="Times New Roman"/>
+                <w:b/>
+                <w:bCs/>
+                <w:color w:val="FFFFFF"/>
+                <w:sz w:val="18"/>
+                <w:szCs w:val="18"/>
+              </w:rPr>
+              <w:t xml:space="preserve">原告举证</w:t>
+            </w:r>
+          </w:p>
+        </w:tc>
+        <w:tc>
+          <w:tcPr>
+            <w:tcW w:type="dxa" w:w="1795"/>
+            <w:tcBorders>
+              <w:top w:val="single" w:color="C9C9C9" w:sz="2"/>
+              <w:left w:val="single" w:color="C9C9C9" w:sz="2"/>
+              <w:bottom w:val="single" w:color="C9C9C9" w:sz="2"/>
+              <w:right w:val="single" w:color="C9C9C9" w:sz="2"/>
+            </w:tcBorders>
+            <w:shd w:fill="1F3864" w:val="clear"/>
+            <w:tcMar>
+              <w:top w:type="dxa" w:w="70"/>
+              <w:left w:type="dxa" w:w="110"/>
+              <w:bottom w:type="dxa" w:w="70"/>
+              <w:right w:type="dxa" w:w="110"/>
+            </w:tcMar>
+          </w:tcPr>
+          <w:p>
+            <w:pPr>
+              <w:spacing w:line="240"/>
+              <w:jc w:val="left"/>
+            </w:pPr>
+            <w:r>
+              <w:rPr>
+                <w:rFonts w:ascii="Times New Roman" w:eastAsia="宋体" w:hAnsi="Times New Roman"/>
+                <w:b/>
+                <w:bCs/>
+                <w:color w:val="FFFFFF"/>
+                <w:sz w:val="18"/>
+                <w:szCs w:val="18"/>
+              </w:rPr>
+              <w:t xml:space="preserve">被告举证</w:t>
+            </w:r>
+          </w:p>
+        </w:tc>
+        <w:tc>
+          <w:tcPr>
+            <w:tcW w:type="dxa" w:w="3145"/>
+            <w:tcBorders>
+              <w:top w:val="single" w:color="C9C9C9" w:sz="2"/>
+              <w:left w:val="single" w:color="C9C9C9" w:sz="2"/>
+              <w:bottom w:val="single" w:color="C9C9C9" w:sz="2"/>
+              <w:right w:val="single" w:color="C9C9C9" w:sz="2"/>
+            </w:tcBorders>
+            <w:shd w:fill="1F3864" w:val="clear"/>
+            <w:tcMar>
+              <w:top w:type="dxa" w:w="70"/>
+              <w:left w:type="dxa" w:w="110"/>
+              <w:bottom w:type="dxa" w:w="70"/>
+              <w:right w:type="dxa" w:w="110"/>
+            </w:tcMar>
+          </w:tcPr>
+          <w:p>
+            <w:pPr>
+              <w:spacing w:line="240"/>
+              <w:jc w:val="left"/>
+            </w:pPr>
+            <w:r>
+              <w:rPr>
+                <w:rFonts w:ascii="Times New Roman" w:eastAsia="宋体" w:hAnsi="Times New Roman"/>
+                <w:b/>
+                <w:bCs/>
+                <w:color w:val="FFFFFF"/>
+                <w:sz w:val="18"/>
+                <w:szCs w:val="18"/>
+              </w:rPr>
+              <w:t xml:space="preserve">法院采信</w:t>
+            </w:r>
+          </w:p>
+        </w:tc>
+      </w:tr>
+      <w:tr>
+        <w:tc>
+          <w:tcPr>
+            <w:tcW w:type="dxa" w:w="897"/>
+            <w:tcBorders>
+              <w:top w:val="single" w:color="C9C9C9" w:sz="2"/>
+              <w:left w:val="single" w:color="C9C9C9" w:sz="2"/>
+              <w:bottom w:val="single" w:color="C9C9C9" w:sz="2"/>
+              <w:right w:val="single" w:color="C9C9C9" w:sz="2"/>
+            </w:tcBorders>
+            <w:shd w:fill="EEF1F6" w:val="clear"/>
+            <w:tcMar>
+              <w:top w:type="dxa" w:w="70"/>
+              <w:left w:type="dxa" w:w="110"/>
+              <w:bottom w:type="dxa" w:w="70"/>
+              <w:right w:type="dxa" w:w="110"/>
+            </w:tcMar>
+          </w:tcPr>
+          <w:p>
+            <w:pPr>
+              <w:spacing w:line="240"/>
+              <w:jc w:val="center"/>
+            </w:pPr>
+            <w:r>
+              <w:rPr>
+                <w:rFonts w:ascii="Times New Roman" w:eastAsia="宋体" w:hAnsi="Times New Roman"/>
+                <w:b w:val="false"/>
+                <w:bCs w:val="false"/>
+                <w:color w:val="222222"/>
+                <w:sz w:val="17"/>
+                <w:szCs w:val="17"/>
+              </w:rPr>
+              <w:t xml:space="preserve">重大性</w:t>
+            </w:r>
+          </w:p>
+        </w:tc>
+        <w:tc>
+          <w:tcPr>
+            <w:tcW w:type="dxa" w:w="2469"/>
+            <w:tcBorders>
+              <w:top w:val="single" w:color="C9C9C9" w:sz="2"/>
+              <w:left w:val="single" w:color="C9C9C9" w:sz="2"/>
+              <w:bottom w:val="single" w:color="C9C9C9" w:sz="2"/>
+              <w:right w:val="single" w:color="C9C9C9" w:sz="2"/>
+            </w:tcBorders>
+            <w:shd w:fill="EEF1F6" w:val="clear"/>
+            <w:tcMar>
+              <w:top w:type="dxa" w:w="70"/>
+              <w:left w:type="dxa" w:w="110"/>
+              <w:bottom w:type="dxa" w:w="70"/>
+              <w:right w:type="dxa" w:w="110"/>
+            </w:tcMar>
+          </w:tcPr>
+          <w:p>
+            <w:pPr>
+              <w:spacing w:line="240"/>
+              <w:jc w:val="left"/>
+            </w:pPr>
+            <w:r>
+              <w:rPr>
+                <w:rFonts w:ascii="Times New Roman" w:eastAsia="宋体" w:hAnsi="Times New Roman"/>
+                <w:b w:val="false"/>
+                <w:bCs w:val="false"/>
+                <w:color w:val="222222"/>
+                <w:sz w:val="17"/>
+                <w:szCs w:val="17"/>
+              </w:rPr>
+              <w:t xml:space="preserve">立案公告、行政处罚决定</w:t>
+            </w:r>
+          </w:p>
+        </w:tc>
+        <w:tc>
+          <w:tcPr>
+            <w:tcW w:type="dxa" w:w="1795"/>
+            <w:tcBorders>
+              <w:top w:val="single" w:color="C9C9C9" w:sz="2"/>
+              <w:left w:val="single" w:color="C9C9C9" w:sz="2"/>
+              <w:bottom w:val="single" w:color="C9C9C9" w:sz="2"/>
+              <w:right w:val="single" w:color="C9C9C9" w:sz="2"/>
+            </w:tcBorders>
+            <w:shd w:fill="EEF1F6" w:val="clear"/>
+            <w:tcMar>
+              <w:top w:type="dxa" w:w="70"/>
+              <w:left w:type="dxa" w:w="110"/>
+              <w:bottom w:type="dxa" w:w="70"/>
+              <w:right w:type="dxa" w:w="110"/>
+            </w:tcMar>
+          </w:tcPr>
+          <w:p>
+            <w:pPr>
+              <w:spacing w:line="240"/>
+              <w:jc w:val="left"/>
+            </w:pPr>
+            <w:r>
+              <w:rPr>
+                <w:rFonts w:ascii="Times New Roman" w:eastAsia="宋体" w:hAnsi="Times New Roman"/>
+                <w:b w:val="false"/>
+                <w:bCs w:val="false"/>
+                <w:color w:val="222222"/>
+                <w:sz w:val="17"/>
+                <w:szCs w:val="17"/>
+              </w:rPr>
+              <w:t xml:space="preserve">〔演示：未详列〕</w:t>
+            </w:r>
+          </w:p>
+        </w:tc>
+        <w:tc>
+          <w:tcPr>
+            <w:tcW w:type="dxa" w:w="3145"/>
+            <w:tcBorders>
+              <w:top w:val="single" w:color="C9C9C9" w:sz="2"/>
+              <w:left w:val="single" w:color="C9C9C9" w:sz="2"/>
+              <w:bottom w:val="single" w:color="C9C9C9" w:sz="2"/>
+              <w:right w:val="single" w:color="C9C9C9" w:sz="2"/>
+            </w:tcBorders>
+            <w:shd w:fill="EEF1F6" w:val="clear"/>
+            <w:tcMar>
+              <w:top w:type="dxa" w:w="70"/>
+              <w:left w:type="dxa" w:w="110"/>
+              <w:bottom w:type="dxa" w:w="70"/>
+              <w:right w:type="dxa" w:w="110"/>
+            </w:tcMar>
+          </w:tcPr>
+          <w:p>
+            <w:pPr>
+              <w:spacing w:line="240"/>
+              <w:jc w:val="left"/>
+            </w:pPr>
+            <w:r>
+              <w:rPr>
+                <w:rFonts w:ascii="Times New Roman" w:eastAsia="宋体" w:hAnsi="Times New Roman"/>
+                <w:b w:val="false"/>
+                <w:bCs w:val="false"/>
+                <w:color w:val="222222"/>
+                <w:sz w:val="17"/>
+                <w:szCs w:val="17"/>
+              </w:rPr>
+              <w:t xml:space="preserve">处罚认定的虚增占比</w:t>
+            </w:r>
+          </w:p>
+        </w:tc>
+      </w:tr>
+      <w:tr>
+        <w:tc>
+          <w:tcPr>
+            <w:tcW w:type="dxa" w:w="897"/>
+            <w:tcBorders>
+              <w:top w:val="single" w:color="C9C9C9" w:sz="2"/>
+              <w:left w:val="single" w:color="C9C9C9" w:sz="2"/>
+              <w:bottom w:val="single" w:color="C9C9C9" w:sz="2"/>
+              <w:right w:val="single" w:color="C9C9C9" w:sz="2"/>
+            </w:tcBorders>
+            <w:tcMar>
+              <w:top w:type="dxa" w:w="70"/>
+              <w:left w:type="dxa" w:w="110"/>
+              <w:bottom w:type="dxa" w:w="70"/>
+              <w:right w:type="dxa" w:w="110"/>
+            </w:tcMar>
+          </w:tcPr>
+          <w:p>
+            <w:pPr>
+              <w:spacing w:line="240"/>
+              <w:jc w:val="center"/>
+            </w:pPr>
+            <w:r>
+              <w:rPr>
+                <w:rFonts w:ascii="Times New Roman" w:eastAsia="宋体" w:hAnsi="Times New Roman"/>
+                <w:b w:val="false"/>
+                <w:bCs w:val="false"/>
+                <w:color w:val="222222"/>
+                <w:sz w:val="17"/>
+                <w:szCs w:val="17"/>
+              </w:rPr>
+              <w:t xml:space="preserve">损失扣除</w:t>
+            </w:r>
+          </w:p>
+        </w:tc>
+        <w:tc>
+          <w:tcPr>
+            <w:tcW w:type="dxa" w:w="2469"/>
+            <w:tcBorders>
+              <w:top w:val="single" w:color="C9C9C9" w:sz="2"/>
+              <w:left w:val="single" w:color="C9C9C9" w:sz="2"/>
+              <w:bottom w:val="single" w:color="C9C9C9" w:sz="2"/>
+              <w:right w:val="single" w:color="C9C9C9" w:sz="2"/>
+            </w:tcBorders>
+            <w:tcMar>
+              <w:top w:type="dxa" w:w="70"/>
+              <w:left w:type="dxa" w:w="110"/>
+              <w:bottom w:type="dxa" w:w="70"/>
+              <w:right w:type="dxa" w:w="110"/>
+            </w:tcMar>
+          </w:tcPr>
+          <w:p>
+            <w:pPr>
+              <w:spacing w:line="240"/>
+              <w:jc w:val="left"/>
+            </w:pPr>
+            <w:r>
+              <w:rPr>
+                <w:rFonts w:ascii="Times New Roman" w:eastAsia="宋体" w:hAnsi="Times New Roman"/>
+                <w:b w:val="false"/>
+                <w:bCs w:val="false"/>
+                <w:color w:val="222222"/>
+                <w:sz w:val="17"/>
+                <w:szCs w:val="17"/>
+              </w:rPr>
+              <w:t xml:space="preserve">交易记录</w:t>
+            </w:r>
+          </w:p>
+        </w:tc>
+        <w:tc>
+          <w:tcPr>
+            <w:tcW w:type="dxa" w:w="1795"/>
+            <w:tcBorders>
+              <w:top w:val="single" w:color="C9C9C9" w:sz="2"/>
+              <w:left w:val="single" w:color="C9C9C9" w:sz="2"/>
+              <w:bottom w:val="single" w:color="C9C9C9" w:sz="2"/>
+              <w:right w:val="single" w:color="C9C9C9" w:sz="2"/>
+            </w:tcBorders>
+            <w:tcMar>
+              <w:top w:type="dxa" w:w="70"/>
+              <w:left w:type="dxa" w:w="110"/>
+              <w:bottom w:type="dxa" w:w="70"/>
+              <w:right w:type="dxa" w:w="110"/>
+            </w:tcMar>
+          </w:tcPr>
+          <w:p>
+            <w:pPr>
+              <w:spacing w:line="240"/>
+              <w:jc w:val="left"/>
+            </w:pPr>
+            <w:r>
+              <w:rPr>
+                <w:rFonts w:ascii="Times New Roman" w:eastAsia="宋体" w:hAnsi="Times New Roman"/>
+                <w:b w:val="false"/>
+                <w:bCs w:val="false"/>
+                <w:color w:val="222222"/>
+                <w:sz w:val="17"/>
+                <w:szCs w:val="17"/>
+              </w:rPr>
+              <w:t xml:space="preserve">申请专业测算</w:t>
+            </w:r>
+          </w:p>
+        </w:tc>
+        <w:tc>
+          <w:tcPr>
+            <w:tcW w:type="dxa" w:w="3145"/>
+            <w:tcBorders>
+              <w:top w:val="single" w:color="C9C9C9" w:sz="2"/>
+              <w:left w:val="single" w:color="C9C9C9" w:sz="2"/>
+              <w:bottom w:val="single" w:color="C9C9C9" w:sz="2"/>
+              <w:right w:val="single" w:color="C9C9C9" w:sz="2"/>
+            </w:tcBorders>
+            <w:tcMar>
+              <w:top w:type="dxa" w:w="70"/>
+              <w:left w:type="dxa" w:w="110"/>
+              <w:bottom w:type="dxa" w:w="70"/>
+              <w:right w:type="dxa" w:w="110"/>
+            </w:tcMar>
+          </w:tcPr>
+          <w:p>
+            <w:pPr>
+              <w:spacing w:line="240"/>
+              <w:jc w:val="left"/>
+            </w:pPr>
+            <w:r>
+              <w:rPr>
+                <w:rFonts w:ascii="Times New Roman" w:eastAsia="宋体" w:hAnsi="Times New Roman"/>
+                <w:b w:val="false"/>
+                <w:bCs w:val="false"/>
+                <w:color w:val="222222"/>
+                <w:sz w:val="17"/>
+                <w:szCs w:val="17"/>
+              </w:rPr>
+              <w:t xml:space="preserve">专业测算意见（系统风险 15%）</w:t>
+            </w:r>
+          </w:p>
+        </w:tc>
+      </w:tr>
+    </w:tbl>
+    <w:p>
+      <w:pPr>
+        <w:spacing w:after="80" w:line="360"/>
+        <w:ind w:firstLine="480"/>
+        <w:jc w:val="both"/>
+      </w:pPr>
+      <w:r>
+        <w:rPr>
+          <w:rFonts w:ascii="Times New Roman" w:eastAsia="宋体" w:hAnsi="Times New Roman"/>
+          <w:b/>
+          <w:bCs/>
+          <w:i w:val="false"/>
+          <w:iCs w:val="false"/>
+          <w:sz w:val="24"/>
+          <w:szCs w:val="24"/>
+        </w:rPr>
+        <w:t xml:space="preserve">相似性评分</w:t>
+      </w:r>
+      <w:r>
+        <w:rPr>
+          <w:rFonts w:ascii="Times New Roman" w:eastAsia="宋体" w:hAnsi="Times New Roman"/>
+          <w:b w:val="false"/>
+          <w:bCs w:val="false"/>
+          <w:i w:val="false"/>
+          <w:iCs w:val="false"/>
+          <w:sz w:val="24"/>
+          <w:szCs w:val="24"/>
+        </w:rPr>
+        <w:t xml:space="preserve">：基本事实 49（主体 14＋行为 20＋情节 15）＋争议焦点 25＋法律适用 19＝</w:t>
+      </w:r>
+      <w:r>
+        <w:rPr>
+          <w:rFonts w:ascii="Times New Roman" w:eastAsia="宋体" w:hAnsi="Times New Roman"/>
+          <w:b/>
+          <w:bCs/>
+          <w:i w:val="false"/>
+          <w:iCs w:val="false"/>
+          <w:sz w:val="24"/>
+          <w:szCs w:val="24"/>
+        </w:rPr>
+        <w:t xml:space="preserve">93</w:t>
+      </w:r>
+      <w:r>
+        <w:rPr>
+          <w:rFonts w:ascii="Times New Roman" w:eastAsia="宋体" w:hAnsi="Times New Roman"/>
+          <w:b w:val="false"/>
+          <w:bCs w:val="false"/>
+          <w:i w:val="false"/>
+          <w:iCs w:val="false"/>
+          <w:sz w:val="24"/>
+          <w:szCs w:val="24"/>
+        </w:rPr>
+        <w:t xml:space="preserve">。</w:t>
+      </w:r>
+    </w:p>
+    <w:p>
+      <w:pPr>
+        <w:spacing w:after="80" w:line="360"/>
+        <w:ind w:firstLine="480"/>
+        <w:jc w:val="both"/>
+      </w:pPr>
+      <w:r>
+        <w:rPr>
+          <w:rFonts w:ascii="Times New Roman" w:eastAsia="宋体" w:hAnsi="Times New Roman"/>
+          <w:b/>
+          <w:bCs/>
+          <w:i w:val="false"/>
+          <w:iCs w:val="false"/>
+          <w:sz w:val="24"/>
+          <w:szCs w:val="24"/>
+        </w:rPr>
+        <w:t xml:space="preserve">参照要点</w:t>
+      </w:r>
+      <w:r>
+        <w:rPr>
+          <w:rFonts w:ascii="Times New Roman" w:eastAsia="宋体" w:hAnsi="Times New Roman"/>
+          <w:b w:val="false"/>
+          <w:bCs w:val="false"/>
+          <w:i w:val="false"/>
+          <w:iCs w:val="false"/>
+          <w:sz w:val="24"/>
+          <w:szCs w:val="24"/>
+        </w:rPr>
+        <w:t xml:space="preserve">：本案重大性、揭露日、因果、扣除四争点的推演底稿。</w:t>
+      </w:r>
+      <w:r>
+        <w:rPr>
+          <w:rFonts w:ascii="Times New Roman" w:eastAsia="宋体" w:hAnsi="Times New Roman"/>
+          <w:b/>
+          <w:bCs/>
+          <w:i w:val="false"/>
+          <w:iCs w:val="false"/>
+          <w:sz w:val="24"/>
+          <w:szCs w:val="24"/>
+        </w:rPr>
+        <w:t xml:space="preserve">可以参考。</w:t>
+      </w:r>
+    </w:p>
+    <w:p>
+      <w:pPr>
+        <w:pStyle w:val="Heading3"/>
+        <w:spacing w:after="120" w:before="240"/>
+      </w:pPr>
+      <w:r>
+        <w:rPr>
+          <w:rFonts w:ascii="Times New Roman" w:eastAsia="黑体" w:hAnsi="Times New Roman"/>
+          <w:b/>
+          <w:bCs/>
+          <w:color w:val="000000"/>
+          <w:sz w:val="26"/>
+          <w:szCs w:val="26"/>
+        </w:rPr>
+        <w:t xml:space="preserve">2.（2023）示74民初0455号·上海金融法院——乙生物科技招股书造假案【相似度 84 · 中相关】</w:t>
+      </w:r>
+    </w:p>
+    <w:p>
+      <w:pPr>
+        <w:spacing w:after="80" w:line="360"/>
+        <w:ind w:firstLine="480"/>
+        <w:jc w:val="both"/>
+      </w:pPr>
+      <w:r>
+        <w:rPr>
+          <w:rFonts w:ascii="Times New Roman" w:eastAsia="宋体" w:hAnsi="Times New Roman"/>
+          <w:b/>
+          <w:bCs/>
+          <w:i w:val="false"/>
+          <w:iCs w:val="false"/>
+          <w:sz w:val="24"/>
+          <w:szCs w:val="24"/>
+        </w:rPr>
+        <w:t xml:space="preserve">基本案情</w:t>
+      </w:r>
+      <w:r>
+        <w:rPr>
+          <w:rFonts w:ascii="Times New Roman" w:eastAsia="宋体" w:hAnsi="Times New Roman"/>
+          <w:b w:val="false"/>
+          <w:bCs w:val="false"/>
+          <w:i w:val="false"/>
+          <w:iCs w:val="false"/>
+          <w:sz w:val="24"/>
+          <w:szCs w:val="24"/>
+        </w:rPr>
+        <w:t xml:space="preserve">：乙生物科技首发招股说明书对研发投入与在研管线虚假记载，丙会计师事务所出具标准无保留意见；投资者提起代表人诉讼。</w:t>
+      </w:r>
+    </w:p>
+    <w:p>
+      <w:pPr>
+        <w:spacing w:after="80" w:line="360"/>
+        <w:ind w:firstLine="480"/>
+        <w:jc w:val="both"/>
+      </w:pPr>
+      <w:r>
+        <w:rPr>
+          <w:rFonts w:ascii="Times New Roman" w:eastAsia="宋体" w:hAnsi="Times New Roman"/>
+          <w:b/>
+          <w:bCs/>
+          <w:i w:val="false"/>
+          <w:iCs w:val="false"/>
+          <w:sz w:val="24"/>
+          <w:szCs w:val="24"/>
+        </w:rPr>
+        <w:t xml:space="preserve">被告抗辩逻辑</w:t>
+      </w:r>
+      <w:r>
+        <w:rPr>
+          <w:rFonts w:ascii="Times New Roman" w:eastAsia="宋体" w:hAnsi="Times New Roman"/>
+          <w:b w:val="false"/>
+          <w:bCs w:val="false"/>
+          <w:i w:val="false"/>
+          <w:iCs w:val="false"/>
+          <w:sz w:val="24"/>
+          <w:szCs w:val="24"/>
+        </w:rPr>
+        <w:t xml:space="preserve">：丙会计师事务所主张已勤勉尽责、对管线技术事项无专业判断能力。</w:t>
+      </w:r>
+    </w:p>
+    <w:p>
+      <w:pPr>
+        <w:spacing w:after="80" w:line="360"/>
+        <w:ind w:firstLine="480"/>
+        <w:jc w:val="both"/>
+      </w:pPr>
+      <w:r>
+        <w:rPr>
+          <w:rFonts w:ascii="Times New Roman" w:eastAsia="宋体" w:hAnsi="Times New Roman"/>
+          <w:b/>
+          <w:bCs/>
+          <w:i w:val="false"/>
+          <w:iCs w:val="false"/>
+          <w:sz w:val="24"/>
+          <w:szCs w:val="24"/>
+        </w:rPr>
+        <w:t xml:space="preserve">法院裁判逻辑（逐项对应）</w:t>
+      </w:r>
+      <w:r>
+        <w:rPr>
+          <w:rFonts w:ascii="Times New Roman" w:eastAsia="宋体" w:hAnsi="Times New Roman"/>
+          <w:b w:val="false"/>
+          <w:bCs w:val="false"/>
+          <w:i w:val="false"/>
+          <w:iCs w:val="false"/>
+          <w:sz w:val="24"/>
+          <w:szCs w:val="24"/>
+        </w:rPr>
+        <w:t xml:space="preserve">：发行人对招股文件虚假记载承担</w:t>
+      </w:r>
+      <w:r>
+        <w:rPr>
+          <w:rFonts w:ascii="Times New Roman" w:eastAsia="宋体" w:hAnsi="Times New Roman"/>
+          <w:b/>
+          <w:bCs/>
+          <w:i w:val="false"/>
+          <w:iCs w:val="false"/>
+          <w:sz w:val="24"/>
+          <w:szCs w:val="24"/>
+        </w:rPr>
+        <w:t xml:space="preserve">无过错责任</w:t>
+      </w:r>
+      <w:r>
+        <w:rPr>
+          <w:rFonts w:ascii="Times New Roman" w:eastAsia="宋体" w:hAnsi="Times New Roman"/>
+          <w:b w:val="false"/>
+          <w:bCs w:val="false"/>
+          <w:i w:val="false"/>
+          <w:iCs w:val="false"/>
+          <w:sz w:val="24"/>
+          <w:szCs w:val="24"/>
+        </w:rPr>
+        <w:t xml:space="preserve">；会计师未对异常研发资本化保持</w:t>
+      </w:r>
+      <w:r>
+        <w:rPr>
+          <w:rFonts w:ascii="Times New Roman" w:eastAsia="宋体" w:hAnsi="Times New Roman"/>
+          <w:b/>
+          <w:bCs/>
+          <w:i w:val="false"/>
+          <w:iCs w:val="false"/>
+          <w:sz w:val="24"/>
+          <w:szCs w:val="24"/>
+        </w:rPr>
+        <w:t xml:space="preserve">职业怀疑</w:t>
+      </w:r>
+      <w:r>
+        <w:rPr>
+          <w:rFonts w:ascii="Times New Roman" w:eastAsia="宋体" w:hAnsi="Times New Roman"/>
+          <w:b w:val="false"/>
+          <w:bCs w:val="false"/>
+          <w:i w:val="false"/>
+          <w:iCs w:val="false"/>
+          <w:sz w:val="24"/>
+          <w:szCs w:val="24"/>
+        </w:rPr>
+        <w:t xml:space="preserve">、未尽特别注意义务，勤勉尽责抗辩不成立，按过错在 </w:t>
+      </w:r>
+      <w:r>
+        <w:rPr>
+          <w:rFonts w:ascii="Times New Roman" w:eastAsia="宋体" w:hAnsi="Times New Roman"/>
+          <w:b/>
+          <w:bCs/>
+          <w:i w:val="false"/>
+          <w:iCs w:val="false"/>
+          <w:sz w:val="24"/>
+          <w:szCs w:val="24"/>
+        </w:rPr>
+        <w:t xml:space="preserve">25% 范围内连带</w:t>
+      </w:r>
+      <w:r>
+        <w:rPr>
+          <w:rFonts w:ascii="Times New Roman" w:eastAsia="宋体" w:hAnsi="Times New Roman"/>
+          <w:b w:val="false"/>
+          <w:bCs w:val="false"/>
+          <w:i w:val="false"/>
+          <w:iCs w:val="false"/>
+          <w:sz w:val="24"/>
+          <w:szCs w:val="24"/>
+        </w:rPr>
+        <w:t xml:space="preserve">。</w:t>
+      </w:r>
+    </w:p>
+    <w:p>
+      <w:pPr>
+        <w:spacing w:after="80" w:line="360"/>
+        <w:ind w:firstLine="480"/>
+        <w:jc w:val="both"/>
+      </w:pPr>
+      <w:r>
+        <w:rPr>
+          <w:rFonts w:ascii="Times New Roman" w:eastAsia="宋体" w:hAnsi="Times New Roman"/>
+          <w:b/>
+          <w:bCs/>
+          <w:i w:val="false"/>
+          <w:iCs w:val="false"/>
+          <w:sz w:val="24"/>
+          <w:szCs w:val="24"/>
+        </w:rPr>
+        <w:t xml:space="preserve">相似性评分</w:t>
+      </w:r>
+      <w:r>
+        <w:rPr>
+          <w:rFonts w:ascii="Times New Roman" w:eastAsia="宋体" w:hAnsi="Times New Roman"/>
+          <w:b w:val="false"/>
+          <w:bCs w:val="false"/>
+          <w:i w:val="false"/>
+          <w:iCs w:val="false"/>
+          <w:sz w:val="24"/>
+          <w:szCs w:val="24"/>
+        </w:rPr>
+        <w:t xml:space="preserve">：基本事实 44＋争议焦点 22＋法律适用 18＝</w:t>
+      </w:r>
+      <w:r>
+        <w:rPr>
+          <w:rFonts w:ascii="Times New Roman" w:eastAsia="宋体" w:hAnsi="Times New Roman"/>
+          <w:b/>
+          <w:bCs/>
+          <w:i w:val="false"/>
+          <w:iCs w:val="false"/>
+          <w:sz w:val="24"/>
+          <w:szCs w:val="24"/>
+        </w:rPr>
+        <w:t xml:space="preserve">84</w:t>
+      </w:r>
+      <w:r>
+        <w:rPr>
+          <w:rFonts w:ascii="Times New Roman" w:eastAsia="宋体" w:hAnsi="Times New Roman"/>
+          <w:b w:val="false"/>
+          <w:bCs w:val="false"/>
+          <w:i w:val="false"/>
+          <w:iCs w:val="false"/>
+          <w:sz w:val="24"/>
+          <w:szCs w:val="24"/>
+        </w:rPr>
+        <w:t xml:space="preserve">（招股书造假与本案年报造假场景略偏移）。</w:t>
+      </w:r>
+    </w:p>
+    <w:p>
+      <w:pPr>
+        <w:spacing w:after="80" w:line="360"/>
+        <w:ind w:firstLine="480"/>
+        <w:jc w:val="both"/>
+      </w:pPr>
+      <w:r>
+        <w:rPr>
+          <w:rFonts w:ascii="Times New Roman" w:eastAsia="宋体" w:hAnsi="Times New Roman"/>
+          <w:b/>
+          <w:bCs/>
+          <w:i w:val="false"/>
+          <w:iCs w:val="false"/>
+          <w:sz w:val="24"/>
+          <w:szCs w:val="24"/>
+        </w:rPr>
+        <w:t xml:space="preserve">参照要点</w:t>
+      </w:r>
+      <w:r>
+        <w:rPr>
+          <w:rFonts w:ascii="Times New Roman" w:eastAsia="宋体" w:hAnsi="Times New Roman"/>
+          <w:b w:val="false"/>
+          <w:bCs w:val="false"/>
+          <w:i w:val="false"/>
+          <w:iCs w:val="false"/>
+          <w:sz w:val="24"/>
+          <w:szCs w:val="24"/>
+        </w:rPr>
+        <w:t xml:space="preserve">：若本案追加审计机构，其抗辩成败要件（职业怀疑＋特别注意义务）在此有完整预演。</w:t>
+      </w:r>
+      <w:r>
+        <w:rPr>
+          <w:rFonts w:ascii="Times New Roman" w:eastAsia="宋体" w:hAnsi="Times New Roman"/>
+          <w:b/>
+          <w:bCs/>
+          <w:i w:val="false"/>
+          <w:iCs w:val="false"/>
+          <w:sz w:val="24"/>
+          <w:szCs w:val="24"/>
+        </w:rPr>
+        <w:t xml:space="preserve">可以参考。</w:t>
+      </w:r>
+    </w:p>
+    <w:p>
+      <w:pPr>
+        <w:pStyle w:val="Heading2"/>
+        <w:spacing w:after="120" w:before="240"/>
+      </w:pPr>
+      <w:r>
+        <w:rPr>
+          <w:rFonts w:ascii="Times New Roman" w:eastAsia="黑体" w:hAnsi="Times New Roman"/>
+          <w:b/>
+          <w:bCs/>
+          <w:color w:val="000000"/>
+          <w:sz w:val="28"/>
+          <w:szCs w:val="28"/>
+        </w:rPr>
+        <w:t xml:space="preserve">（三）单争点参照</w:t>
+      </w:r>
+    </w:p>
+    <w:tbl>
+      <w:tblPr>
+        <w:tblW w:type="dxa" w:w="8306"/>
+        <w:tblBorders>
+          <w:top w:val="single" w:color="auto" w:sz="4"/>
+          <w:left w:val="single" w:color="auto" w:sz="4"/>
+          <w:bottom w:val="single" w:color="auto" w:sz="4"/>
+          <w:right w:val="single" w:color="auto" w:sz="4"/>
+          <w:insideH w:val="single" w:color="auto" w:sz="4"/>
+          <w:insideV w:val="single" w:color="auto" w:sz="4"/>
+        </w:tblBorders>
+        <w:tblLayout w:type="fixed"/>
+      </w:tblPr>
+      <w:tblGrid>
+        <w:gridCol w:w="3833"/>
+        <w:gridCol w:w="638"/>
+        <w:gridCol w:w="3835"/>
+      </w:tblGrid>
+      <w:tr>
+        <w:trPr>
+          <w:tblHeader/>
+        </w:trPr>
+        <w:tc>
+          <w:tcPr>
+            <w:tcW w:type="dxa" w:w="3833"/>
+            <w:tcBorders>
+              <w:top w:val="single" w:color="C9C9C9" w:sz="2"/>
+              <w:left w:val="single" w:color="C9C9C9" w:sz="2"/>
+              <w:bottom w:val="single" w:color="C9C9C9" w:sz="2"/>
+              <w:right w:val="single" w:color="C9C9C9" w:sz="2"/>
+            </w:tcBorders>
+            <w:shd w:fill="1F3864" w:val="clear"/>
+            <w:tcMar>
+              <w:top w:type="dxa" w:w="70"/>
+              <w:left w:type="dxa" w:w="110"/>
+              <w:bottom w:type="dxa" w:w="70"/>
+              <w:right w:type="dxa" w:w="110"/>
+            </w:tcMar>
+          </w:tcPr>
+          <w:p>
+            <w:pPr>
+              <w:spacing w:line="240"/>
+              <w:jc w:val="center"/>
+            </w:pPr>
+            <w:r>
+              <w:rPr>
+                <w:rFonts w:ascii="Times New Roman" w:eastAsia="宋体" w:hAnsi="Times New Roman"/>
+                <w:b/>
+                <w:bCs/>
+                <w:color w:val="FFFFFF"/>
+                <w:sz w:val="18"/>
+                <w:szCs w:val="18"/>
+              </w:rPr>
+              <w:t xml:space="preserve">案号·法院</w:t>
+            </w:r>
+          </w:p>
+        </w:tc>
+        <w:tc>
+          <w:tcPr>
+            <w:tcW w:type="dxa" w:w="638"/>
+            <w:tcBorders>
+              <w:top w:val="single" w:color="C9C9C9" w:sz="2"/>
+              <w:left w:val="single" w:color="C9C9C9" w:sz="2"/>
+              <w:bottom w:val="single" w:color="C9C9C9" w:sz="2"/>
+              <w:right w:val="single" w:color="C9C9C9" w:sz="2"/>
+            </w:tcBorders>
+            <w:shd w:fill="1F3864" w:val="clear"/>
+            <w:tcMar>
+              <w:top w:type="dxa" w:w="70"/>
+              <w:left w:type="dxa" w:w="110"/>
+              <w:bottom w:type="dxa" w:w="70"/>
+              <w:right w:type="dxa" w:w="110"/>
+            </w:tcMar>
+          </w:tcPr>
+          <w:p>
+            <w:pPr>
+              <w:spacing w:line="240"/>
+              <w:jc w:val="left"/>
+            </w:pPr>
+            <w:r>
+              <w:rPr>
+                <w:rFonts w:ascii="Times New Roman" w:eastAsia="宋体" w:hAnsi="Times New Roman"/>
+                <w:b/>
+                <w:bCs/>
+                <w:color w:val="FFFFFF"/>
+                <w:sz w:val="18"/>
+                <w:szCs w:val="18"/>
+              </w:rPr>
+              <w:t xml:space="preserve">相似度</w:t>
+            </w:r>
+          </w:p>
+        </w:tc>
+        <w:tc>
+          <w:tcPr>
+            <w:tcW w:type="dxa" w:w="3835"/>
+            <w:tcBorders>
+              <w:top w:val="single" w:color="C9C9C9" w:sz="2"/>
+              <w:left w:val="single" w:color="C9C9C9" w:sz="2"/>
+              <w:bottom w:val="single" w:color="C9C9C9" w:sz="2"/>
+              <w:right w:val="single" w:color="C9C9C9" w:sz="2"/>
+            </w:tcBorders>
+            <w:shd w:fill="1F3864" w:val="clear"/>
+            <w:tcMar>
+              <w:top w:type="dxa" w:w="70"/>
+              <w:left w:type="dxa" w:w="110"/>
+              <w:bottom w:type="dxa" w:w="70"/>
+              <w:right w:type="dxa" w:w="110"/>
+            </w:tcMar>
+          </w:tcPr>
+          <w:p>
+            <w:pPr>
+              <w:spacing w:line="240"/>
+              <w:jc w:val="left"/>
+            </w:pPr>
+            <w:r>
+              <w:rPr>
+                <w:rFonts w:ascii="Times New Roman" w:eastAsia="宋体" w:hAnsi="Times New Roman"/>
+                <w:b/>
+                <w:bCs/>
+                <w:color w:val="FFFFFF"/>
+                <w:sz w:val="18"/>
+                <w:szCs w:val="18"/>
+              </w:rPr>
+              <w:t xml:space="preserve">参照争点与裁判要旨</w:t>
+            </w:r>
+          </w:p>
+        </w:tc>
+      </w:tr>
+      <w:tr>
+        <w:tc>
+          <w:tcPr>
+            <w:tcW w:type="dxa" w:w="3833"/>
+            <w:tcBorders>
+              <w:top w:val="single" w:color="C9C9C9" w:sz="2"/>
+              <w:left w:val="single" w:color="C9C9C9" w:sz="2"/>
+              <w:bottom w:val="single" w:color="C9C9C9" w:sz="2"/>
+              <w:right w:val="single" w:color="C9C9C9" w:sz="2"/>
+            </w:tcBorders>
+            <w:shd w:fill="EEF1F6" w:val="clear"/>
+            <w:tcMar>
+              <w:top w:type="dxa" w:w="70"/>
+              <w:left w:type="dxa" w:w="110"/>
+              <w:bottom w:type="dxa" w:w="70"/>
+              <w:right w:type="dxa" w:w="110"/>
+            </w:tcMar>
+          </w:tcPr>
+          <w:p>
+            <w:pPr>
+              <w:spacing w:line="240"/>
+              <w:jc w:val="center"/>
+            </w:pPr>
+            <w:r>
+              <w:rPr>
+                <w:rFonts w:ascii="Times New Roman" w:eastAsia="宋体" w:hAnsi="Times New Roman"/>
+                <w:b w:val="false"/>
+                <w:bCs w:val="false"/>
+                <w:color w:val="222222"/>
+                <w:sz w:val="17"/>
+                <w:szCs w:val="17"/>
+              </w:rPr>
+              <w:t xml:space="preserve">（2022）示74民初0388号·上海金融法院</w:t>
+            </w:r>
+          </w:p>
+        </w:tc>
+        <w:tc>
+          <w:tcPr>
+            <w:tcW w:type="dxa" w:w="638"/>
+            <w:tcBorders>
+              <w:top w:val="single" w:color="C9C9C9" w:sz="2"/>
+              <w:left w:val="single" w:color="C9C9C9" w:sz="2"/>
+              <w:bottom w:val="single" w:color="C9C9C9" w:sz="2"/>
+              <w:right w:val="single" w:color="C9C9C9" w:sz="2"/>
+            </w:tcBorders>
+            <w:shd w:fill="EEF1F6" w:val="clear"/>
+            <w:tcMar>
+              <w:top w:type="dxa" w:w="70"/>
+              <w:left w:type="dxa" w:w="110"/>
+              <w:bottom w:type="dxa" w:w="70"/>
+              <w:right w:type="dxa" w:w="110"/>
+            </w:tcMar>
+          </w:tcPr>
+          <w:p>
+            <w:pPr>
+              <w:spacing w:line="240"/>
+              <w:jc w:val="left"/>
+            </w:pPr>
+            <w:r>
+              <w:rPr>
+                <w:rFonts w:ascii="Times New Roman" w:eastAsia="宋体" w:hAnsi="Times New Roman"/>
+                <w:b w:val="false"/>
+                <w:bCs w:val="false"/>
+                <w:color w:val="222222"/>
+                <w:sz w:val="17"/>
+                <w:szCs w:val="17"/>
+              </w:rPr>
+              <w:t xml:space="preserve">76</w:t>
+            </w:r>
+          </w:p>
+        </w:tc>
+        <w:tc>
+          <w:tcPr>
+            <w:tcW w:type="dxa" w:w="3835"/>
+            <w:tcBorders>
+              <w:top w:val="single" w:color="C9C9C9" w:sz="2"/>
+              <w:left w:val="single" w:color="C9C9C9" w:sz="2"/>
+              <w:bottom w:val="single" w:color="C9C9C9" w:sz="2"/>
+              <w:right w:val="single" w:color="C9C9C9" w:sz="2"/>
+            </w:tcBorders>
+            <w:shd w:fill="EEF1F6" w:val="clear"/>
+            <w:tcMar>
+              <w:top w:type="dxa" w:w="70"/>
+              <w:left w:type="dxa" w:w="110"/>
+              <w:bottom w:type="dxa" w:w="70"/>
+              <w:right w:type="dxa" w:w="110"/>
+            </w:tcMar>
+          </w:tcPr>
+          <w:p>
+            <w:pPr>
+              <w:spacing w:line="240"/>
+              <w:jc w:val="left"/>
+            </w:pPr>
+            <w:r>
+              <w:rPr>
+                <w:rFonts w:ascii="Times New Roman" w:eastAsia="宋体" w:hAnsi="Times New Roman"/>
+                <w:b/>
+                <w:bCs/>
+                <w:color w:val="222222"/>
+                <w:sz w:val="17"/>
+                <w:szCs w:val="17"/>
+              </w:rPr>
+              <w:t xml:space="preserve">预测性信息安全港边界</w:t>
+            </w:r>
+            <w:r>
+              <w:rPr>
+                <w:rFonts w:ascii="Times New Roman" w:eastAsia="宋体" w:hAnsi="Times New Roman"/>
+                <w:b w:val="false"/>
+                <w:bCs w:val="false"/>
+                <w:color w:val="222222"/>
+                <w:sz w:val="17"/>
+                <w:szCs w:val="17"/>
+              </w:rPr>
+              <w:t xml:space="preserve">：无合理测算依据且未作风险提示的业绩预告不得入港</w:t>
+            </w:r>
+          </w:p>
+        </w:tc>
+      </w:tr>
+      <w:tr>
+        <w:tc>
+          <w:tcPr>
+            <w:tcW w:type="dxa" w:w="3833"/>
+            <w:tcBorders>
+              <w:top w:val="single" w:color="C9C9C9" w:sz="2"/>
+              <w:left w:val="single" w:color="C9C9C9" w:sz="2"/>
+              <w:bottom w:val="single" w:color="C9C9C9" w:sz="2"/>
+              <w:right w:val="single" w:color="C9C9C9" w:sz="2"/>
+            </w:tcBorders>
+            <w:tcMar>
+              <w:top w:type="dxa" w:w="70"/>
+              <w:left w:type="dxa" w:w="110"/>
+              <w:bottom w:type="dxa" w:w="70"/>
+              <w:right w:type="dxa" w:w="110"/>
+            </w:tcMar>
+          </w:tcPr>
+          <w:p>
+            <w:pPr>
+              <w:spacing w:line="240"/>
+              <w:jc w:val="center"/>
+            </w:pPr>
+            <w:r>
+              <w:rPr>
+                <w:rFonts w:ascii="Times New Roman" w:eastAsia="宋体" w:hAnsi="Times New Roman"/>
+                <w:b w:val="false"/>
+                <w:bCs w:val="false"/>
+                <w:color w:val="222222"/>
+                <w:sz w:val="17"/>
+                <w:szCs w:val="17"/>
+              </w:rPr>
+              <w:t xml:space="preserve">（2023）示民终0061号·上海市高级人民法院</w:t>
+            </w:r>
+          </w:p>
+        </w:tc>
+        <w:tc>
+          <w:tcPr>
+            <w:tcW w:type="dxa" w:w="638"/>
+            <w:tcBorders>
+              <w:top w:val="single" w:color="C9C9C9" w:sz="2"/>
+              <w:left w:val="single" w:color="C9C9C9" w:sz="2"/>
+              <w:bottom w:val="single" w:color="C9C9C9" w:sz="2"/>
+              <w:right w:val="single" w:color="C9C9C9" w:sz="2"/>
+            </w:tcBorders>
+            <w:tcMar>
+              <w:top w:type="dxa" w:w="70"/>
+              <w:left w:type="dxa" w:w="110"/>
+              <w:bottom w:type="dxa" w:w="70"/>
+              <w:right w:type="dxa" w:w="110"/>
+            </w:tcMar>
+          </w:tcPr>
+          <w:p>
+            <w:pPr>
+              <w:spacing w:line="240"/>
+              <w:jc w:val="left"/>
+            </w:pPr>
+            <w:r>
+              <w:rPr>
+                <w:rFonts w:ascii="Times New Roman" w:eastAsia="宋体" w:hAnsi="Times New Roman"/>
+                <w:b w:val="false"/>
+                <w:bCs w:val="false"/>
+                <w:color w:val="222222"/>
+                <w:sz w:val="17"/>
+                <w:szCs w:val="17"/>
+              </w:rPr>
+              <w:t xml:space="preserve">72</w:t>
+            </w:r>
+          </w:p>
+        </w:tc>
+        <w:tc>
+          <w:tcPr>
+            <w:tcW w:type="dxa" w:w="3835"/>
+            <w:tcBorders>
+              <w:top w:val="single" w:color="C9C9C9" w:sz="2"/>
+              <w:left w:val="single" w:color="C9C9C9" w:sz="2"/>
+              <w:bottom w:val="single" w:color="C9C9C9" w:sz="2"/>
+              <w:right w:val="single" w:color="C9C9C9" w:sz="2"/>
+            </w:tcBorders>
+            <w:tcMar>
+              <w:top w:type="dxa" w:w="70"/>
+              <w:left w:type="dxa" w:w="110"/>
+              <w:bottom w:type="dxa" w:w="70"/>
+              <w:right w:type="dxa" w:w="110"/>
+            </w:tcMar>
+          </w:tcPr>
+          <w:p>
+            <w:pPr>
+              <w:spacing w:line="240"/>
+              <w:jc w:val="left"/>
+            </w:pPr>
+            <w:r>
+              <w:rPr>
+                <w:rFonts w:ascii="Times New Roman" w:eastAsia="宋体" w:hAnsi="Times New Roman"/>
+                <w:b/>
+                <w:bCs/>
+                <w:color w:val="222222"/>
+                <w:sz w:val="17"/>
+                <w:szCs w:val="17"/>
+              </w:rPr>
+              <w:t xml:space="preserve">非系统他因扣除</w:t>
+            </w:r>
+            <w:r>
+              <w:rPr>
+                <w:rFonts w:ascii="Times New Roman" w:eastAsia="宋体" w:hAnsi="Times New Roman"/>
+                <w:b w:val="false"/>
+                <w:bCs w:val="false"/>
+                <w:color w:val="222222"/>
+                <w:sz w:val="17"/>
+                <w:szCs w:val="17"/>
+              </w:rPr>
+              <w:t xml:space="preserve">：行业/个股风险经举证亦应扣除（二审改判）</w:t>
+            </w:r>
+          </w:p>
+        </w:tc>
+      </w:tr>
+      <w:tr>
+        <w:tc>
+          <w:tcPr>
+            <w:tcW w:type="dxa" w:w="3833"/>
+            <w:tcBorders>
+              <w:top w:val="single" w:color="C9C9C9" w:sz="2"/>
+              <w:left w:val="single" w:color="C9C9C9" w:sz="2"/>
+              <w:bottom w:val="single" w:color="C9C9C9" w:sz="2"/>
+              <w:right w:val="single" w:color="C9C9C9" w:sz="2"/>
+            </w:tcBorders>
+            <w:shd w:fill="EEF1F6" w:val="clear"/>
+            <w:tcMar>
+              <w:top w:type="dxa" w:w="70"/>
+              <w:left w:type="dxa" w:w="110"/>
+              <w:bottom w:type="dxa" w:w="70"/>
+              <w:right w:type="dxa" w:w="110"/>
+            </w:tcMar>
+          </w:tcPr>
+          <w:p>
+            <w:pPr>
+              <w:spacing w:line="240"/>
+              <w:jc w:val="center"/>
+            </w:pPr>
+            <w:r>
+              <w:rPr>
+                <w:rFonts w:ascii="Times New Roman" w:eastAsia="宋体" w:hAnsi="Times New Roman"/>
+                <w:b w:val="false"/>
+                <w:bCs w:val="false"/>
+                <w:color w:val="222222"/>
+                <w:sz w:val="17"/>
+                <w:szCs w:val="17"/>
+              </w:rPr>
+              <w:t xml:space="preserve">（2022）示74民初0290号·上海金融法院</w:t>
+            </w:r>
+          </w:p>
+        </w:tc>
+        <w:tc>
+          <w:tcPr>
+            <w:tcW w:type="dxa" w:w="638"/>
+            <w:tcBorders>
+              <w:top w:val="single" w:color="C9C9C9" w:sz="2"/>
+              <w:left w:val="single" w:color="C9C9C9" w:sz="2"/>
+              <w:bottom w:val="single" w:color="C9C9C9" w:sz="2"/>
+              <w:right w:val="single" w:color="C9C9C9" w:sz="2"/>
+            </w:tcBorders>
+            <w:shd w:fill="EEF1F6" w:val="clear"/>
+            <w:tcMar>
+              <w:top w:type="dxa" w:w="70"/>
+              <w:left w:type="dxa" w:w="110"/>
+              <w:bottom w:type="dxa" w:w="70"/>
+              <w:right w:type="dxa" w:w="110"/>
+            </w:tcMar>
+          </w:tcPr>
+          <w:p>
+            <w:pPr>
+              <w:spacing w:line="240"/>
+              <w:jc w:val="left"/>
+            </w:pPr>
+            <w:r>
+              <w:rPr>
+                <w:rFonts w:ascii="Times New Roman" w:eastAsia="宋体" w:hAnsi="Times New Roman"/>
+                <w:b w:val="false"/>
+                <w:bCs w:val="false"/>
+                <w:color w:val="222222"/>
+                <w:sz w:val="17"/>
+                <w:szCs w:val="17"/>
+              </w:rPr>
+              <w:t xml:space="preserve">70</w:t>
+            </w:r>
+          </w:p>
+        </w:tc>
+        <w:tc>
+          <w:tcPr>
+            <w:tcW w:type="dxa" w:w="3835"/>
+            <w:tcBorders>
+              <w:top w:val="single" w:color="C9C9C9" w:sz="2"/>
+              <w:left w:val="single" w:color="C9C9C9" w:sz="2"/>
+              <w:bottom w:val="single" w:color="C9C9C9" w:sz="2"/>
+              <w:right w:val="single" w:color="C9C9C9" w:sz="2"/>
+            </w:tcBorders>
+            <w:shd w:fill="EEF1F6" w:val="clear"/>
+            <w:tcMar>
+              <w:top w:type="dxa" w:w="70"/>
+              <w:left w:type="dxa" w:w="110"/>
+              <w:bottom w:type="dxa" w:w="70"/>
+              <w:right w:type="dxa" w:w="110"/>
+            </w:tcMar>
+          </w:tcPr>
+          <w:p>
+            <w:pPr>
+              <w:spacing w:line="240"/>
+              <w:jc w:val="left"/>
+            </w:pPr>
+            <w:r>
+              <w:rPr>
+                <w:rFonts w:ascii="Times New Roman" w:eastAsia="宋体" w:hAnsi="Times New Roman"/>
+                <w:b/>
+                <w:bCs/>
+                <w:color w:val="222222"/>
+                <w:sz w:val="17"/>
+                <w:szCs w:val="17"/>
+              </w:rPr>
+              <w:t xml:space="preserve">时效与示范机制</w:t>
+            </w:r>
+            <w:r>
+              <w:rPr>
+                <w:rFonts w:ascii="Times New Roman" w:eastAsia="宋体" w:hAnsi="Times New Roman"/>
+                <w:b w:val="false"/>
+                <w:bCs w:val="false"/>
+                <w:color w:val="222222"/>
+                <w:sz w:val="17"/>
+                <w:szCs w:val="17"/>
+              </w:rPr>
+              <w:t xml:space="preserve">：示范判决期间平行案件时效中止中断</w:t>
+            </w:r>
+          </w:p>
+        </w:tc>
+      </w:tr>
+    </w:tbl>
+    <w:p>
+      <w:pPr>
+        <w:spacing w:after="80" w:line="360"/>
+        <w:ind w:firstLine="480"/>
+        <w:jc w:val="both"/>
+      </w:pPr>
+      <w:r>
+        <w:rPr>
+          <w:rFonts w:ascii="Times New Roman" w:eastAsia="宋体" w:hAnsi="Times New Roman"/>
+          <w:b w:val="false"/>
+          <w:bCs w:val="false"/>
+          <w:i w:val="false"/>
+          <w:iCs w:val="false"/>
+          <w:sz w:val="24"/>
+          <w:szCs w:val="24"/>
+        </w:rPr>
+        <w:t xml:space="preserve">&gt; </w:t>
+      </w:r>
+      <w:r>
+        <w:rPr>
+          <w:rFonts w:ascii="Times New Roman" w:eastAsia="宋体" w:hAnsi="Times New Roman"/>
+          <w:b/>
+          <w:bCs/>
+          <w:i w:val="false"/>
+          <w:iCs w:val="false"/>
+          <w:sz w:val="24"/>
+          <w:szCs w:val="24"/>
+        </w:rPr>
+        <w:t xml:space="preserve">背景提示</w:t>
+      </w:r>
+      <w:r>
+        <w:rPr>
+          <w:rFonts w:ascii="Times New Roman" w:eastAsia="宋体" w:hAnsi="Times New Roman"/>
+          <w:b w:val="false"/>
+          <w:bCs w:val="false"/>
+          <w:i w:val="false"/>
+          <w:iCs w:val="false"/>
+          <w:sz w:val="24"/>
+          <w:szCs w:val="24"/>
+        </w:rPr>
+        <w:t xml:space="preserve">：（2023）示01民初0212号（重大性下边界，驳回）、（2023）示01民初0276号（控股股东组织指使连带）整体场景偏移，相关争点在全景章作代表案展开。</w:t>
+      </w:r>
+    </w:p>
+    <w:p>
+      <w:pPr>
+        <w:pStyle w:val="Heading1"/>
+        <w:pBdr>
+          <w:bottom w:val="single" w:color="1F3864" w:sz="6" w:space="4"/>
+        </w:pBdr>
+        <w:spacing w:after="120" w:before="240"/>
+      </w:pPr>
+      <w:r>
+        <w:rPr>
+          <w:rFonts w:ascii="Times New Roman" w:eastAsia="黑体" w:hAnsi="Times New Roman"/>
+          <w:b/>
+          <w:bCs/>
+          <w:color w:val="000000"/>
+          <w:sz w:val="32"/>
+          <w:szCs w:val="32"/>
+        </w:rPr>
+        <w:t xml:space="preserve">三、裁判规则全景（内嵌主体·要点版）</w:t>
+      </w:r>
+    </w:p>
+    <w:p>
+      <w:pPr>
+        <w:spacing w:after="80" w:line="360"/>
+        <w:ind w:firstLine="480"/>
+        <w:jc w:val="both"/>
+      </w:pPr>
+      <w:r>
+        <w:rPr>
+          <w:rFonts w:ascii="Times New Roman" w:eastAsia="宋体" w:hAnsi="Times New Roman"/>
+          <w:b w:val="false"/>
+          <w:bCs w:val="false"/>
+          <w:i w:val="false"/>
+          <w:iCs w:val="false"/>
+          <w:sz w:val="24"/>
+          <w:szCs w:val="24"/>
+        </w:rPr>
+        <w:t xml:space="preserve">&gt; 实案报告完整内嵌裁判规则研究的全景章（五维四段＋理论展开＋演进对照，深度不降一分）。本演示为避免与姊妹篇《证券虚假陈述-裁判规则研究报告》重复，此处仅列各维要点；完整范式请见该篇。</w:t>
+      </w:r>
+    </w:p>
+    <w:p>
+      <w:pPr>
+        <w:pStyle w:val="ListParagraph"/>
+        <w:numPr>
+          <w:ilvl w:val="0"/>
+          <w:numId w:val="2"/>
+        </w:numPr>
+        <w:spacing w:after="60" w:line="340"/>
+      </w:pPr>
+      <w:r>
+        <w:rPr>
+          <w:rFonts w:ascii="Times New Roman" w:eastAsia="宋体" w:hAnsi="Times New Roman"/>
+          <w:b/>
+          <w:bCs/>
+          <w:i w:val="false"/>
+          <w:iCs w:val="false"/>
+          <w:sz w:val="24"/>
+          <w:szCs w:val="24"/>
+        </w:rPr>
+        <w:t xml:space="preserve">责任主体</w:t>
+      </w:r>
+      <w:r>
+        <w:rPr>
+          <w:rFonts w:ascii="Times New Roman" w:eastAsia="宋体" w:hAnsi="Times New Roman"/>
+          <w:b w:val="false"/>
+          <w:bCs w:val="false"/>
+          <w:i w:val="false"/>
+          <w:iCs w:val="false"/>
+          <w:sz w:val="24"/>
+          <w:szCs w:val="24"/>
+        </w:rPr>
+        <w:t xml:space="preserve">：发行人无过错责任；控股股东组织指使连带（示01民初0276号）；中介按过错比例连带（示74民初0455号 25%）。</w:t>
+      </w:r>
+    </w:p>
+    <w:p>
+      <w:pPr>
+        <w:pStyle w:val="ListParagraph"/>
+        <w:numPr>
+          <w:ilvl w:val="0"/>
+          <w:numId w:val="2"/>
+        </w:numPr>
+        <w:spacing w:after="60" w:line="340"/>
+      </w:pPr>
+      <w:r>
+        <w:rPr>
+          <w:rFonts w:ascii="Times New Roman" w:eastAsia="宋体" w:hAnsi="Times New Roman"/>
+          <w:b/>
+          <w:bCs/>
+          <w:i w:val="false"/>
+          <w:iCs w:val="false"/>
+          <w:sz w:val="24"/>
+          <w:szCs w:val="24"/>
+        </w:rPr>
+        <w:t xml:space="preserve">行为与重大性</w:t>
+      </w:r>
+      <w:r>
+        <w:rPr>
+          <w:rFonts w:ascii="Times New Roman" w:eastAsia="宋体" w:hAnsi="Times New Roman"/>
+          <w:b w:val="false"/>
+          <w:bCs w:val="false"/>
+          <w:i w:val="false"/>
+          <w:iCs w:val="false"/>
+          <w:sz w:val="24"/>
+          <w:szCs w:val="24"/>
+        </w:rPr>
+        <w:t xml:space="preserve">：双重标准（决策影响＋价量敏感）；重大性亦是出罪通道（示01民初0212号驳回）。</w:t>
+      </w:r>
+    </w:p>
+    <w:p>
+      <w:pPr>
+        <w:pStyle w:val="ListParagraph"/>
+        <w:numPr>
+          <w:ilvl w:val="0"/>
+          <w:numId w:val="2"/>
+        </w:numPr>
+        <w:spacing w:after="60" w:line="340"/>
+      </w:pPr>
+      <w:r>
+        <w:rPr>
+          <w:rFonts w:ascii="Times New Roman" w:eastAsia="宋体" w:hAnsi="Times New Roman"/>
+          <w:b/>
+          <w:bCs/>
+          <w:i w:val="false"/>
+          <w:iCs w:val="false"/>
+          <w:sz w:val="24"/>
+          <w:szCs w:val="24"/>
+        </w:rPr>
+        <w:t xml:space="preserve">损害与时点</w:t>
+      </w:r>
+      <w:r>
+        <w:rPr>
+          <w:rFonts w:ascii="Times New Roman" w:eastAsia="宋体" w:hAnsi="Times New Roman"/>
+          <w:b w:val="false"/>
+          <w:bCs w:val="false"/>
+          <w:i w:val="false"/>
+          <w:iCs w:val="false"/>
+          <w:sz w:val="24"/>
+          <w:szCs w:val="24"/>
+        </w:rPr>
+        <w:t xml:space="preserve">：立案公告日揭露主流；更正公告日例外（示74民初0388号）。</w:t>
+      </w:r>
+    </w:p>
+    <w:p>
+      <w:pPr>
+        <w:pStyle w:val="ListParagraph"/>
+        <w:numPr>
+          <w:ilvl w:val="0"/>
+          <w:numId w:val="2"/>
+        </w:numPr>
+        <w:spacing w:after="60" w:line="340"/>
+      </w:pPr>
+      <w:r>
+        <w:rPr>
+          <w:rFonts w:ascii="Times New Roman" w:eastAsia="宋体" w:hAnsi="Times New Roman"/>
+          <w:b/>
+          <w:bCs/>
+          <w:i w:val="false"/>
+          <w:iCs w:val="false"/>
+          <w:sz w:val="24"/>
+          <w:szCs w:val="24"/>
+        </w:rPr>
+        <w:t xml:space="preserve">因果关系</w:t>
+      </w:r>
+      <w:r>
+        <w:rPr>
+          <w:rFonts w:ascii="Times New Roman" w:eastAsia="宋体" w:hAnsi="Times New Roman"/>
+          <w:b w:val="false"/>
+          <w:bCs w:val="false"/>
+          <w:i w:val="false"/>
+          <w:iCs w:val="false"/>
+          <w:sz w:val="24"/>
+          <w:szCs w:val="24"/>
+        </w:rPr>
+        <w:t xml:space="preserve">：区间买入推定成立；他因扣除从系统风险扩展至非系统风险（示民终0061号）。</w:t>
+      </w:r>
+    </w:p>
+    <w:p>
+      <w:pPr>
+        <w:pStyle w:val="ListParagraph"/>
+        <w:numPr>
+          <w:ilvl w:val="0"/>
+          <w:numId w:val="2"/>
+        </w:numPr>
+        <w:spacing w:after="60" w:line="340"/>
+      </w:pPr>
+      <w:r>
+        <w:rPr>
+          <w:rFonts w:ascii="Times New Roman" w:eastAsia="宋体" w:hAnsi="Times New Roman"/>
+          <w:b/>
+          <w:bCs/>
+          <w:i w:val="false"/>
+          <w:iCs w:val="false"/>
+          <w:sz w:val="24"/>
+          <w:szCs w:val="24"/>
+        </w:rPr>
+        <w:t xml:space="preserve">主观过错</w:t>
+      </w:r>
+      <w:r>
+        <w:rPr>
+          <w:rFonts w:ascii="Times New Roman" w:eastAsia="宋体" w:hAnsi="Times New Roman"/>
+          <w:b w:val="false"/>
+          <w:bCs w:val="false"/>
+          <w:i w:val="false"/>
+          <w:iCs w:val="false"/>
+          <w:sz w:val="24"/>
+          <w:szCs w:val="24"/>
+        </w:rPr>
+        <w:t xml:space="preserve">：职业怀疑与特别注意义务是中介抗辩的成败线。</w:t>
+      </w:r>
+    </w:p>
+    <w:p>
+      <w:pPr>
+        <w:pStyle w:val="ListParagraph"/>
+        <w:numPr>
+          <w:ilvl w:val="0"/>
+          <w:numId w:val="2"/>
+        </w:numPr>
+        <w:spacing w:after="60" w:line="340"/>
+      </w:pPr>
+      <w:r>
+        <w:rPr>
+          <w:rFonts w:ascii="Times New Roman" w:eastAsia="宋体" w:hAnsi="Times New Roman"/>
+          <w:b/>
+          <w:bCs/>
+          <w:i w:val="false"/>
+          <w:iCs w:val="false"/>
+          <w:sz w:val="24"/>
+          <w:szCs w:val="24"/>
+        </w:rPr>
+        <w:t xml:space="preserve">程序机制</w:t>
+      </w:r>
+      <w:r>
+        <w:rPr>
+          <w:rFonts w:ascii="Times New Roman" w:eastAsia="宋体" w:hAnsi="Times New Roman"/>
+          <w:b w:val="false"/>
+          <w:bCs w:val="false"/>
+          <w:i w:val="false"/>
+          <w:iCs w:val="false"/>
+          <w:sz w:val="24"/>
+          <w:szCs w:val="24"/>
+        </w:rPr>
+        <w:t xml:space="preserve">：示范判决＋时效中止中断（示74民初0290号）。</w:t>
       </w:r>
     </w:p>
     <w:p>
@@ -572,6 +3074,26 @@
     </w:p>
     <w:p>
       <w:pPr>
+        <w:pStyle w:val="Heading1"/>
+        <w:pBdr>
+          <w:bottom w:val="single" w:color="1F3864" w:sz="6" w:space="4"/>
+        </w:pBdr>
+        <w:spacing w:after="120" w:before="240"/>
+      </w:pPr>
+      <w:r>
+        <w:rPr>
+          <w:rFonts w:ascii="Times New Roman" w:eastAsia="黑体" w:hAnsi="Times New Roman"/>
+          <w:b/>
+          <w:bCs/>
+          <w:color w:val="000000"/>
+          <w:sz w:val="32"/>
+          <w:szCs w:val="32"/>
+        </w:rPr>
+        <w:t xml:space="preserve">四、综合分析</w:t>
+      </w:r>
+    </w:p>
+    <w:p>
+      <w:pPr>
         <w:pStyle w:val="Heading2"/>
         <w:spacing w:after="120" w:before="240"/>
       </w:pPr>
@@ -584,768 +3106,7 @@
           <w:sz w:val="28"/>
           <w:szCs w:val="28"/>
         </w:rPr>
-        <w:t xml:space="preserve">（一）责任主体</w:t>
-      </w:r>
-    </w:p>
-    <w:p>
-      <w:pPr>
-        <w:spacing w:after="80" w:line="360"/>
-        <w:ind w:firstLine="480"/>
-        <w:jc w:val="both"/>
-      </w:pPr>
-      <w:r>
-        <w:rPr>
-          <w:rFonts w:ascii="Times New Roman" w:eastAsia="宋体" w:hAnsi="Times New Roman"/>
-          <w:b/>
-          <w:bCs/>
-          <w:i w:val="false"/>
-          <w:iCs w:val="false"/>
-          <w:sz w:val="24"/>
-          <w:szCs w:val="24"/>
-        </w:rPr>
-        <w:t xml:space="preserve">① 争点界定。</w:t>
-      </w:r>
-      <w:r>
-        <w:rPr>
-          <w:rFonts w:ascii="Times New Roman" w:eastAsia="宋体" w:hAnsi="Times New Roman"/>
-          <w:b w:val="false"/>
-          <w:bCs w:val="false"/>
-          <w:i w:val="false"/>
-          <w:iCs w:val="false"/>
-          <w:sz w:val="24"/>
-          <w:szCs w:val="24"/>
-        </w:rPr>
-        <w:t xml:space="preserve"> 谁对虚假陈述担责、各主体责任如何分层，是责任认定的起点，涉及发行人、控股股东与组织指使者、中介机构三类主体。</w:t>
-      </w:r>
-    </w:p>
-    <w:p>
-      <w:pPr>
-        <w:spacing w:after="80" w:line="360"/>
-        <w:ind w:firstLine="480"/>
-        <w:jc w:val="both"/>
-      </w:pPr>
-      <w:r>
-        <w:rPr>
-          <w:rFonts w:ascii="Times New Roman" w:eastAsia="宋体" w:hAnsi="Times New Roman"/>
-          <w:b/>
-          <w:bCs/>
-          <w:i w:val="false"/>
-          <w:iCs w:val="false"/>
-          <w:sz w:val="24"/>
-          <w:szCs w:val="24"/>
-        </w:rPr>
-        <w:t xml:space="preserve">② 主流裁判规则与代表案例。</w:t>
-      </w:r>
-      <w:r>
-        <w:rPr>
-          <w:rFonts w:ascii="Times New Roman" w:eastAsia="宋体" w:hAnsi="Times New Roman"/>
-          <w:b w:val="false"/>
-          <w:bCs w:val="false"/>
-          <w:i w:val="false"/>
-          <w:iCs w:val="false"/>
-          <w:sz w:val="24"/>
-          <w:szCs w:val="24"/>
-        </w:rPr>
-        <w:t xml:space="preserve"> 发行人对招股文件等信息披露文件的虚假记载承担无过错责任；控股股东组织、指使上市公司实施虚假陈述的，与上市公司承担连带责任，在辛控股案（（2023）示01民初0276号·北京金融法院）中，法院否定了控股股东"非披露义务人"的抗辩，认定组织指使即应连带。中介机构则按工作范围与过错分层担责：乙生物科技案（（2023）示74民初0455号·上海金融法院）中，会计师事务所未对异常研发资本化保持职业怀疑，被认定存在过错，按 25% 比例承担连带责任。</w:t>
-      </w:r>
-    </w:p>
-    <w:p>
-      <w:pPr>
-        <w:spacing w:after="80" w:line="360"/>
-        <w:ind w:firstLine="480"/>
-        <w:jc w:val="both"/>
-      </w:pPr>
-      <w:r>
-        <w:rPr>
-          <w:rFonts w:ascii="Times New Roman" w:eastAsia="宋体" w:hAnsi="Times New Roman"/>
-          <w:b/>
-          <w:bCs/>
-          <w:i w:val="false"/>
-          <w:iCs w:val="false"/>
-          <w:sz w:val="24"/>
-          <w:szCs w:val="24"/>
-        </w:rPr>
-        <w:t xml:space="preserve">③ 例外与反向。</w:t>
-      </w:r>
-      <w:r>
-        <w:rPr>
-          <w:rFonts w:ascii="Times New Roman" w:eastAsia="宋体" w:hAnsi="Times New Roman"/>
-          <w:b w:val="false"/>
-          <w:bCs w:val="false"/>
-          <w:i w:val="false"/>
-          <w:iCs w:val="false"/>
-          <w:sz w:val="24"/>
-          <w:szCs w:val="24"/>
-        </w:rPr>
-        <w:t xml:space="preserve"> 中介机构若举证证明已尽特别注意义务、对专业范围外事项确无过错，可减免责任；本批样本中会计师的勤勉尽责抗辩因未尽职业怀疑而未被采纳。</w:t>
-      </w:r>
-    </w:p>
-    <w:p>
-      <w:pPr>
-        <w:spacing w:after="80" w:line="360"/>
-        <w:ind w:firstLine="480"/>
-        <w:jc w:val="both"/>
-      </w:pPr>
-      <w:r>
-        <w:rPr>
-          <w:rFonts w:ascii="Times New Roman" w:eastAsia="宋体" w:hAnsi="Times New Roman"/>
-          <w:b/>
-          <w:bCs/>
-          <w:i w:val="false"/>
-          <w:iCs w:val="false"/>
-          <w:sz w:val="24"/>
-          <w:szCs w:val="24"/>
-        </w:rPr>
-        <w:t xml:space="preserve">④ 评析要点。</w:t>
-      </w:r>
-      <w:r>
-        <w:rPr>
-          <w:rFonts w:ascii="Times New Roman" w:eastAsia="宋体" w:hAnsi="Times New Roman"/>
-          <w:b w:val="false"/>
-          <w:bCs w:val="false"/>
-          <w:i w:val="false"/>
-          <w:iCs w:val="false"/>
-          <w:sz w:val="24"/>
-          <w:szCs w:val="24"/>
-        </w:rPr>
-        <w:t xml:space="preserve"> 责任主体认定已从"是否披露义务人"转向"是否对虚假陈述有组织、控制或注意义务"，中介责任的"比例连带"成为常态。</w:t>
-      </w:r>
-    </w:p>
-    <w:p>
-      <w:pPr>
-        <w:pStyle w:val="Heading2"/>
-        <w:spacing w:after="120" w:before="240"/>
-      </w:pPr>
-      <w:r>
-        <w:rPr>
-          <w:rFonts w:ascii="Times New Roman" w:eastAsia="黑体" w:hAnsi="Times New Roman"/>
-          <w:b/>
-          <w:bCs/>
-          <w:color w:val="000000"/>
-          <w:sz w:val="28"/>
-          <w:szCs w:val="28"/>
-        </w:rPr>
-        <w:t xml:space="preserve">（二）虚假陈述行为与重大性</w:t>
-      </w:r>
-    </w:p>
-    <w:p>
-      <w:pPr>
-        <w:spacing w:after="80" w:line="360"/>
-        <w:ind w:firstLine="480"/>
-        <w:jc w:val="both"/>
-      </w:pPr>
-      <w:r>
-        <w:rPr>
-          <w:rFonts w:ascii="Times New Roman" w:eastAsia="宋体" w:hAnsi="Times New Roman"/>
-          <w:b/>
-          <w:bCs/>
-          <w:i w:val="false"/>
-          <w:iCs w:val="false"/>
-          <w:sz w:val="24"/>
-          <w:szCs w:val="24"/>
-        </w:rPr>
-        <w:t xml:space="preserve">① 争点界定。</w:t>
-      </w:r>
-      <w:r>
-        <w:rPr>
-          <w:rFonts w:ascii="Times New Roman" w:eastAsia="宋体" w:hAnsi="Times New Roman"/>
-          <w:b w:val="false"/>
-          <w:bCs w:val="false"/>
-          <w:i w:val="false"/>
-          <w:iCs w:val="false"/>
-          <w:sz w:val="24"/>
-          <w:szCs w:val="24"/>
-        </w:rPr>
-        <w:t xml:space="preserve"> 虚假陈述是否成立、是否具有"重大性"，是责任成立的实体门槛。</w:t>
-      </w:r>
-    </w:p>
-    <w:p>
-      <w:pPr>
-        <w:spacing w:after="80" w:line="360"/>
-        <w:ind w:firstLine="480"/>
-        <w:jc w:val="both"/>
-      </w:pPr>
-      <w:r>
-        <w:rPr>
-          <w:rFonts w:ascii="Times New Roman" w:eastAsia="宋体" w:hAnsi="Times New Roman"/>
-          <w:b/>
-          <w:bCs/>
-          <w:i w:val="false"/>
-          <w:iCs w:val="false"/>
-          <w:sz w:val="24"/>
-          <w:szCs w:val="24"/>
-        </w:rPr>
-        <w:t xml:space="preserve">② 主流裁判规则与代表案例。</w:t>
-      </w:r>
-      <w:r>
-        <w:rPr>
-          <w:rFonts w:ascii="Times New Roman" w:eastAsia="宋体" w:hAnsi="Times New Roman"/>
-          <w:b w:val="false"/>
-          <w:bCs w:val="false"/>
-          <w:i w:val="false"/>
-          <w:iCs w:val="false"/>
-          <w:sz w:val="24"/>
-          <w:szCs w:val="24"/>
-        </w:rPr>
-        <w:t xml:space="preserve"> 法院对重大性采"重大事件＋交易价量敏感性"双重标准独立审查。甲新材股份案（（2022）示74民初0301号·上海金融法院）中，虚增占当期利润比例显著，认定具有重大性。</w:t>
-      </w:r>
-    </w:p>
-    <w:p>
-      <w:pPr>
-        <w:spacing w:after="80" w:line="360"/>
-        <w:ind w:firstLine="480"/>
-        <w:jc w:val="both"/>
-      </w:pPr>
-      <w:r>
-        <w:rPr>
-          <w:rFonts w:ascii="Times New Roman" w:eastAsia="宋体" w:hAnsi="Times New Roman"/>
-          <w:b/>
-          <w:bCs/>
-          <w:i w:val="false"/>
-          <w:iCs w:val="false"/>
-          <w:sz w:val="24"/>
-          <w:szCs w:val="24"/>
-        </w:rPr>
-        <w:t xml:space="preserve">③ 例外与反向。</w:t>
-      </w:r>
-      <w:r>
-        <w:rPr>
-          <w:rFonts w:ascii="Times New Roman" w:eastAsia="宋体" w:hAnsi="Times New Roman"/>
-          <w:b w:val="false"/>
-          <w:bCs w:val="false"/>
-          <w:i w:val="false"/>
-          <w:iCs w:val="false"/>
-          <w:sz w:val="24"/>
-          <w:szCs w:val="24"/>
-        </w:rPr>
-        <w:t xml:space="preserve"> 丁能源集团案（（2023）示01民初0212号·北京金融法院）中，未披露合同金额占营业收入比例较低、披露窗口前后量价无显著异常，被认定不具重大性而整体出罪——重大性成为独立的过滤阀。预测性信息亦有安全港，但戊医药案（（2022）示74民初0388号·上海金融法院）指出，无合理测算依据且未作风险提示的业绩预告不能适用安全港。</w:t>
-      </w:r>
-    </w:p>
-    <w:p>
-      <w:pPr>
-        <w:spacing w:after="80" w:line="360"/>
-        <w:ind w:firstLine="480"/>
-        <w:jc w:val="both"/>
-      </w:pPr>
-      <w:r>
-        <w:rPr>
-          <w:rFonts w:ascii="Times New Roman" w:eastAsia="宋体" w:hAnsi="Times New Roman"/>
-          <w:b/>
-          <w:bCs/>
-          <w:i w:val="false"/>
-          <w:iCs w:val="false"/>
-          <w:sz w:val="24"/>
-          <w:szCs w:val="24"/>
-        </w:rPr>
-        <w:t xml:space="preserve">④ 评析要点。</w:t>
-      </w:r>
-      <w:r>
-        <w:rPr>
-          <w:rFonts w:ascii="Times New Roman" w:eastAsia="宋体" w:hAnsi="Times New Roman"/>
-          <w:b w:val="false"/>
-          <w:bCs w:val="false"/>
-          <w:i w:val="false"/>
-          <w:iCs w:val="false"/>
-          <w:sz w:val="24"/>
-          <w:szCs w:val="24"/>
-        </w:rPr>
-        <w:t xml:space="preserve"> 重大性的独立审查，使部分形式上构成虚假记载的行为因缺乏市场敏感性而不担责。</w:t>
-      </w:r>
-    </w:p>
-    <w:p>
-      <w:pPr>
-        <w:pStyle w:val="Heading2"/>
-        <w:spacing w:after="120" w:before="240"/>
-      </w:pPr>
-      <w:r>
-        <w:rPr>
-          <w:rFonts w:ascii="Times New Roman" w:eastAsia="黑体" w:hAnsi="Times New Roman"/>
-          <w:b/>
-          <w:bCs/>
-          <w:color w:val="000000"/>
-          <w:sz w:val="28"/>
-          <w:szCs w:val="28"/>
-        </w:rPr>
-        <w:t xml:space="preserve">（三）损害结果与损失计算</w:t>
-      </w:r>
-    </w:p>
-    <w:p>
-      <w:pPr>
-        <w:spacing w:after="80" w:line="360"/>
-        <w:ind w:firstLine="480"/>
-        <w:jc w:val="both"/>
-      </w:pPr>
-      <w:r>
-        <w:rPr>
-          <w:rFonts w:ascii="Times New Roman" w:eastAsia="宋体" w:hAnsi="Times New Roman"/>
-          <w:b/>
-          <w:bCs/>
-          <w:i w:val="false"/>
-          <w:iCs w:val="false"/>
-          <w:sz w:val="24"/>
-          <w:szCs w:val="24"/>
-        </w:rPr>
-        <w:t xml:space="preserve">① 争点界定。</w:t>
-      </w:r>
-      <w:r>
-        <w:rPr>
-          <w:rFonts w:ascii="Times New Roman" w:eastAsia="宋体" w:hAnsi="Times New Roman"/>
-          <w:b w:val="false"/>
-          <w:bCs w:val="false"/>
-          <w:i w:val="false"/>
-          <w:iCs w:val="false"/>
-          <w:sz w:val="24"/>
-          <w:szCs w:val="24"/>
-        </w:rPr>
-        <w:t xml:space="preserve"> 投资者损失如何计算、哪些"他因"应从损失中扣除。</w:t>
-      </w:r>
-    </w:p>
-    <w:p>
-      <w:pPr>
-        <w:spacing w:after="80" w:line="360"/>
-        <w:ind w:firstLine="480"/>
-        <w:jc w:val="both"/>
-      </w:pPr>
-      <w:r>
-        <w:rPr>
-          <w:rFonts w:ascii="Times New Roman" w:eastAsia="宋体" w:hAnsi="Times New Roman"/>
-          <w:b/>
-          <w:bCs/>
-          <w:i w:val="false"/>
-          <w:iCs w:val="false"/>
-          <w:sz w:val="24"/>
-          <w:szCs w:val="24"/>
-        </w:rPr>
-        <w:t xml:space="preserve">② 主流裁判规则与代表案例。</w:t>
-      </w:r>
-      <w:r>
-        <w:rPr>
-          <w:rFonts w:ascii="Times New Roman" w:eastAsia="宋体" w:hAnsi="Times New Roman"/>
-          <w:b w:val="false"/>
-          <w:bCs w:val="false"/>
-          <w:i w:val="false"/>
-          <w:iCs w:val="false"/>
-          <w:sz w:val="24"/>
-          <w:szCs w:val="24"/>
-        </w:rPr>
-        <w:t xml:space="preserve"> 系统风险（同期大盘、行业下行）应从损失中扣除，甲新材股份案与戊医药案分别认定 15%、10% 的系统风险扣除比例。</w:t>
-      </w:r>
-    </w:p>
-    <w:p>
-      <w:pPr>
-        <w:spacing w:after="80" w:line="360"/>
-        <w:ind w:firstLine="480"/>
-        <w:jc w:val="both"/>
-      </w:pPr>
-      <w:r>
-        <w:rPr>
-          <w:rFonts w:ascii="Times New Roman" w:eastAsia="宋体" w:hAnsi="Times New Roman"/>
-          <w:b/>
-          <w:bCs/>
-          <w:i w:val="false"/>
-          <w:iCs w:val="false"/>
-          <w:sz w:val="24"/>
-          <w:szCs w:val="24"/>
-        </w:rPr>
-        <w:t xml:space="preserve">③ 例外与反向。</w:t>
-      </w:r>
-      <w:r>
-        <w:rPr>
-          <w:rFonts w:ascii="Times New Roman" w:eastAsia="宋体" w:hAnsi="Times New Roman"/>
-          <w:b w:val="false"/>
-          <w:bCs w:val="false"/>
-          <w:i w:val="false"/>
-          <w:iCs w:val="false"/>
-          <w:sz w:val="24"/>
-          <w:szCs w:val="24"/>
-        </w:rPr>
-        <w:t xml:space="preserve"> 他因扣除不限于系统风险：庚科技案二审（（2023）示民终0061号·上海市高级人民法院）认为，经举证证明的行业风险、个股经营风险等非系统因素亦应扣除，并据此撤销一审、改判缩减赔偿范围。</w:t>
-      </w:r>
-    </w:p>
-    <w:p>
-      <w:pPr>
-        <w:spacing w:after="80" w:line="360"/>
-        <w:ind w:firstLine="480"/>
-        <w:jc w:val="both"/>
-      </w:pPr>
-      <w:r>
-        <w:rPr>
-          <w:rFonts w:ascii="Times New Roman" w:eastAsia="宋体" w:hAnsi="Times New Roman"/>
-          <w:b/>
-          <w:bCs/>
-          <w:i w:val="false"/>
-          <w:iCs w:val="false"/>
-          <w:sz w:val="24"/>
-          <w:szCs w:val="24"/>
-        </w:rPr>
-        <w:t xml:space="preserve">④ 评析要点。</w:t>
-      </w:r>
-      <w:r>
-        <w:rPr>
-          <w:rFonts w:ascii="Times New Roman" w:eastAsia="宋体" w:hAnsi="Times New Roman"/>
-          <w:b w:val="false"/>
-          <w:bCs w:val="false"/>
-          <w:i w:val="false"/>
-          <w:iCs w:val="false"/>
-          <w:sz w:val="24"/>
-          <w:szCs w:val="24"/>
-        </w:rPr>
-        <w:t xml:space="preserve"> 损失因果的他因扣除正走向精细化、模型化，主张方须就具体影响举证。</w:t>
-      </w:r>
-    </w:p>
-    <w:p>
-      <w:pPr>
-        <w:pStyle w:val="Heading2"/>
-        <w:spacing w:after="120" w:before="240"/>
-      </w:pPr>
-      <w:r>
-        <w:rPr>
-          <w:rFonts w:ascii="Times New Roman" w:eastAsia="黑体" w:hAnsi="Times New Roman"/>
-          <w:b/>
-          <w:bCs/>
-          <w:color w:val="000000"/>
-          <w:sz w:val="28"/>
-          <w:szCs w:val="28"/>
-        </w:rPr>
-        <w:t xml:space="preserve">（四）因果关系</w:t>
-      </w:r>
-    </w:p>
-    <w:p>
-      <w:pPr>
-        <w:spacing w:after="80" w:line="360"/>
-        <w:ind w:firstLine="480"/>
-        <w:jc w:val="both"/>
-      </w:pPr>
-      <w:r>
-        <w:rPr>
-          <w:rFonts w:ascii="Times New Roman" w:eastAsia="宋体" w:hAnsi="Times New Roman"/>
-          <w:b/>
-          <w:bCs/>
-          <w:i w:val="false"/>
-          <w:iCs w:val="false"/>
-          <w:sz w:val="24"/>
-          <w:szCs w:val="24"/>
-        </w:rPr>
-        <w:t xml:space="preserve">① 争点界定。</w:t>
-      </w:r>
-      <w:r>
-        <w:rPr>
-          <w:rFonts w:ascii="Times New Roman" w:eastAsia="宋体" w:hAnsi="Times New Roman"/>
-          <w:b w:val="false"/>
-          <w:bCs w:val="false"/>
-          <w:i w:val="false"/>
-          <w:iCs w:val="false"/>
-          <w:sz w:val="24"/>
-          <w:szCs w:val="24"/>
-        </w:rPr>
-        <w:t xml:space="preserve"> 交易因果关系与损失因果关系是否成立、可否被反证推翻。</w:t>
-      </w:r>
-    </w:p>
-    <w:p>
-      <w:pPr>
-        <w:spacing w:after="80" w:line="360"/>
-        <w:ind w:firstLine="480"/>
-        <w:jc w:val="both"/>
-      </w:pPr>
-      <w:r>
-        <w:rPr>
-          <w:rFonts w:ascii="Times New Roman" w:eastAsia="宋体" w:hAnsi="Times New Roman"/>
-          <w:b/>
-          <w:bCs/>
-          <w:i w:val="false"/>
-          <w:iCs w:val="false"/>
-          <w:sz w:val="24"/>
-          <w:szCs w:val="24"/>
-        </w:rPr>
-        <w:t xml:space="preserve">② 主流裁判规则与代表案例。</w:t>
-      </w:r>
-      <w:r>
-        <w:rPr>
-          <w:rFonts w:ascii="Times New Roman" w:eastAsia="宋体" w:hAnsi="Times New Roman"/>
-          <w:b w:val="false"/>
-          <w:bCs w:val="false"/>
-          <w:i w:val="false"/>
-          <w:iCs w:val="false"/>
-          <w:sz w:val="24"/>
-          <w:szCs w:val="24"/>
-        </w:rPr>
-        <w:t xml:space="preserve"> 交易因果采"推定＋反证"：实施日后、揭露日前买入并持有受损者推定成立，甲新材股份案、壬股份案（（2022）示74民初0290号·上海金融法院）均循此结构。</w:t>
-      </w:r>
-    </w:p>
-    <w:p>
-      <w:pPr>
-        <w:spacing w:after="80" w:line="360"/>
-        <w:ind w:firstLine="480"/>
-        <w:jc w:val="both"/>
-      </w:pPr>
-      <w:r>
-        <w:rPr>
-          <w:rFonts w:ascii="Times New Roman" w:eastAsia="宋体" w:hAnsi="Times New Roman"/>
-          <w:b/>
-          <w:bCs/>
-          <w:i w:val="false"/>
-          <w:iCs w:val="false"/>
-          <w:sz w:val="24"/>
-          <w:szCs w:val="24"/>
-        </w:rPr>
-        <w:t xml:space="preserve">③ 例外与反向。</w:t>
-      </w:r>
-      <w:r>
-        <w:rPr>
-          <w:rFonts w:ascii="Times New Roman" w:eastAsia="宋体" w:hAnsi="Times New Roman"/>
-          <w:b w:val="false"/>
-          <w:bCs w:val="false"/>
-          <w:i w:val="false"/>
-          <w:iCs w:val="false"/>
-          <w:sz w:val="24"/>
-          <w:szCs w:val="24"/>
-        </w:rPr>
-        <w:t xml:space="preserve"> 不具重大性时交易因果无从成立（丁能源集团案）；损失因果中的非系统他因可部分切断因果（庚科技案二审）。</w:t>
-      </w:r>
-    </w:p>
-    <w:p>
-      <w:pPr>
-        <w:spacing w:after="80" w:line="360"/>
-        <w:ind w:firstLine="480"/>
-        <w:jc w:val="both"/>
-      </w:pPr>
-      <w:r>
-        <w:rPr>
-          <w:rFonts w:ascii="Times New Roman" w:eastAsia="宋体" w:hAnsi="Times New Roman"/>
-          <w:b/>
-          <w:bCs/>
-          <w:i w:val="false"/>
-          <w:iCs w:val="false"/>
-          <w:sz w:val="24"/>
-          <w:szCs w:val="24"/>
-        </w:rPr>
-        <w:t xml:space="preserve">④ 评析要点。</w:t>
-      </w:r>
-      <w:r>
-        <w:rPr>
-          <w:rFonts w:ascii="Times New Roman" w:eastAsia="宋体" w:hAnsi="Times New Roman"/>
-          <w:b w:val="false"/>
-          <w:bCs w:val="false"/>
-          <w:i w:val="false"/>
-          <w:iCs w:val="false"/>
-          <w:sz w:val="24"/>
-          <w:szCs w:val="24"/>
-        </w:rPr>
-        <w:t xml:space="preserve"> 因果关系的"推定＋反证"结构稳定，反证集中于重大性缺失与他因扣除两条路径。</w:t>
-      </w:r>
-    </w:p>
-    <w:p>
-      <w:pPr>
-        <w:pStyle w:val="Heading2"/>
-        <w:spacing w:after="120" w:before="240"/>
-      </w:pPr>
-      <w:r>
-        <w:rPr>
-          <w:rFonts w:ascii="Times New Roman" w:eastAsia="黑体" w:hAnsi="Times New Roman"/>
-          <w:b/>
-          <w:bCs/>
-          <w:color w:val="000000"/>
-          <w:sz w:val="28"/>
-          <w:szCs w:val="28"/>
-        </w:rPr>
-        <w:t xml:space="preserve">（五）主观过错与勤勉尽责</w:t>
-      </w:r>
-    </w:p>
-    <w:p>
-      <w:pPr>
-        <w:spacing w:after="80" w:line="360"/>
-        <w:ind w:firstLine="480"/>
-        <w:jc w:val="both"/>
-      </w:pPr>
-      <w:r>
-        <w:rPr>
-          <w:rFonts w:ascii="Times New Roman" w:eastAsia="宋体" w:hAnsi="Times New Roman"/>
-          <w:b/>
-          <w:bCs/>
-          <w:i w:val="false"/>
-          <w:iCs w:val="false"/>
-          <w:sz w:val="24"/>
-          <w:szCs w:val="24"/>
-        </w:rPr>
-        <w:t xml:space="preserve">① 争点界定。</w:t>
-      </w:r>
-      <w:r>
-        <w:rPr>
-          <w:rFonts w:ascii="Times New Roman" w:eastAsia="宋体" w:hAnsi="Times New Roman"/>
-          <w:b w:val="false"/>
-          <w:bCs w:val="false"/>
-          <w:i w:val="false"/>
-          <w:iCs w:val="false"/>
-          <w:sz w:val="24"/>
-          <w:szCs w:val="24"/>
-        </w:rPr>
-        <w:t xml:space="preserve"> 发行人之外的主体，主观过错如何认定、勤勉尽责抗辩可否免责。</w:t>
-      </w:r>
-    </w:p>
-    <w:p>
-      <w:pPr>
-        <w:spacing w:after="80" w:line="360"/>
-        <w:ind w:firstLine="480"/>
-        <w:jc w:val="both"/>
-      </w:pPr>
-      <w:r>
-        <w:rPr>
-          <w:rFonts w:ascii="Times New Roman" w:eastAsia="宋体" w:hAnsi="Times New Roman"/>
-          <w:b/>
-          <w:bCs/>
-          <w:i w:val="false"/>
-          <w:iCs w:val="false"/>
-          <w:sz w:val="24"/>
-          <w:szCs w:val="24"/>
-        </w:rPr>
-        <w:t xml:space="preserve">② 主流裁判规则与代表案例。</w:t>
-      </w:r>
-      <w:r>
-        <w:rPr>
-          <w:rFonts w:ascii="Times New Roman" w:eastAsia="宋体" w:hAnsi="Times New Roman"/>
-          <w:b w:val="false"/>
-          <w:bCs w:val="false"/>
-          <w:i w:val="false"/>
-          <w:iCs w:val="false"/>
-          <w:sz w:val="24"/>
-          <w:szCs w:val="24"/>
-        </w:rPr>
-        <w:t xml:space="preserve"> 发行人承担无过错责任；中介机构以过错为责任基础，乙生物科技案认定会计师未尽职业怀疑、存在过错，勤勉尽责抗辩不成立。</w:t>
-      </w:r>
-    </w:p>
-    <w:p>
-      <w:pPr>
-        <w:spacing w:after="80" w:line="360"/>
-        <w:ind w:firstLine="480"/>
-        <w:jc w:val="both"/>
-      </w:pPr>
-      <w:r>
-        <w:rPr>
-          <w:rFonts w:ascii="Times New Roman" w:eastAsia="宋体" w:hAnsi="Times New Roman"/>
-          <w:b/>
-          <w:bCs/>
-          <w:i w:val="false"/>
-          <w:iCs w:val="false"/>
-          <w:sz w:val="24"/>
-          <w:szCs w:val="24"/>
-        </w:rPr>
-        <w:t xml:space="preserve">③ 例外与反向。</w:t>
-      </w:r>
-      <w:r>
-        <w:rPr>
-          <w:rFonts w:ascii="Times New Roman" w:eastAsia="宋体" w:hAnsi="Times New Roman"/>
-          <w:b w:val="false"/>
-          <w:bCs w:val="false"/>
-          <w:i w:val="false"/>
-          <w:iCs w:val="false"/>
-          <w:sz w:val="24"/>
-          <w:szCs w:val="24"/>
-        </w:rPr>
-        <w:t xml:space="preserve"> 确能证明已尽特别注意义务者可免责，惟举证门槛较高。</w:t>
-      </w:r>
-    </w:p>
-    <w:p>
-      <w:pPr>
-        <w:spacing w:after="80" w:line="360"/>
-        <w:ind w:firstLine="480"/>
-        <w:jc w:val="both"/>
-      </w:pPr>
-      <w:r>
-        <w:rPr>
-          <w:rFonts w:ascii="Times New Roman" w:eastAsia="宋体" w:hAnsi="Times New Roman"/>
-          <w:b/>
-          <w:bCs/>
-          <w:i w:val="false"/>
-          <w:iCs w:val="false"/>
-          <w:sz w:val="24"/>
-          <w:szCs w:val="24"/>
-        </w:rPr>
-        <w:t xml:space="preserve">④ 评析要点。</w:t>
-      </w:r>
-      <w:r>
-        <w:rPr>
-          <w:rFonts w:ascii="Times New Roman" w:eastAsia="宋体" w:hAnsi="Times New Roman"/>
-          <w:b w:val="false"/>
-          <w:bCs w:val="false"/>
-          <w:i w:val="false"/>
-          <w:iCs w:val="false"/>
-          <w:sz w:val="24"/>
-          <w:szCs w:val="24"/>
-        </w:rPr>
-        <w:t xml:space="preserve"> 勤勉尽责抗辩的成败，取决于中介是否对异常事项保持并记录了职业怀疑。</w:t>
-      </w:r>
-    </w:p>
-    <w:p>
-      <w:pPr>
-        <w:pStyle w:val="Heading2"/>
-        <w:spacing w:after="120" w:before="240"/>
-      </w:pPr>
-      <w:r>
-        <w:rPr>
-          <w:rFonts w:ascii="Times New Roman" w:eastAsia="黑体" w:hAnsi="Times New Roman"/>
-          <w:b/>
-          <w:bCs/>
-          <w:color w:val="000000"/>
-          <w:sz w:val="28"/>
-          <w:szCs w:val="28"/>
-        </w:rPr>
-        <w:t xml:space="preserve">（六）程序事项：揭露日与诉讼时效</w:t>
-      </w:r>
-    </w:p>
-    <w:p>
-      <w:pPr>
-        <w:spacing w:after="80" w:line="360"/>
-        <w:ind w:firstLine="480"/>
-        <w:jc w:val="both"/>
-      </w:pPr>
-      <w:r>
-        <w:rPr>
-          <w:rFonts w:ascii="Times New Roman" w:eastAsia="宋体" w:hAnsi="Times New Roman"/>
-          <w:b w:val="false"/>
-          <w:bCs w:val="false"/>
-          <w:i w:val="false"/>
-          <w:iCs w:val="false"/>
-          <w:sz w:val="24"/>
-          <w:szCs w:val="24"/>
-        </w:rPr>
-        <w:t xml:space="preserve">揭露日认定坚持"首次性＋警示性"：以立案调查公告日（甲新材股份案）或更正公告日（戊医药案）为揭露日。诉讼时效自投资者知道或应当知道权利受损之日起算，揭露日不当然等于起算日；适用示范判决机制审理的，平行案件时效在示范判决期间存在中止、中断情形，壬股份案据此认定时效抗辩部分不成立。</w:t>
-      </w:r>
-    </w:p>
-    <w:p>
-      <w:pPr>
-        <w:pStyle w:val="Heading1"/>
-        <w:pBdr>
-          <w:bottom w:val="single" w:color="1F3864" w:sz="6" w:space="4"/>
-        </w:pBdr>
-        <w:spacing w:after="120" w:before="240"/>
-      </w:pPr>
-      <w:r>
-        <w:rPr>
-          <w:rFonts w:ascii="Times New Roman" w:eastAsia="黑体" w:hAnsi="Times New Roman"/>
-          <w:b/>
-          <w:bCs/>
-          <w:color w:val="000000"/>
-          <w:sz w:val="32"/>
-          <w:szCs w:val="32"/>
-        </w:rPr>
-        <w:t xml:space="preserve">三、综合分析</w:t>
-      </w:r>
-    </w:p>
-    <w:p>
-      <w:pPr>
-        <w:pStyle w:val="Heading2"/>
-        <w:spacing w:after="120" w:before="240"/>
-      </w:pPr>
-      <w:r>
-        <w:rPr>
-          <w:rFonts w:ascii="Times New Roman" w:eastAsia="黑体" w:hAnsi="Times New Roman"/>
-          <w:b/>
-          <w:bCs/>
-          <w:color w:val="000000"/>
-          <w:sz w:val="28"/>
-          <w:szCs w:val="28"/>
-        </w:rPr>
-        <w:t xml:space="preserve">（一）裁判规则地图</w:t>
+        <w:t xml:space="preserve">（一）控辩诉讼要点指引</w:t>
       </w:r>
     </w:p>
     <w:tbl>
@@ -1362,10 +3123,9 @@
         <w:tblLayout w:type="fixed"/>
       </w:tblPr>
       <w:tblGrid>
-        <w:gridCol w:w="1012"/>
-        <w:gridCol w:w="2431"/>
-        <w:gridCol w:w="2431"/>
-        <w:gridCol w:w="2432"/>
+        <w:gridCol w:w="922"/>
+        <w:gridCol w:w="3230"/>
+        <w:gridCol w:w="4154"/>
       </w:tblGrid>
       <w:tr>
         <w:trPr>
@@ -1373,7 +3133,7 @@
         </w:trPr>
         <w:tc>
           <w:tcPr>
-            <w:tcW w:type="dxa" w:w="1012"/>
+            <w:tcW w:type="dxa" w:w="922"/>
             <w:tcBorders>
               <w:top w:val="single" w:color="C9C9C9" w:sz="2"/>
               <w:left w:val="single" w:color="C9C9C9" w:sz="2"/>
@@ -1402,13 +3162,13 @@
                 <w:sz w:val="18"/>
                 <w:szCs w:val="18"/>
               </w:rPr>
-              <w:t xml:space="preserve">构成要件</w:t>
-            </w:r>
-          </w:p>
-        </w:tc>
-        <w:tc>
-          <w:tcPr>
-            <w:tcW w:type="dxa" w:w="2431"/>
+              <w:t xml:space="preserve">争议焦点</w:t>
+            </w:r>
+          </w:p>
+        </w:tc>
+        <w:tc>
+          <w:tcPr>
+            <w:tcW w:type="dxa" w:w="3230"/>
             <w:tcBorders>
               <w:top w:val="single" w:color="C9C9C9" w:sz="2"/>
               <w:left w:val="single" w:color="C9C9C9" w:sz="2"/>
@@ -1437,13 +3197,13 @@
                 <w:sz w:val="18"/>
                 <w:szCs w:val="18"/>
               </w:rPr>
-              <w:t xml:space="preserve">主流裁判规则</w:t>
-            </w:r>
-          </w:p>
-        </w:tc>
-        <w:tc>
-          <w:tcPr>
-            <w:tcW w:type="dxa" w:w="2431"/>
+              <w:t xml:space="preserve">原告着力点</w:t>
+            </w:r>
+          </w:p>
+        </w:tc>
+        <w:tc>
+          <w:tcPr>
+            <w:tcW w:type="dxa" w:w="4154"/>
             <w:tcBorders>
               <w:top w:val="single" w:color="C9C9C9" w:sz="2"/>
               <w:left w:val="single" w:color="C9C9C9" w:sz="2"/>
@@ -1472,42 +3232,7 @@
                 <w:sz w:val="18"/>
                 <w:szCs w:val="18"/>
               </w:rPr>
-              <w:t xml:space="preserve">例外/反向</w:t>
-            </w:r>
-          </w:p>
-        </w:tc>
-        <w:tc>
-          <w:tcPr>
-            <w:tcW w:type="dxa" w:w="2432"/>
-            <w:tcBorders>
-              <w:top w:val="single" w:color="C9C9C9" w:sz="2"/>
-              <w:left w:val="single" w:color="C9C9C9" w:sz="2"/>
-              <w:bottom w:val="single" w:color="C9C9C9" w:sz="2"/>
-              <w:right w:val="single" w:color="C9C9C9" w:sz="2"/>
-            </w:tcBorders>
-            <w:shd w:fill="1F3864" w:val="clear"/>
-            <w:tcMar>
-              <w:top w:type="dxa" w:w="70"/>
-              <w:left w:type="dxa" w:w="110"/>
-              <w:bottom w:type="dxa" w:w="70"/>
-              <w:right w:type="dxa" w:w="110"/>
-            </w:tcMar>
-          </w:tcPr>
-          <w:p>
-            <w:pPr>
-              <w:spacing w:line="240"/>
-              <w:jc w:val="left"/>
-            </w:pPr>
-            <w:r>
-              <w:rPr>
-                <w:rFonts w:ascii="Times New Roman" w:eastAsia="宋体" w:hAnsi="Times New Roman"/>
-                <w:b/>
-                <w:bCs/>
-                <w:color w:val="FFFFFF"/>
-                <w:sz w:val="18"/>
-                <w:szCs w:val="18"/>
-              </w:rPr>
-              <w:t xml:space="preserve">代表案例</w:t>
+              <w:t xml:space="preserve">被告着力点</w:t>
             </w:r>
           </w:p>
         </w:tc>
@@ -1515,7 +3240,7 @@
       <w:tr>
         <w:tc>
           <w:tcPr>
-            <w:tcW w:type="dxa" w:w="1012"/>
+            <w:tcW w:type="dxa" w:w="922"/>
             <w:tcBorders>
               <w:top w:val="single" w:color="C9C9C9" w:sz="2"/>
               <w:left w:val="single" w:color="C9C9C9" w:sz="2"/>
@@ -1544,13 +3269,13 @@
                 <w:sz w:val="17"/>
                 <w:szCs w:val="17"/>
               </w:rPr>
-              <w:t xml:space="preserve">责任主体</w:t>
-            </w:r>
-          </w:p>
-        </w:tc>
-        <w:tc>
-          <w:tcPr>
-            <w:tcW w:type="dxa" w:w="2431"/>
+              <w:t xml:space="preserve">重大性</w:t>
+            </w:r>
+          </w:p>
+        </w:tc>
+        <w:tc>
+          <w:tcPr>
+            <w:tcW w:type="dxa" w:w="3230"/>
             <w:tcBorders>
               <w:top w:val="single" w:color="C9C9C9" w:sz="2"/>
               <w:left w:val="single" w:color="C9C9C9" w:sz="2"/>
@@ -1579,13 +3304,13 @@
                 <w:sz w:val="17"/>
                 <w:szCs w:val="17"/>
               </w:rPr>
-              <w:t xml:space="preserve">发行人无过错；组织指使者连带；中介按过错比例连带</w:t>
-            </w:r>
-          </w:p>
-        </w:tc>
-        <w:tc>
-          <w:tcPr>
-            <w:tcW w:type="dxa" w:w="2431"/>
+              <w:t xml:space="preserve">以处罚认定锁定＋虚增占比举证</w:t>
+            </w:r>
+          </w:p>
+        </w:tc>
+        <w:tc>
+          <w:tcPr>
+            <w:tcW w:type="dxa" w:w="4154"/>
             <w:tcBorders>
               <w:top w:val="single" w:color="C9C9C9" w:sz="2"/>
               <w:left w:val="single" w:color="C9C9C9" w:sz="2"/>
@@ -1614,42 +3339,7 @@
                 <w:sz w:val="17"/>
                 <w:szCs w:val="17"/>
               </w:rPr>
-              <w:t xml:space="preserve">中介尽特别注意义务可减免</w:t>
-            </w:r>
-          </w:p>
-        </w:tc>
-        <w:tc>
-          <w:tcPr>
-            <w:tcW w:type="dxa" w:w="2432"/>
-            <w:tcBorders>
-              <w:top w:val="single" w:color="C9C9C9" w:sz="2"/>
-              <w:left w:val="single" w:color="C9C9C9" w:sz="2"/>
-              <w:bottom w:val="single" w:color="C9C9C9" w:sz="2"/>
-              <w:right w:val="single" w:color="C9C9C9" w:sz="2"/>
-            </w:tcBorders>
-            <w:shd w:fill="EEF1F6" w:val="clear"/>
-            <w:tcMar>
-              <w:top w:type="dxa" w:w="70"/>
-              <w:left w:type="dxa" w:w="110"/>
-              <w:bottom w:type="dxa" w:w="70"/>
-              <w:right w:type="dxa" w:w="110"/>
-            </w:tcMar>
-          </w:tcPr>
-          <w:p>
-            <w:pPr>
-              <w:spacing w:line="240"/>
-              <w:jc w:val="left"/>
-            </w:pPr>
-            <w:r>
-              <w:rPr>
-                <w:rFonts w:ascii="Times New Roman" w:eastAsia="宋体" w:hAnsi="Times New Roman"/>
-                <w:b w:val="false"/>
-                <w:bCs w:val="false"/>
-                <w:color w:val="222222"/>
-                <w:sz w:val="17"/>
-                <w:szCs w:val="17"/>
-              </w:rPr>
-              <w:t xml:space="preserve">（2023）示74民初0455号；（2023）示01民初0276号</w:t>
+              <w:t xml:space="preserve">占比与价量反证（示01民初0212号路径）</w:t>
             </w:r>
           </w:p>
         </w:tc>
@@ -1657,7 +3347,7 @@
       <w:tr>
         <w:tc>
           <w:tcPr>
-            <w:tcW w:type="dxa" w:w="1012"/>
+            <w:tcW w:type="dxa" w:w="922"/>
             <w:tcBorders>
               <w:top w:val="single" w:color="C9C9C9" w:sz="2"/>
               <w:left w:val="single" w:color="C9C9C9" w:sz="2"/>
@@ -1685,109 +3375,75 @@
                 <w:sz w:val="17"/>
                 <w:szCs w:val="17"/>
               </w:rPr>
-              <w:t xml:space="preserve">虚假陈述/重大性</w:t>
-            </w:r>
-          </w:p>
-        </w:tc>
-        <w:tc>
-          <w:tcPr>
-            <w:tcW w:type="dxa" w:w="2431"/>
-            <w:tcBorders>
-              <w:top w:val="single" w:color="C9C9C9" w:sz="2"/>
-              <w:left w:val="single" w:color="C9C9C9" w:sz="2"/>
-              <w:bottom w:val="single" w:color="C9C9C9" w:sz="2"/>
-              <w:right w:val="single" w:color="C9C9C9" w:sz="2"/>
-            </w:tcBorders>
-            <w:tcMar>
-              <w:top w:type="dxa" w:w="70"/>
-              <w:left w:type="dxa" w:w="110"/>
-              <w:bottom w:type="dxa" w:w="70"/>
-              <w:right w:type="dxa" w:w="110"/>
-            </w:tcMar>
-          </w:tcPr>
-          <w:p>
-            <w:pPr>
-              <w:spacing w:line="240"/>
-              <w:jc w:val="left"/>
-            </w:pPr>
-            <w:r>
-              <w:rPr>
-                <w:rFonts w:ascii="Times New Roman" w:eastAsia="宋体" w:hAnsi="Times New Roman"/>
-                <w:b w:val="false"/>
-                <w:bCs w:val="false"/>
-                <w:color w:val="222222"/>
-                <w:sz w:val="17"/>
-                <w:szCs w:val="17"/>
-              </w:rPr>
-              <w:t xml:space="preserve">重大事件＋价量敏感双重标准独立审查</w:t>
-            </w:r>
-          </w:p>
-        </w:tc>
-        <w:tc>
-          <w:tcPr>
-            <w:tcW w:type="dxa" w:w="2431"/>
-            <w:tcBorders>
-              <w:top w:val="single" w:color="C9C9C9" w:sz="2"/>
-              <w:left w:val="single" w:color="C9C9C9" w:sz="2"/>
-              <w:bottom w:val="single" w:color="C9C9C9" w:sz="2"/>
-              <w:right w:val="single" w:color="C9C9C9" w:sz="2"/>
-            </w:tcBorders>
-            <w:tcMar>
-              <w:top w:type="dxa" w:w="70"/>
-              <w:left w:type="dxa" w:w="110"/>
-              <w:bottom w:type="dxa" w:w="70"/>
-              <w:right w:type="dxa" w:w="110"/>
-            </w:tcMar>
-          </w:tcPr>
-          <w:p>
-            <w:pPr>
-              <w:spacing w:line="240"/>
-              <w:jc w:val="left"/>
-            </w:pPr>
-            <w:r>
-              <w:rPr>
-                <w:rFonts w:ascii="Times New Roman" w:eastAsia="宋体" w:hAnsi="Times New Roman"/>
-                <w:b w:val="false"/>
-                <w:bCs w:val="false"/>
-                <w:color w:val="222222"/>
-                <w:sz w:val="17"/>
-                <w:szCs w:val="17"/>
-              </w:rPr>
-              <w:t xml:space="preserve">不具重大性整体出罪；安全港需合理基础</w:t>
-            </w:r>
-          </w:p>
-        </w:tc>
-        <w:tc>
-          <w:tcPr>
-            <w:tcW w:type="dxa" w:w="2432"/>
-            <w:tcBorders>
-              <w:top w:val="single" w:color="C9C9C9" w:sz="2"/>
-              <w:left w:val="single" w:color="C9C9C9" w:sz="2"/>
-              <w:bottom w:val="single" w:color="C9C9C9" w:sz="2"/>
-              <w:right w:val="single" w:color="C9C9C9" w:sz="2"/>
-            </w:tcBorders>
-            <w:tcMar>
-              <w:top w:type="dxa" w:w="70"/>
-              <w:left w:type="dxa" w:w="110"/>
-              <w:bottom w:type="dxa" w:w="70"/>
-              <w:right w:type="dxa" w:w="110"/>
-            </w:tcMar>
-          </w:tcPr>
-          <w:p>
-            <w:pPr>
-              <w:spacing w:line="240"/>
-              <w:jc w:val="left"/>
-            </w:pPr>
-            <w:r>
-              <w:rPr>
-                <w:rFonts w:ascii="Times New Roman" w:eastAsia="宋体" w:hAnsi="Times New Roman"/>
-                <w:b w:val="false"/>
-                <w:bCs w:val="false"/>
-                <w:color w:val="222222"/>
-                <w:sz w:val="17"/>
-                <w:szCs w:val="17"/>
-              </w:rPr>
-              <w:t xml:space="preserve">（2022）示74民初0301号；（2023）示01民初0212号</w:t>
+              <w:t xml:space="preserve">损失扣除</w:t>
+            </w:r>
+          </w:p>
+        </w:tc>
+        <w:tc>
+          <w:tcPr>
+            <w:tcW w:type="dxa" w:w="3230"/>
+            <w:tcBorders>
+              <w:top w:val="single" w:color="C9C9C9" w:sz="2"/>
+              <w:left w:val="single" w:color="C9C9C9" w:sz="2"/>
+              <w:bottom w:val="single" w:color="C9C9C9" w:sz="2"/>
+              <w:right w:val="single" w:color="C9C9C9" w:sz="2"/>
+            </w:tcBorders>
+            <w:tcMar>
+              <w:top w:type="dxa" w:w="70"/>
+              <w:left w:type="dxa" w:w="110"/>
+              <w:bottom w:type="dxa" w:w="70"/>
+              <w:right w:type="dxa" w:w="110"/>
+            </w:tcMar>
+          </w:tcPr>
+          <w:p>
+            <w:pPr>
+              <w:spacing w:line="240"/>
+              <w:jc w:val="left"/>
+            </w:pPr>
+            <w:r>
+              <w:rPr>
+                <w:rFonts w:ascii="Times New Roman" w:eastAsia="宋体" w:hAnsi="Times New Roman"/>
+                <w:b w:val="false"/>
+                <w:bCs w:val="false"/>
+                <w:color w:val="222222"/>
+                <w:sz w:val="17"/>
+                <w:szCs w:val="17"/>
+              </w:rPr>
+              <w:t xml:space="preserve">质疑扣除项可区分性</w:t>
+            </w:r>
+          </w:p>
+        </w:tc>
+        <w:tc>
+          <w:tcPr>
+            <w:tcW w:type="dxa" w:w="4154"/>
+            <w:tcBorders>
+              <w:top w:val="single" w:color="C9C9C9" w:sz="2"/>
+              <w:left w:val="single" w:color="C9C9C9" w:sz="2"/>
+              <w:bottom w:val="single" w:color="C9C9C9" w:sz="2"/>
+              <w:right w:val="single" w:color="C9C9C9" w:sz="2"/>
+            </w:tcBorders>
+            <w:tcMar>
+              <w:top w:type="dxa" w:w="70"/>
+              <w:left w:type="dxa" w:w="110"/>
+              <w:bottom w:type="dxa" w:w="70"/>
+              <w:right w:type="dxa" w:w="110"/>
+            </w:tcMar>
+          </w:tcPr>
+          <w:p>
+            <w:pPr>
+              <w:spacing w:line="240"/>
+              <w:jc w:val="left"/>
+            </w:pPr>
+            <w:r>
+              <w:rPr>
+                <w:rFonts w:ascii="Times New Roman" w:eastAsia="宋体" w:hAnsi="Times New Roman"/>
+                <w:b w:val="false"/>
+                <w:bCs w:val="false"/>
+                <w:color w:val="222222"/>
+                <w:sz w:val="17"/>
+                <w:szCs w:val="17"/>
+              </w:rPr>
+              <w:t xml:space="preserve">尽早申请专业测算（基准案 15% 先例）</w:t>
             </w:r>
           </w:p>
         </w:tc>
@@ -1795,7 +3451,7 @@
       <w:tr>
         <w:tc>
           <w:tcPr>
-            <w:tcW w:type="dxa" w:w="1012"/>
+            <w:tcW w:type="dxa" w:w="922"/>
             <w:tcBorders>
               <w:top w:val="single" w:color="C9C9C9" w:sz="2"/>
               <w:left w:val="single" w:color="C9C9C9" w:sz="2"/>
@@ -1824,13 +3480,13 @@
                 <w:sz w:val="17"/>
                 <w:szCs w:val="17"/>
               </w:rPr>
-              <w:t xml:space="preserve">损害与损失</w:t>
-            </w:r>
-          </w:p>
-        </w:tc>
-        <w:tc>
-          <w:tcPr>
-            <w:tcW w:type="dxa" w:w="2431"/>
+              <w:t xml:space="preserve">中介责任</w:t>
+            </w:r>
+          </w:p>
+        </w:tc>
+        <w:tc>
+          <w:tcPr>
+            <w:tcW w:type="dxa" w:w="3230"/>
             <w:tcBorders>
               <w:top w:val="single" w:color="C9C9C9" w:sz="2"/>
               <w:left w:val="single" w:color="C9C9C9" w:sz="2"/>
@@ -1859,13 +3515,13 @@
                 <w:sz w:val="17"/>
                 <w:szCs w:val="17"/>
               </w:rPr>
-              <w:t xml:space="preserve">系统风险应扣除</w:t>
-            </w:r>
-          </w:p>
-        </w:tc>
-        <w:tc>
-          <w:tcPr>
-            <w:tcW w:type="dxa" w:w="2431"/>
+              <w:t xml:space="preserve">紧扣职业怀疑缺口</w:t>
+            </w:r>
+          </w:p>
+        </w:tc>
+        <w:tc>
+          <w:tcPr>
+            <w:tcW w:type="dxa" w:w="4154"/>
             <w:tcBorders>
               <w:top w:val="single" w:color="C9C9C9" w:sz="2"/>
               <w:left w:val="single" w:color="C9C9C9" w:sz="2"/>
@@ -1894,42 +3550,7 @@
                 <w:sz w:val="17"/>
                 <w:szCs w:val="17"/>
               </w:rPr>
-              <w:t xml:space="preserve">非系统他因经举证亦扣除</w:t>
-            </w:r>
-          </w:p>
-        </w:tc>
-        <w:tc>
-          <w:tcPr>
-            <w:tcW w:type="dxa" w:w="2432"/>
-            <w:tcBorders>
-              <w:top w:val="single" w:color="C9C9C9" w:sz="2"/>
-              <w:left w:val="single" w:color="C9C9C9" w:sz="2"/>
-              <w:bottom w:val="single" w:color="C9C9C9" w:sz="2"/>
-              <w:right w:val="single" w:color="C9C9C9" w:sz="2"/>
-            </w:tcBorders>
-            <w:shd w:fill="EEF1F6" w:val="clear"/>
-            <w:tcMar>
-              <w:top w:type="dxa" w:w="70"/>
-              <w:left w:type="dxa" w:w="110"/>
-              <w:bottom w:type="dxa" w:w="70"/>
-              <w:right w:type="dxa" w:w="110"/>
-            </w:tcMar>
-          </w:tcPr>
-          <w:p>
-            <w:pPr>
-              <w:spacing w:line="240"/>
-              <w:jc w:val="left"/>
-            </w:pPr>
-            <w:r>
-              <w:rPr>
-                <w:rFonts w:ascii="Times New Roman" w:eastAsia="宋体" w:hAnsi="Times New Roman"/>
-                <w:b w:val="false"/>
-                <w:bCs w:val="false"/>
-                <w:color w:val="222222"/>
-                <w:sz w:val="17"/>
-                <w:szCs w:val="17"/>
-              </w:rPr>
-              <w:t xml:space="preserve">（2022）示74民初0388号；（2023）示民终0061号</w:t>
+              <w:t xml:space="preserve">尽调底稿＋特别注意义务履痕</w:t>
             </w:r>
           </w:p>
         </w:tc>
@@ -1937,7 +3558,7 @@
       <w:tr>
         <w:tc>
           <w:tcPr>
-            <w:tcW w:type="dxa" w:w="1012"/>
+            <w:tcW w:type="dxa" w:w="922"/>
             <w:tcBorders>
               <w:top w:val="single" w:color="C9C9C9" w:sz="2"/>
               <w:left w:val="single" w:color="C9C9C9" w:sz="2"/>
@@ -1965,251 +3586,75 @@
                 <w:sz w:val="17"/>
                 <w:szCs w:val="17"/>
               </w:rPr>
-              <w:t xml:space="preserve">因果关系</w:t>
-            </w:r>
-          </w:p>
-        </w:tc>
-        <w:tc>
-          <w:tcPr>
-            <w:tcW w:type="dxa" w:w="2431"/>
-            <w:tcBorders>
-              <w:top w:val="single" w:color="C9C9C9" w:sz="2"/>
-              <w:left w:val="single" w:color="C9C9C9" w:sz="2"/>
-              <w:bottom w:val="single" w:color="C9C9C9" w:sz="2"/>
-              <w:right w:val="single" w:color="C9C9C9" w:sz="2"/>
-            </w:tcBorders>
-            <w:tcMar>
-              <w:top w:type="dxa" w:w="70"/>
-              <w:left w:type="dxa" w:w="110"/>
-              <w:bottom w:type="dxa" w:w="70"/>
-              <w:right w:type="dxa" w:w="110"/>
-            </w:tcMar>
-          </w:tcPr>
-          <w:p>
-            <w:pPr>
-              <w:spacing w:line="240"/>
-              <w:jc w:val="left"/>
-            </w:pPr>
-            <w:r>
-              <w:rPr>
-                <w:rFonts w:ascii="Times New Roman" w:eastAsia="宋体" w:hAnsi="Times New Roman"/>
-                <w:b w:val="false"/>
-                <w:bCs w:val="false"/>
-                <w:color w:val="222222"/>
-                <w:sz w:val="17"/>
-                <w:szCs w:val="17"/>
-              </w:rPr>
-              <w:t xml:space="preserve">交易因果"推定＋反证"</w:t>
-            </w:r>
-          </w:p>
-        </w:tc>
-        <w:tc>
-          <w:tcPr>
-            <w:tcW w:type="dxa" w:w="2431"/>
-            <w:tcBorders>
-              <w:top w:val="single" w:color="C9C9C9" w:sz="2"/>
-              <w:left w:val="single" w:color="C9C9C9" w:sz="2"/>
-              <w:bottom w:val="single" w:color="C9C9C9" w:sz="2"/>
-              <w:right w:val="single" w:color="C9C9C9" w:sz="2"/>
-            </w:tcBorders>
-            <w:tcMar>
-              <w:top w:type="dxa" w:w="70"/>
-              <w:left w:type="dxa" w:w="110"/>
-              <w:bottom w:type="dxa" w:w="70"/>
-              <w:right w:type="dxa" w:w="110"/>
-            </w:tcMar>
-          </w:tcPr>
-          <w:p>
-            <w:pPr>
-              <w:spacing w:line="240"/>
-              <w:jc w:val="left"/>
-            </w:pPr>
-            <w:r>
-              <w:rPr>
-                <w:rFonts w:ascii="Times New Roman" w:eastAsia="宋体" w:hAnsi="Times New Roman"/>
-                <w:b w:val="false"/>
-                <w:bCs w:val="false"/>
-                <w:color w:val="222222"/>
-                <w:sz w:val="17"/>
-                <w:szCs w:val="17"/>
-              </w:rPr>
-              <w:t xml:space="preserve">重大性缺失/他因切断因果</w:t>
-            </w:r>
-          </w:p>
-        </w:tc>
-        <w:tc>
-          <w:tcPr>
-            <w:tcW w:type="dxa" w:w="2432"/>
-            <w:tcBorders>
-              <w:top w:val="single" w:color="C9C9C9" w:sz="2"/>
-              <w:left w:val="single" w:color="C9C9C9" w:sz="2"/>
-              <w:bottom w:val="single" w:color="C9C9C9" w:sz="2"/>
-              <w:right w:val="single" w:color="C9C9C9" w:sz="2"/>
-            </w:tcBorders>
-            <w:tcMar>
-              <w:top w:type="dxa" w:w="70"/>
-              <w:left w:type="dxa" w:w="110"/>
-              <w:bottom w:type="dxa" w:w="70"/>
-              <w:right w:type="dxa" w:w="110"/>
-            </w:tcMar>
-          </w:tcPr>
-          <w:p>
-            <w:pPr>
-              <w:spacing w:line="240"/>
-              <w:jc w:val="left"/>
-            </w:pPr>
-            <w:r>
-              <w:rPr>
-                <w:rFonts w:ascii="Times New Roman" w:eastAsia="宋体" w:hAnsi="Times New Roman"/>
-                <w:b w:val="false"/>
-                <w:bCs w:val="false"/>
-                <w:color w:val="222222"/>
-                <w:sz w:val="17"/>
-                <w:szCs w:val="17"/>
-              </w:rPr>
-              <w:t xml:space="preserve">（2022）示74民初0290号</w:t>
-            </w:r>
-          </w:p>
-        </w:tc>
-      </w:tr>
-      <w:tr>
-        <w:tc>
-          <w:tcPr>
-            <w:tcW w:type="dxa" w:w="1012"/>
-            <w:tcBorders>
-              <w:top w:val="single" w:color="C9C9C9" w:sz="2"/>
-              <w:left w:val="single" w:color="C9C9C9" w:sz="2"/>
-              <w:bottom w:val="single" w:color="C9C9C9" w:sz="2"/>
-              <w:right w:val="single" w:color="C9C9C9" w:sz="2"/>
-            </w:tcBorders>
-            <w:shd w:fill="EEF1F6" w:val="clear"/>
-            <w:tcMar>
-              <w:top w:type="dxa" w:w="70"/>
-              <w:left w:type="dxa" w:w="110"/>
-              <w:bottom w:type="dxa" w:w="70"/>
-              <w:right w:type="dxa" w:w="110"/>
-            </w:tcMar>
-          </w:tcPr>
-          <w:p>
-            <w:pPr>
-              <w:spacing w:line="240"/>
-              <w:jc w:val="center"/>
-            </w:pPr>
-            <w:r>
-              <w:rPr>
-                <w:rFonts w:ascii="Times New Roman" w:eastAsia="宋体" w:hAnsi="Times New Roman"/>
-                <w:b w:val="false"/>
-                <w:bCs w:val="false"/>
-                <w:color w:val="222222"/>
-                <w:sz w:val="17"/>
-                <w:szCs w:val="17"/>
-              </w:rPr>
-              <w:t xml:space="preserve">主观过错</w:t>
-            </w:r>
-          </w:p>
-        </w:tc>
-        <w:tc>
-          <w:tcPr>
-            <w:tcW w:type="dxa" w:w="2431"/>
-            <w:tcBorders>
-              <w:top w:val="single" w:color="C9C9C9" w:sz="2"/>
-              <w:left w:val="single" w:color="C9C9C9" w:sz="2"/>
-              <w:bottom w:val="single" w:color="C9C9C9" w:sz="2"/>
-              <w:right w:val="single" w:color="C9C9C9" w:sz="2"/>
-            </w:tcBorders>
-            <w:shd w:fill="EEF1F6" w:val="clear"/>
-            <w:tcMar>
-              <w:top w:type="dxa" w:w="70"/>
-              <w:left w:type="dxa" w:w="110"/>
-              <w:bottom w:type="dxa" w:w="70"/>
-              <w:right w:type="dxa" w:w="110"/>
-            </w:tcMar>
-          </w:tcPr>
-          <w:p>
-            <w:pPr>
-              <w:spacing w:line="240"/>
-              <w:jc w:val="left"/>
-            </w:pPr>
-            <w:r>
-              <w:rPr>
-                <w:rFonts w:ascii="Times New Roman" w:eastAsia="宋体" w:hAnsi="Times New Roman"/>
-                <w:b w:val="false"/>
-                <w:bCs w:val="false"/>
-                <w:color w:val="222222"/>
-                <w:sz w:val="17"/>
-                <w:szCs w:val="17"/>
-              </w:rPr>
-              <w:t xml:space="preserve">中介以过错为基础、抗辩从严</w:t>
-            </w:r>
-          </w:p>
-        </w:tc>
-        <w:tc>
-          <w:tcPr>
-            <w:tcW w:type="dxa" w:w="2431"/>
-            <w:tcBorders>
-              <w:top w:val="single" w:color="C9C9C9" w:sz="2"/>
-              <w:left w:val="single" w:color="C9C9C9" w:sz="2"/>
-              <w:bottom w:val="single" w:color="C9C9C9" w:sz="2"/>
-              <w:right w:val="single" w:color="C9C9C9" w:sz="2"/>
-            </w:tcBorders>
-            <w:shd w:fill="EEF1F6" w:val="clear"/>
-            <w:tcMar>
-              <w:top w:type="dxa" w:w="70"/>
-              <w:left w:type="dxa" w:w="110"/>
-              <w:bottom w:type="dxa" w:w="70"/>
-              <w:right w:type="dxa" w:w="110"/>
-            </w:tcMar>
-          </w:tcPr>
-          <w:p>
-            <w:pPr>
-              <w:spacing w:line="240"/>
-              <w:jc w:val="left"/>
-            </w:pPr>
-            <w:r>
-              <w:rPr>
-                <w:rFonts w:ascii="Times New Roman" w:eastAsia="宋体" w:hAnsi="Times New Roman"/>
-                <w:b w:val="false"/>
-                <w:bCs w:val="false"/>
-                <w:color w:val="222222"/>
-                <w:sz w:val="17"/>
-                <w:szCs w:val="17"/>
-              </w:rPr>
-              <w:t xml:space="preserve">尽特别注意义务可免责</w:t>
-            </w:r>
-          </w:p>
-        </w:tc>
-        <w:tc>
-          <w:tcPr>
-            <w:tcW w:type="dxa" w:w="2432"/>
-            <w:tcBorders>
-              <w:top w:val="single" w:color="C9C9C9" w:sz="2"/>
-              <w:left w:val="single" w:color="C9C9C9" w:sz="2"/>
-              <w:bottom w:val="single" w:color="C9C9C9" w:sz="2"/>
-              <w:right w:val="single" w:color="C9C9C9" w:sz="2"/>
-            </w:tcBorders>
-            <w:shd w:fill="EEF1F6" w:val="clear"/>
-            <w:tcMar>
-              <w:top w:type="dxa" w:w="70"/>
-              <w:left w:type="dxa" w:w="110"/>
-              <w:bottom w:type="dxa" w:w="70"/>
-              <w:right w:type="dxa" w:w="110"/>
-            </w:tcMar>
-          </w:tcPr>
-          <w:p>
-            <w:pPr>
-              <w:spacing w:line="240"/>
-              <w:jc w:val="left"/>
-            </w:pPr>
-            <w:r>
-              <w:rPr>
-                <w:rFonts w:ascii="Times New Roman" w:eastAsia="宋体" w:hAnsi="Times New Roman"/>
-                <w:b w:val="false"/>
-                <w:bCs w:val="false"/>
-                <w:color w:val="222222"/>
-                <w:sz w:val="17"/>
-                <w:szCs w:val="17"/>
-              </w:rPr>
-              <w:t xml:space="preserve">（2023）示74民初0455号</w:t>
+              <w:t xml:space="preserve">时效</w:t>
+            </w:r>
+          </w:p>
+        </w:tc>
+        <w:tc>
+          <w:tcPr>
+            <w:tcW w:type="dxa" w:w="3230"/>
+            <w:tcBorders>
+              <w:top w:val="single" w:color="C9C9C9" w:sz="2"/>
+              <w:left w:val="single" w:color="C9C9C9" w:sz="2"/>
+              <w:bottom w:val="single" w:color="C9C9C9" w:sz="2"/>
+              <w:right w:val="single" w:color="C9C9C9" w:sz="2"/>
+            </w:tcBorders>
+            <w:tcMar>
+              <w:top w:type="dxa" w:w="70"/>
+              <w:left w:type="dxa" w:w="110"/>
+              <w:bottom w:type="dxa" w:w="70"/>
+              <w:right w:type="dxa" w:w="110"/>
+            </w:tcMar>
+          </w:tcPr>
+          <w:p>
+            <w:pPr>
+              <w:spacing w:line="240"/>
+              <w:jc w:val="left"/>
+            </w:pPr>
+            <w:r>
+              <w:rPr>
+                <w:rFonts w:ascii="Times New Roman" w:eastAsia="宋体" w:hAnsi="Times New Roman"/>
+                <w:b w:val="false"/>
+                <w:bCs w:val="false"/>
+                <w:color w:val="222222"/>
+                <w:sz w:val="17"/>
+                <w:szCs w:val="17"/>
+              </w:rPr>
+              <w:t xml:space="preserve">援引示范机制中止中断</w:t>
+            </w:r>
+          </w:p>
+        </w:tc>
+        <w:tc>
+          <w:tcPr>
+            <w:tcW w:type="dxa" w:w="4154"/>
+            <w:tcBorders>
+              <w:top w:val="single" w:color="C9C9C9" w:sz="2"/>
+              <w:left w:val="single" w:color="C9C9C9" w:sz="2"/>
+              <w:bottom w:val="single" w:color="C9C9C9" w:sz="2"/>
+              <w:right w:val="single" w:color="C9C9C9" w:sz="2"/>
+            </w:tcBorders>
+            <w:tcMar>
+              <w:top w:type="dxa" w:w="70"/>
+              <w:left w:type="dxa" w:w="110"/>
+              <w:bottom w:type="dxa" w:w="70"/>
+              <w:right w:type="dxa" w:w="110"/>
+            </w:tcMar>
+          </w:tcPr>
+          <w:p>
+            <w:pPr>
+              <w:spacing w:line="240"/>
+              <w:jc w:val="left"/>
+            </w:pPr>
+            <w:r>
+              <w:rPr>
+                <w:rFonts w:ascii="Times New Roman" w:eastAsia="宋体" w:hAnsi="Times New Roman"/>
+                <w:b w:val="false"/>
+                <w:bCs w:val="false"/>
+                <w:color w:val="222222"/>
+                <w:sz w:val="17"/>
+                <w:szCs w:val="17"/>
+              </w:rPr>
+              <w:t xml:space="preserve">仅临界日期有精算空间</w:t>
             </w:r>
           </w:p>
         </w:tc>
@@ -2229,79 +3674,456 @@
           <w:sz w:val="28"/>
           <w:szCs w:val="28"/>
         </w:rPr>
-        <w:t xml:space="preserve">（二）当事人指引</w:t>
-      </w:r>
-    </w:p>
-    <w:p>
-      <w:pPr>
-        <w:pStyle w:val="ListParagraph"/>
-        <w:numPr>
-          <w:ilvl w:val="0"/>
-          <w:numId w:val="2"/>
-        </w:numPr>
-        <w:spacing w:after="60" w:line="340"/>
-      </w:pPr>
-      <w:r>
-        <w:rPr>
-          <w:rFonts w:ascii="Times New Roman" w:eastAsia="宋体" w:hAnsi="Times New Roman"/>
-          <w:b/>
-          <w:bCs/>
-          <w:i w:val="false"/>
-          <w:iCs w:val="false"/>
-          <w:color w:val="1F3864"/>
-          <w:sz w:val="24"/>
-          <w:szCs w:val="24"/>
-        </w:rPr>
-        <w:t xml:space="preserve">投资者一方：</w:t>
-      </w:r>
-      <w:r>
-        <w:rPr>
-          <w:rFonts w:ascii="Times New Roman" w:eastAsia="宋体" w:hAnsi="Times New Roman"/>
-          <w:b w:val="false"/>
-          <w:bCs w:val="false"/>
-          <w:i w:val="false"/>
-          <w:iCs w:val="false"/>
-          <w:sz w:val="24"/>
-          <w:szCs w:val="24"/>
-        </w:rPr>
-        <w:t xml:space="preserve"> 紧扣重大性与交易因果的推定结构，就平台/发行人主动行为与价量敏感性举证；对中介机构主张按过错比例连带。</w:t>
-      </w:r>
-    </w:p>
-    <w:p>
-      <w:pPr>
-        <w:pStyle w:val="ListParagraph"/>
-        <w:numPr>
-          <w:ilvl w:val="0"/>
-          <w:numId w:val="2"/>
-        </w:numPr>
-        <w:spacing w:after="60" w:line="340"/>
-      </w:pPr>
-      <w:r>
-        <w:rPr>
-          <w:rFonts w:ascii="Times New Roman" w:eastAsia="宋体" w:hAnsi="Times New Roman"/>
-          <w:b/>
-          <w:bCs/>
-          <w:i w:val="false"/>
-          <w:iCs w:val="false"/>
-          <w:color w:val="1F3864"/>
-          <w:sz w:val="24"/>
-          <w:szCs w:val="24"/>
-        </w:rPr>
-        <w:t xml:space="preserve">被告一方：</w:t>
-      </w:r>
-      <w:r>
-        <w:rPr>
-          <w:rFonts w:ascii="Times New Roman" w:eastAsia="宋体" w:hAnsi="Times New Roman"/>
-          <w:b w:val="false"/>
-          <w:bCs w:val="false"/>
-          <w:i w:val="false"/>
-          <w:iCs w:val="false"/>
-          <w:sz w:val="24"/>
-          <w:szCs w:val="24"/>
-        </w:rPr>
-        <w:t xml:space="preserve"> 重大性缺失、他因扣除、勤勉尽责是三条现实抗辩路径；中介应保留职业怀疑与核查痕迹。</w:t>
-      </w:r>
-    </w:p>
+        <w:t xml:space="preserve">（二）控辩证据准备清单</w:t>
+      </w:r>
+    </w:p>
+    <w:tbl>
+      <w:tblPr>
+        <w:tblW w:type="dxa" w:w="8306"/>
+        <w:tblBorders>
+          <w:top w:val="single" w:color="auto" w:sz="4"/>
+          <w:left w:val="single" w:color="auto" w:sz="4"/>
+          <w:bottom w:val="single" w:color="auto" w:sz="4"/>
+          <w:right w:val="single" w:color="auto" w:sz="4"/>
+          <w:insideH w:val="single" w:color="auto" w:sz="4"/>
+          <w:insideV w:val="single" w:color="auto" w:sz="4"/>
+        </w:tblBorders>
+        <w:tblLayout w:type="fixed"/>
+      </w:tblPr>
+      <w:tblGrid>
+        <w:gridCol w:w="1444"/>
+        <w:gridCol w:w="4333"/>
+        <w:gridCol w:w="2529"/>
+      </w:tblGrid>
+      <w:tr>
+        <w:trPr>
+          <w:tblHeader/>
+        </w:trPr>
+        <w:tc>
+          <w:tcPr>
+            <w:tcW w:type="dxa" w:w="1444"/>
+            <w:tcBorders>
+              <w:top w:val="single" w:color="C9C9C9" w:sz="2"/>
+              <w:left w:val="single" w:color="C9C9C9" w:sz="2"/>
+              <w:bottom w:val="single" w:color="C9C9C9" w:sz="2"/>
+              <w:right w:val="single" w:color="C9C9C9" w:sz="2"/>
+            </w:tcBorders>
+            <w:shd w:fill="1F3864" w:val="clear"/>
+            <w:tcMar>
+              <w:top w:type="dxa" w:w="70"/>
+              <w:left w:type="dxa" w:w="110"/>
+              <w:bottom w:type="dxa" w:w="70"/>
+              <w:right w:type="dxa" w:w="110"/>
+            </w:tcMar>
+          </w:tcPr>
+          <w:p>
+            <w:pPr>
+              <w:spacing w:line="240"/>
+              <w:jc w:val="center"/>
+            </w:pPr>
+            <w:r>
+              <w:rPr>
+                <w:rFonts w:ascii="Times New Roman" w:eastAsia="宋体" w:hAnsi="Times New Roman"/>
+                <w:b/>
+                <w:bCs/>
+                <w:color w:val="FFFFFF"/>
+                <w:sz w:val="18"/>
+                <w:szCs w:val="18"/>
+              </w:rPr>
+              <w:t xml:space="preserve">争议焦点</w:t>
+            </w:r>
+          </w:p>
+        </w:tc>
+        <w:tc>
+          <w:tcPr>
+            <w:tcW w:type="dxa" w:w="4333"/>
+            <w:tcBorders>
+              <w:top w:val="single" w:color="C9C9C9" w:sz="2"/>
+              <w:left w:val="single" w:color="C9C9C9" w:sz="2"/>
+              <w:bottom w:val="single" w:color="C9C9C9" w:sz="2"/>
+              <w:right w:val="single" w:color="C9C9C9" w:sz="2"/>
+            </w:tcBorders>
+            <w:shd w:fill="1F3864" w:val="clear"/>
+            <w:tcMar>
+              <w:top w:type="dxa" w:w="70"/>
+              <w:left w:type="dxa" w:w="110"/>
+              <w:bottom w:type="dxa" w:w="70"/>
+              <w:right w:type="dxa" w:w="110"/>
+            </w:tcMar>
+          </w:tcPr>
+          <w:p>
+            <w:pPr>
+              <w:spacing w:line="240"/>
+              <w:jc w:val="left"/>
+            </w:pPr>
+            <w:r>
+              <w:rPr>
+                <w:rFonts w:ascii="Times New Roman" w:eastAsia="宋体" w:hAnsi="Times New Roman"/>
+                <w:b/>
+                <w:bCs/>
+                <w:color w:val="FFFFFF"/>
+                <w:sz w:val="18"/>
+                <w:szCs w:val="18"/>
+              </w:rPr>
+              <w:t xml:space="preserve">原告应备证据</w:t>
+            </w:r>
+          </w:p>
+        </w:tc>
+        <w:tc>
+          <w:tcPr>
+            <w:tcW w:type="dxa" w:w="2529"/>
+            <w:tcBorders>
+              <w:top w:val="single" w:color="C9C9C9" w:sz="2"/>
+              <w:left w:val="single" w:color="C9C9C9" w:sz="2"/>
+              <w:bottom w:val="single" w:color="C9C9C9" w:sz="2"/>
+              <w:right w:val="single" w:color="C9C9C9" w:sz="2"/>
+            </w:tcBorders>
+            <w:shd w:fill="1F3864" w:val="clear"/>
+            <w:tcMar>
+              <w:top w:type="dxa" w:w="70"/>
+              <w:left w:type="dxa" w:w="110"/>
+              <w:bottom w:type="dxa" w:w="70"/>
+              <w:right w:type="dxa" w:w="110"/>
+            </w:tcMar>
+          </w:tcPr>
+          <w:p>
+            <w:pPr>
+              <w:spacing w:line="240"/>
+              <w:jc w:val="left"/>
+            </w:pPr>
+            <w:r>
+              <w:rPr>
+                <w:rFonts w:ascii="Times New Roman" w:eastAsia="宋体" w:hAnsi="Times New Roman"/>
+                <w:b/>
+                <w:bCs/>
+                <w:color w:val="FFFFFF"/>
+                <w:sz w:val="18"/>
+                <w:szCs w:val="18"/>
+              </w:rPr>
+              <w:t xml:space="preserve">被告应备证据</w:t>
+            </w:r>
+          </w:p>
+        </w:tc>
+      </w:tr>
+      <w:tr>
+        <w:tc>
+          <w:tcPr>
+            <w:tcW w:type="dxa" w:w="1444"/>
+            <w:tcBorders>
+              <w:top w:val="single" w:color="C9C9C9" w:sz="2"/>
+              <w:left w:val="single" w:color="C9C9C9" w:sz="2"/>
+              <w:bottom w:val="single" w:color="C9C9C9" w:sz="2"/>
+              <w:right w:val="single" w:color="C9C9C9" w:sz="2"/>
+            </w:tcBorders>
+            <w:shd w:fill="EEF1F6" w:val="clear"/>
+            <w:tcMar>
+              <w:top w:type="dxa" w:w="70"/>
+              <w:left w:type="dxa" w:w="110"/>
+              <w:bottom w:type="dxa" w:w="70"/>
+              <w:right w:type="dxa" w:w="110"/>
+            </w:tcMar>
+          </w:tcPr>
+          <w:p>
+            <w:pPr>
+              <w:spacing w:line="240"/>
+              <w:jc w:val="center"/>
+            </w:pPr>
+            <w:r>
+              <w:rPr>
+                <w:rFonts w:ascii="Times New Roman" w:eastAsia="宋体" w:hAnsi="Times New Roman"/>
+                <w:b w:val="false"/>
+                <w:bCs w:val="false"/>
+                <w:color w:val="222222"/>
+                <w:sz w:val="17"/>
+                <w:szCs w:val="17"/>
+              </w:rPr>
+              <w:t xml:space="preserve">行为与重大性</w:t>
+            </w:r>
+          </w:p>
+        </w:tc>
+        <w:tc>
+          <w:tcPr>
+            <w:tcW w:type="dxa" w:w="4333"/>
+            <w:tcBorders>
+              <w:top w:val="single" w:color="C9C9C9" w:sz="2"/>
+              <w:left w:val="single" w:color="C9C9C9" w:sz="2"/>
+              <w:bottom w:val="single" w:color="C9C9C9" w:sz="2"/>
+              <w:right w:val="single" w:color="C9C9C9" w:sz="2"/>
+            </w:tcBorders>
+            <w:shd w:fill="EEF1F6" w:val="clear"/>
+            <w:tcMar>
+              <w:top w:type="dxa" w:w="70"/>
+              <w:left w:type="dxa" w:w="110"/>
+              <w:bottom w:type="dxa" w:w="70"/>
+              <w:right w:type="dxa" w:w="110"/>
+            </w:tcMar>
+          </w:tcPr>
+          <w:p>
+            <w:pPr>
+              <w:spacing w:line="240"/>
+              <w:jc w:val="left"/>
+            </w:pPr>
+            <w:r>
+              <w:rPr>
+                <w:rFonts w:ascii="Times New Roman" w:eastAsia="宋体" w:hAnsi="Times New Roman"/>
+                <w:b w:val="false"/>
+                <w:bCs w:val="false"/>
+                <w:color w:val="222222"/>
+                <w:sz w:val="17"/>
+                <w:szCs w:val="17"/>
+              </w:rPr>
+              <w:t xml:space="preserve">行政处罚决定书、立案公告、定期报告原文</w:t>
+            </w:r>
+          </w:p>
+        </w:tc>
+        <w:tc>
+          <w:tcPr>
+            <w:tcW w:type="dxa" w:w="2529"/>
+            <w:tcBorders>
+              <w:top w:val="single" w:color="C9C9C9" w:sz="2"/>
+              <w:left w:val="single" w:color="C9C9C9" w:sz="2"/>
+              <w:bottom w:val="single" w:color="C9C9C9" w:sz="2"/>
+              <w:right w:val="single" w:color="C9C9C9" w:sz="2"/>
+            </w:tcBorders>
+            <w:shd w:fill="EEF1F6" w:val="clear"/>
+            <w:tcMar>
+              <w:top w:type="dxa" w:w="70"/>
+              <w:left w:type="dxa" w:w="110"/>
+              <w:bottom w:type="dxa" w:w="70"/>
+              <w:right w:type="dxa" w:w="110"/>
+            </w:tcMar>
+          </w:tcPr>
+          <w:p>
+            <w:pPr>
+              <w:spacing w:line="240"/>
+              <w:jc w:val="left"/>
+            </w:pPr>
+            <w:r>
+              <w:rPr>
+                <w:rFonts w:ascii="Times New Roman" w:eastAsia="宋体" w:hAnsi="Times New Roman"/>
+                <w:b w:val="false"/>
+                <w:bCs w:val="false"/>
+                <w:color w:val="222222"/>
+                <w:sz w:val="17"/>
+                <w:szCs w:val="17"/>
+              </w:rPr>
+              <w:t xml:space="preserve">价量数据对比分析</w:t>
+            </w:r>
+          </w:p>
+        </w:tc>
+      </w:tr>
+      <w:tr>
+        <w:tc>
+          <w:tcPr>
+            <w:tcW w:type="dxa" w:w="1444"/>
+            <w:tcBorders>
+              <w:top w:val="single" w:color="C9C9C9" w:sz="2"/>
+              <w:left w:val="single" w:color="C9C9C9" w:sz="2"/>
+              <w:bottom w:val="single" w:color="C9C9C9" w:sz="2"/>
+              <w:right w:val="single" w:color="C9C9C9" w:sz="2"/>
+            </w:tcBorders>
+            <w:tcMar>
+              <w:top w:type="dxa" w:w="70"/>
+              <w:left w:type="dxa" w:w="110"/>
+              <w:bottom w:type="dxa" w:w="70"/>
+              <w:right w:type="dxa" w:w="110"/>
+            </w:tcMar>
+          </w:tcPr>
+          <w:p>
+            <w:pPr>
+              <w:spacing w:line="240"/>
+              <w:jc w:val="center"/>
+            </w:pPr>
+            <w:r>
+              <w:rPr>
+                <w:rFonts w:ascii="Times New Roman" w:eastAsia="宋体" w:hAnsi="Times New Roman"/>
+                <w:b w:val="false"/>
+                <w:bCs w:val="false"/>
+                <w:color w:val="222222"/>
+                <w:sz w:val="17"/>
+                <w:szCs w:val="17"/>
+              </w:rPr>
+              <w:t xml:space="preserve">因果与损失</w:t>
+            </w:r>
+          </w:p>
+        </w:tc>
+        <w:tc>
+          <w:tcPr>
+            <w:tcW w:type="dxa" w:w="4333"/>
+            <w:tcBorders>
+              <w:top w:val="single" w:color="C9C9C9" w:sz="2"/>
+              <w:left w:val="single" w:color="C9C9C9" w:sz="2"/>
+              <w:bottom w:val="single" w:color="C9C9C9" w:sz="2"/>
+              <w:right w:val="single" w:color="C9C9C9" w:sz="2"/>
+            </w:tcBorders>
+            <w:tcMar>
+              <w:top w:type="dxa" w:w="70"/>
+              <w:left w:type="dxa" w:w="110"/>
+              <w:bottom w:type="dxa" w:w="70"/>
+              <w:right w:type="dxa" w:w="110"/>
+            </w:tcMar>
+          </w:tcPr>
+          <w:p>
+            <w:pPr>
+              <w:spacing w:line="240"/>
+              <w:jc w:val="left"/>
+            </w:pPr>
+            <w:r>
+              <w:rPr>
+                <w:rFonts w:ascii="Times New Roman" w:eastAsia="宋体" w:hAnsi="Times New Roman"/>
+                <w:b w:val="false"/>
+                <w:bCs w:val="false"/>
+                <w:color w:val="222222"/>
+                <w:sz w:val="17"/>
+                <w:szCs w:val="17"/>
+              </w:rPr>
+              <w:t xml:space="preserve">证券账户对账单、交易流水</w:t>
+            </w:r>
+          </w:p>
+        </w:tc>
+        <w:tc>
+          <w:tcPr>
+            <w:tcW w:type="dxa" w:w="2529"/>
+            <w:tcBorders>
+              <w:top w:val="single" w:color="C9C9C9" w:sz="2"/>
+              <w:left w:val="single" w:color="C9C9C9" w:sz="2"/>
+              <w:bottom w:val="single" w:color="C9C9C9" w:sz="2"/>
+              <w:right w:val="single" w:color="C9C9C9" w:sz="2"/>
+            </w:tcBorders>
+            <w:tcMar>
+              <w:top w:type="dxa" w:w="70"/>
+              <w:left w:type="dxa" w:w="110"/>
+              <w:bottom w:type="dxa" w:w="70"/>
+              <w:right w:type="dxa" w:w="110"/>
+            </w:tcMar>
+          </w:tcPr>
+          <w:p>
+            <w:pPr>
+              <w:spacing w:line="240"/>
+              <w:jc w:val="left"/>
+            </w:pPr>
+            <w:r>
+              <w:rPr>
+                <w:rFonts w:ascii="Times New Roman" w:eastAsia="宋体" w:hAnsi="Times New Roman"/>
+                <w:b w:val="false"/>
+                <w:bCs w:val="false"/>
+                <w:color w:val="222222"/>
+                <w:sz w:val="17"/>
+                <w:szCs w:val="17"/>
+              </w:rPr>
+              <w:t xml:space="preserve">专业机构损失测算意见</w:t>
+            </w:r>
+          </w:p>
+        </w:tc>
+      </w:tr>
+      <w:tr>
+        <w:tc>
+          <w:tcPr>
+            <w:tcW w:type="dxa" w:w="1444"/>
+            <w:tcBorders>
+              <w:top w:val="single" w:color="C9C9C9" w:sz="2"/>
+              <w:left w:val="single" w:color="C9C9C9" w:sz="2"/>
+              <w:bottom w:val="single" w:color="C9C9C9" w:sz="2"/>
+              <w:right w:val="single" w:color="C9C9C9" w:sz="2"/>
+            </w:tcBorders>
+            <w:shd w:fill="EEF1F6" w:val="clear"/>
+            <w:tcMar>
+              <w:top w:type="dxa" w:w="70"/>
+              <w:left w:type="dxa" w:w="110"/>
+              <w:bottom w:type="dxa" w:w="70"/>
+              <w:right w:type="dxa" w:w="110"/>
+            </w:tcMar>
+          </w:tcPr>
+          <w:p>
+            <w:pPr>
+              <w:spacing w:line="240"/>
+              <w:jc w:val="center"/>
+            </w:pPr>
+            <w:r>
+              <w:rPr>
+                <w:rFonts w:ascii="Times New Roman" w:eastAsia="宋体" w:hAnsi="Times New Roman"/>
+                <w:b w:val="false"/>
+                <w:bCs w:val="false"/>
+                <w:color w:val="222222"/>
+                <w:sz w:val="17"/>
+                <w:szCs w:val="17"/>
+              </w:rPr>
+              <w:t xml:space="preserve">中介责任</w:t>
+            </w:r>
+          </w:p>
+        </w:tc>
+        <w:tc>
+          <w:tcPr>
+            <w:tcW w:type="dxa" w:w="4333"/>
+            <w:tcBorders>
+              <w:top w:val="single" w:color="C9C9C9" w:sz="2"/>
+              <w:left w:val="single" w:color="C9C9C9" w:sz="2"/>
+              <w:bottom w:val="single" w:color="C9C9C9" w:sz="2"/>
+              <w:right w:val="single" w:color="C9C9C9" w:sz="2"/>
+            </w:tcBorders>
+            <w:shd w:fill="EEF1F6" w:val="clear"/>
+            <w:tcMar>
+              <w:top w:type="dxa" w:w="70"/>
+              <w:left w:type="dxa" w:w="110"/>
+              <w:bottom w:type="dxa" w:w="70"/>
+              <w:right w:type="dxa" w:w="110"/>
+            </w:tcMar>
+          </w:tcPr>
+          <w:p>
+            <w:pPr>
+              <w:spacing w:line="240"/>
+              <w:jc w:val="left"/>
+            </w:pPr>
+            <w:r>
+              <w:rPr>
+                <w:rFonts w:ascii="Times New Roman" w:eastAsia="宋体" w:hAnsi="Times New Roman"/>
+                <w:b w:val="false"/>
+                <w:bCs w:val="false"/>
+                <w:color w:val="222222"/>
+                <w:sz w:val="17"/>
+                <w:szCs w:val="17"/>
+              </w:rPr>
+              <w:t xml:space="preserve">处罚调查中执业缺陷认定</w:t>
+            </w:r>
+          </w:p>
+        </w:tc>
+        <w:tc>
+          <w:tcPr>
+            <w:tcW w:type="dxa" w:w="2529"/>
+            <w:tcBorders>
+              <w:top w:val="single" w:color="C9C9C9" w:sz="2"/>
+              <w:left w:val="single" w:color="C9C9C9" w:sz="2"/>
+              <w:bottom w:val="single" w:color="C9C9C9" w:sz="2"/>
+              <w:right w:val="single" w:color="C9C9C9" w:sz="2"/>
+            </w:tcBorders>
+            <w:shd w:fill="EEF1F6" w:val="clear"/>
+            <w:tcMar>
+              <w:top w:type="dxa" w:w="70"/>
+              <w:left w:type="dxa" w:w="110"/>
+              <w:bottom w:type="dxa" w:w="70"/>
+              <w:right w:type="dxa" w:w="110"/>
+            </w:tcMar>
+          </w:tcPr>
+          <w:p>
+            <w:pPr>
+              <w:spacing w:line="240"/>
+              <w:jc w:val="left"/>
+            </w:pPr>
+            <w:r>
+              <w:rPr>
+                <w:rFonts w:ascii="Times New Roman" w:eastAsia="宋体" w:hAnsi="Times New Roman"/>
+                <w:b w:val="false"/>
+                <w:bCs w:val="false"/>
+                <w:color w:val="222222"/>
+                <w:sz w:val="17"/>
+                <w:szCs w:val="17"/>
+              </w:rPr>
+              <w:t xml:space="preserve">完整尽调/审计工作底稿</w:t>
+            </w:r>
+          </w:p>
+        </w:tc>
+      </w:tr>
+    </w:tbl>
     <w:p>
       <w:pPr>
         <w:spacing w:before="120"/>
@@ -2380,7 +4202,7 @@
           <w:sz w:val="32"/>
           <w:szCs w:val="32"/>
         </w:rPr>
-        <w:t xml:space="preserve">四、结论</w:t>
+        <w:t xml:space="preserve">五、结论</w:t>
       </w:r>
     </w:p>
     <w:p>
@@ -2399,7 +4221,7 @@
           <w:sz w:val="24"/>
           <w:szCs w:val="24"/>
         </w:rPr>
-        <w:t xml:space="preserve">京沪金融审判体系下的证券虚假陈述裁判，已形成以"重大性独立审查—交易因果推定与反证—损失他因精细扣除—中介比例连带"为骨架的规则群。鉴于本批样本量有限（N=7），上述为裁判取向的归纳，不作占比定论或显著性推断；后续可扩大样本以验证趋势。数据来源：本报告样本（N=7）。</w:t>
+        <w:t xml:space="preserve">就本演示案情，上海金融法院（演示）的裁判路径可凝练为：处罚锁定行为与重大性 → 立案公告日揭露 → 区间买入因果推定 → 专业测算扣除系统风险 → 中介按职业怀疑成败定比例连带 → 时效抗辩近乎无效。基准案（（2022）示74民初0301号，相似度 93）提供整体推演底稿。本演示为结构示范，N=7 仅示流程形态。数据来源：本报告样本（N=7，合成演示数据）。</w:t>
       </w:r>
     </w:p>
     <w:p>
@@ -2436,7 +4258,7 @@
           <w:sz w:val="28"/>
           <w:szCs w:val="28"/>
         </w:rPr>
-        <w:t xml:space="preserve">附录一　典型/参考案例索引</w:t>
+        <w:t xml:space="preserve">附录一　顺位内核心判决索引（含相似性评分）</w:t>
       </w:r>
     </w:p>
     <w:tbl>
@@ -2454,9 +4276,10 @@
       </w:tblPr>
       <w:tblGrid>
         <w:gridCol w:w="560"/>
-        <w:gridCol w:w="4344"/>
-        <w:gridCol w:w="2427"/>
-        <w:gridCol w:w="975"/>
+        <w:gridCol w:w="3961"/>
+        <w:gridCol w:w="766"/>
+        <w:gridCol w:w="1405"/>
+        <w:gridCol w:w="1614"/>
       </w:tblGrid>
       <w:tr>
         <w:trPr>
@@ -2493,13 +4316,13 @@
                 <w:sz w:val="18"/>
                 <w:szCs w:val="18"/>
               </w:rPr>
-              <w:t xml:space="preserve">序号</w:t>
-            </w:r>
-          </w:p>
-        </w:tc>
-        <w:tc>
-          <w:tcPr>
-            <w:tcW w:type="dxa" w:w="4344"/>
+              <w:t xml:space="preserve">顺位</w:t>
+            </w:r>
+          </w:p>
+        </w:tc>
+        <w:tc>
+          <w:tcPr>
+            <w:tcW w:type="dxa" w:w="3961"/>
             <w:tcBorders>
               <w:top w:val="single" w:color="C9C9C9" w:sz="2"/>
               <w:left w:val="single" w:color="C9C9C9" w:sz="2"/>
@@ -2528,13 +4351,13 @@
                 <w:sz w:val="18"/>
                 <w:szCs w:val="18"/>
               </w:rPr>
-              <w:t xml:space="preserve">案件</w:t>
-            </w:r>
-          </w:p>
-        </w:tc>
-        <w:tc>
-          <w:tcPr>
-            <w:tcW w:type="dxa" w:w="2427"/>
+              <w:t xml:space="preserve">案号</w:t>
+            </w:r>
+          </w:p>
+        </w:tc>
+        <w:tc>
+          <w:tcPr>
+            <w:tcW w:type="dxa" w:w="766"/>
             <w:tcBorders>
               <w:top w:val="single" w:color="C9C9C9" w:sz="2"/>
               <w:left w:val="single" w:color="C9C9C9" w:sz="2"/>
@@ -2563,13 +4386,13 @@
                 <w:sz w:val="18"/>
                 <w:szCs w:val="18"/>
               </w:rPr>
-              <w:t xml:space="preserve">案号</w:t>
-            </w:r>
-          </w:p>
-        </w:tc>
-        <w:tc>
-          <w:tcPr>
-            <w:tcW w:type="dxa" w:w="975"/>
+              <w:t xml:space="preserve">相似度</w:t>
+            </w:r>
+          </w:p>
+        </w:tc>
+        <w:tc>
+          <w:tcPr>
+            <w:tcW w:type="dxa" w:w="1405"/>
             <w:tcBorders>
               <w:top w:val="single" w:color="C9C9C9" w:sz="2"/>
               <w:left w:val="single" w:color="C9C9C9" w:sz="2"/>
@@ -2598,7 +4421,42 @@
                 <w:sz w:val="18"/>
                 <w:szCs w:val="18"/>
               </w:rPr>
-              <w:t xml:space="preserve">案件等级</w:t>
+              <w:t xml:space="preserve">档位</w:t>
+            </w:r>
+          </w:p>
+        </w:tc>
+        <w:tc>
+          <w:tcPr>
+            <w:tcW w:type="dxa" w:w="1614"/>
+            <w:tcBorders>
+              <w:top w:val="single" w:color="C9C9C9" w:sz="2"/>
+              <w:left w:val="single" w:color="C9C9C9" w:sz="2"/>
+              <w:bottom w:val="single" w:color="C9C9C9" w:sz="2"/>
+              <w:right w:val="single" w:color="C9C9C9" w:sz="2"/>
+            </w:tcBorders>
+            <w:shd w:fill="1F3864" w:val="clear"/>
+            <w:tcMar>
+              <w:top w:type="dxa" w:w="70"/>
+              <w:left w:type="dxa" w:w="110"/>
+              <w:bottom w:type="dxa" w:w="70"/>
+              <w:right w:type="dxa" w:w="110"/>
+            </w:tcMar>
+          </w:tcPr>
+          <w:p>
+            <w:pPr>
+              <w:spacing w:line="240"/>
+              <w:jc w:val="left"/>
+            </w:pPr>
+            <w:r>
+              <w:rPr>
+                <w:rFonts w:ascii="Times New Roman" w:eastAsia="宋体" w:hAnsi="Times New Roman"/>
+                <w:b/>
+                <w:bCs/>
+                <w:color w:val="FFFFFF"/>
+                <w:sz w:val="18"/>
+                <w:szCs w:val="18"/>
+              </w:rPr>
+              <w:t xml:space="preserve">结果</w:t>
             </w:r>
           </w:p>
         </w:tc>
@@ -2635,13 +4493,13 @@
                 <w:sz w:val="17"/>
                 <w:szCs w:val="17"/>
               </w:rPr>
-              <w:t xml:space="preserve">1</w:t>
-            </w:r>
-          </w:p>
-        </w:tc>
-        <w:tc>
-          <w:tcPr>
-            <w:tcW w:type="dxa" w:w="4344"/>
+              <w:t xml:space="preserve">④</w:t>
+            </w:r>
+          </w:p>
+        </w:tc>
+        <w:tc>
+          <w:tcPr>
+            <w:tcW w:type="dxa" w:w="3961"/>
             <w:tcBorders>
               <w:top w:val="single" w:color="C9C9C9" w:sz="2"/>
               <w:left w:val="single" w:color="C9C9C9" w:sz="2"/>
@@ -2670,13 +4528,13 @@
                 <w:sz w:val="17"/>
                 <w:szCs w:val="17"/>
               </w:rPr>
-              <w:t xml:space="preserve">某股份有限公司证券虚假陈述责任纠纷</w:t>
-            </w:r>
-          </w:p>
-        </w:tc>
-        <w:tc>
-          <w:tcPr>
-            <w:tcW w:type="dxa" w:w="2427"/>
+              <w:t xml:space="preserve">（2022）示74民初0301号</w:t>
+            </w:r>
+          </w:p>
+        </w:tc>
+        <w:tc>
+          <w:tcPr>
+            <w:tcW w:type="dxa" w:w="766"/>
             <w:tcBorders>
               <w:top w:val="single" w:color="C9C9C9" w:sz="2"/>
               <w:left w:val="single" w:color="C9C9C9" w:sz="2"/>
@@ -2705,13 +4563,13 @@
                 <w:sz w:val="17"/>
                 <w:szCs w:val="17"/>
               </w:rPr>
-              <w:t xml:space="preserve">（2021）示民再001号</w:t>
-            </w:r>
-          </w:p>
-        </w:tc>
-        <w:tc>
-          <w:tcPr>
-            <w:tcW w:type="dxa" w:w="975"/>
+              <w:t xml:space="preserve">93</w:t>
+            </w:r>
+          </w:p>
+        </w:tc>
+        <w:tc>
+          <w:tcPr>
+            <w:tcW w:type="dxa" w:w="1405"/>
             <w:tcBorders>
               <w:top w:val="single" w:color="C9C9C9" w:sz="2"/>
               <w:left w:val="single" w:color="C9C9C9" w:sz="2"/>
@@ -2740,7 +4598,912 @@
                 <w:sz w:val="17"/>
                 <w:szCs w:val="17"/>
               </w:rPr>
-              <w:t xml:space="preserve">公报案例</w:t>
+              <w:t xml:space="preserve">高相关·深挖</w:t>
+            </w:r>
+          </w:p>
+        </w:tc>
+        <w:tc>
+          <w:tcPr>
+            <w:tcW w:type="dxa" w:w="1614"/>
+            <w:tcBorders>
+              <w:top w:val="single" w:color="C9C9C9" w:sz="2"/>
+              <w:left w:val="single" w:color="C9C9C9" w:sz="2"/>
+              <w:bottom w:val="single" w:color="C9C9C9" w:sz="2"/>
+              <w:right w:val="single" w:color="C9C9C9" w:sz="2"/>
+            </w:tcBorders>
+            <w:shd w:fill="EEF1F6" w:val="clear"/>
+            <w:tcMar>
+              <w:top w:type="dxa" w:w="70"/>
+              <w:left w:type="dxa" w:w="110"/>
+              <w:bottom w:type="dxa" w:w="70"/>
+              <w:right w:type="dxa" w:w="110"/>
+            </w:tcMar>
+          </w:tcPr>
+          <w:p>
+            <w:pPr>
+              <w:spacing w:line="240"/>
+              <w:jc w:val="left"/>
+            </w:pPr>
+            <w:r>
+              <w:rPr>
+                <w:rFonts w:ascii="Times New Roman" w:eastAsia="宋体" w:hAnsi="Times New Roman"/>
+                <w:b w:val="false"/>
+                <w:bCs w:val="false"/>
+                <w:color w:val="222222"/>
+                <w:sz w:val="17"/>
+                <w:szCs w:val="17"/>
+              </w:rPr>
+              <w:t xml:space="preserve">部分支持</w:t>
+            </w:r>
+          </w:p>
+        </w:tc>
+      </w:tr>
+      <w:tr>
+        <w:tc>
+          <w:tcPr>
+            <w:tcW w:type="dxa" w:w="560"/>
+            <w:tcBorders>
+              <w:top w:val="single" w:color="C9C9C9" w:sz="2"/>
+              <w:left w:val="single" w:color="C9C9C9" w:sz="2"/>
+              <w:bottom w:val="single" w:color="C9C9C9" w:sz="2"/>
+              <w:right w:val="single" w:color="C9C9C9" w:sz="2"/>
+            </w:tcBorders>
+            <w:tcMar>
+              <w:top w:type="dxa" w:w="70"/>
+              <w:left w:type="dxa" w:w="110"/>
+              <w:bottom w:type="dxa" w:w="70"/>
+              <w:right w:type="dxa" w:w="110"/>
+            </w:tcMar>
+          </w:tcPr>
+          <w:p>
+            <w:pPr>
+              <w:spacing w:line="240"/>
+              <w:jc w:val="center"/>
+            </w:pPr>
+            <w:r>
+              <w:rPr>
+                <w:rFonts w:ascii="Times New Roman" w:eastAsia="宋体" w:hAnsi="Times New Roman"/>
+                <w:b w:val="false"/>
+                <w:bCs w:val="false"/>
+                <w:color w:val="222222"/>
+                <w:sz w:val="17"/>
+                <w:szCs w:val="17"/>
+              </w:rPr>
+              <w:t xml:space="preserve">④</w:t>
+            </w:r>
+          </w:p>
+        </w:tc>
+        <w:tc>
+          <w:tcPr>
+            <w:tcW w:type="dxa" w:w="3961"/>
+            <w:tcBorders>
+              <w:top w:val="single" w:color="C9C9C9" w:sz="2"/>
+              <w:left w:val="single" w:color="C9C9C9" w:sz="2"/>
+              <w:bottom w:val="single" w:color="C9C9C9" w:sz="2"/>
+              <w:right w:val="single" w:color="C9C9C9" w:sz="2"/>
+            </w:tcBorders>
+            <w:tcMar>
+              <w:top w:type="dxa" w:w="70"/>
+              <w:left w:type="dxa" w:w="110"/>
+              <w:bottom w:type="dxa" w:w="70"/>
+              <w:right w:type="dxa" w:w="110"/>
+            </w:tcMar>
+          </w:tcPr>
+          <w:p>
+            <w:pPr>
+              <w:spacing w:line="240"/>
+              <w:jc w:val="left"/>
+            </w:pPr>
+            <w:r>
+              <w:rPr>
+                <w:rFonts w:ascii="Times New Roman" w:eastAsia="宋体" w:hAnsi="Times New Roman"/>
+                <w:b w:val="false"/>
+                <w:bCs w:val="false"/>
+                <w:color w:val="222222"/>
+                <w:sz w:val="17"/>
+                <w:szCs w:val="17"/>
+              </w:rPr>
+              <w:t xml:space="preserve">（2023）示74民初0455号</w:t>
+            </w:r>
+          </w:p>
+        </w:tc>
+        <w:tc>
+          <w:tcPr>
+            <w:tcW w:type="dxa" w:w="766"/>
+            <w:tcBorders>
+              <w:top w:val="single" w:color="C9C9C9" w:sz="2"/>
+              <w:left w:val="single" w:color="C9C9C9" w:sz="2"/>
+              <w:bottom w:val="single" w:color="C9C9C9" w:sz="2"/>
+              <w:right w:val="single" w:color="C9C9C9" w:sz="2"/>
+            </w:tcBorders>
+            <w:tcMar>
+              <w:top w:type="dxa" w:w="70"/>
+              <w:left w:type="dxa" w:w="110"/>
+              <w:bottom w:type="dxa" w:w="70"/>
+              <w:right w:type="dxa" w:w="110"/>
+            </w:tcMar>
+          </w:tcPr>
+          <w:p>
+            <w:pPr>
+              <w:spacing w:line="240"/>
+              <w:jc w:val="left"/>
+            </w:pPr>
+            <w:r>
+              <w:rPr>
+                <w:rFonts w:ascii="Times New Roman" w:eastAsia="宋体" w:hAnsi="Times New Roman"/>
+                <w:b w:val="false"/>
+                <w:bCs w:val="false"/>
+                <w:color w:val="222222"/>
+                <w:sz w:val="17"/>
+                <w:szCs w:val="17"/>
+              </w:rPr>
+              <w:t xml:space="preserve">84</w:t>
+            </w:r>
+          </w:p>
+        </w:tc>
+        <w:tc>
+          <w:tcPr>
+            <w:tcW w:type="dxa" w:w="1405"/>
+            <w:tcBorders>
+              <w:top w:val="single" w:color="C9C9C9" w:sz="2"/>
+              <w:left w:val="single" w:color="C9C9C9" w:sz="2"/>
+              <w:bottom w:val="single" w:color="C9C9C9" w:sz="2"/>
+              <w:right w:val="single" w:color="C9C9C9" w:sz="2"/>
+            </w:tcBorders>
+            <w:tcMar>
+              <w:top w:type="dxa" w:w="70"/>
+              <w:left w:type="dxa" w:w="110"/>
+              <w:bottom w:type="dxa" w:w="70"/>
+              <w:right w:type="dxa" w:w="110"/>
+            </w:tcMar>
+          </w:tcPr>
+          <w:p>
+            <w:pPr>
+              <w:spacing w:line="240"/>
+              <w:jc w:val="left"/>
+            </w:pPr>
+            <w:r>
+              <w:rPr>
+                <w:rFonts w:ascii="Times New Roman" w:eastAsia="宋体" w:hAnsi="Times New Roman"/>
+                <w:b w:val="false"/>
+                <w:bCs w:val="false"/>
+                <w:color w:val="222222"/>
+                <w:sz w:val="17"/>
+                <w:szCs w:val="17"/>
+              </w:rPr>
+              <w:t xml:space="preserve">中相关·深挖</w:t>
+            </w:r>
+          </w:p>
+        </w:tc>
+        <w:tc>
+          <w:tcPr>
+            <w:tcW w:type="dxa" w:w="1614"/>
+            <w:tcBorders>
+              <w:top w:val="single" w:color="C9C9C9" w:sz="2"/>
+              <w:left w:val="single" w:color="C9C9C9" w:sz="2"/>
+              <w:bottom w:val="single" w:color="C9C9C9" w:sz="2"/>
+              <w:right w:val="single" w:color="C9C9C9" w:sz="2"/>
+            </w:tcBorders>
+            <w:tcMar>
+              <w:top w:type="dxa" w:w="70"/>
+              <w:left w:type="dxa" w:w="110"/>
+              <w:bottom w:type="dxa" w:w="70"/>
+              <w:right w:type="dxa" w:w="110"/>
+            </w:tcMar>
+          </w:tcPr>
+          <w:p>
+            <w:pPr>
+              <w:spacing w:line="240"/>
+              <w:jc w:val="left"/>
+            </w:pPr>
+            <w:r>
+              <w:rPr>
+                <w:rFonts w:ascii="Times New Roman" w:eastAsia="宋体" w:hAnsi="Times New Roman"/>
+                <w:b w:val="false"/>
+                <w:bCs w:val="false"/>
+                <w:color w:val="222222"/>
+                <w:sz w:val="17"/>
+                <w:szCs w:val="17"/>
+              </w:rPr>
+              <w:t xml:space="preserve">部分支持</w:t>
+            </w:r>
+          </w:p>
+        </w:tc>
+      </w:tr>
+      <w:tr>
+        <w:tc>
+          <w:tcPr>
+            <w:tcW w:type="dxa" w:w="560"/>
+            <w:tcBorders>
+              <w:top w:val="single" w:color="C9C9C9" w:sz="2"/>
+              <w:left w:val="single" w:color="C9C9C9" w:sz="2"/>
+              <w:bottom w:val="single" w:color="C9C9C9" w:sz="2"/>
+              <w:right w:val="single" w:color="C9C9C9" w:sz="2"/>
+            </w:tcBorders>
+            <w:shd w:fill="EEF1F6" w:val="clear"/>
+            <w:tcMar>
+              <w:top w:type="dxa" w:w="70"/>
+              <w:left w:type="dxa" w:w="110"/>
+              <w:bottom w:type="dxa" w:w="70"/>
+              <w:right w:type="dxa" w:w="110"/>
+            </w:tcMar>
+          </w:tcPr>
+          <w:p>
+            <w:pPr>
+              <w:spacing w:line="240"/>
+              <w:jc w:val="center"/>
+            </w:pPr>
+            <w:r>
+              <w:rPr>
+                <w:rFonts w:ascii="Times New Roman" w:eastAsia="宋体" w:hAnsi="Times New Roman"/>
+                <w:b w:val="false"/>
+                <w:bCs w:val="false"/>
+                <w:color w:val="222222"/>
+                <w:sz w:val="17"/>
+                <w:szCs w:val="17"/>
+              </w:rPr>
+              <w:t xml:space="preserve">④</w:t>
+            </w:r>
+          </w:p>
+        </w:tc>
+        <w:tc>
+          <w:tcPr>
+            <w:tcW w:type="dxa" w:w="3961"/>
+            <w:tcBorders>
+              <w:top w:val="single" w:color="C9C9C9" w:sz="2"/>
+              <w:left w:val="single" w:color="C9C9C9" w:sz="2"/>
+              <w:bottom w:val="single" w:color="C9C9C9" w:sz="2"/>
+              <w:right w:val="single" w:color="C9C9C9" w:sz="2"/>
+            </w:tcBorders>
+            <w:shd w:fill="EEF1F6" w:val="clear"/>
+            <w:tcMar>
+              <w:top w:type="dxa" w:w="70"/>
+              <w:left w:type="dxa" w:w="110"/>
+              <w:bottom w:type="dxa" w:w="70"/>
+              <w:right w:type="dxa" w:w="110"/>
+            </w:tcMar>
+          </w:tcPr>
+          <w:p>
+            <w:pPr>
+              <w:spacing w:line="240"/>
+              <w:jc w:val="left"/>
+            </w:pPr>
+            <w:r>
+              <w:rPr>
+                <w:rFonts w:ascii="Times New Roman" w:eastAsia="宋体" w:hAnsi="Times New Roman"/>
+                <w:b w:val="false"/>
+                <w:bCs w:val="false"/>
+                <w:color w:val="222222"/>
+                <w:sz w:val="17"/>
+                <w:szCs w:val="17"/>
+              </w:rPr>
+              <w:t xml:space="preserve">（2022）示74民初0388号</w:t>
+            </w:r>
+          </w:p>
+        </w:tc>
+        <w:tc>
+          <w:tcPr>
+            <w:tcW w:type="dxa" w:w="766"/>
+            <w:tcBorders>
+              <w:top w:val="single" w:color="C9C9C9" w:sz="2"/>
+              <w:left w:val="single" w:color="C9C9C9" w:sz="2"/>
+              <w:bottom w:val="single" w:color="C9C9C9" w:sz="2"/>
+              <w:right w:val="single" w:color="C9C9C9" w:sz="2"/>
+            </w:tcBorders>
+            <w:shd w:fill="EEF1F6" w:val="clear"/>
+            <w:tcMar>
+              <w:top w:type="dxa" w:w="70"/>
+              <w:left w:type="dxa" w:w="110"/>
+              <w:bottom w:type="dxa" w:w="70"/>
+              <w:right w:type="dxa" w:w="110"/>
+            </w:tcMar>
+          </w:tcPr>
+          <w:p>
+            <w:pPr>
+              <w:spacing w:line="240"/>
+              <w:jc w:val="left"/>
+            </w:pPr>
+            <w:r>
+              <w:rPr>
+                <w:rFonts w:ascii="Times New Roman" w:eastAsia="宋体" w:hAnsi="Times New Roman"/>
+                <w:b w:val="false"/>
+                <w:bCs w:val="false"/>
+                <w:color w:val="222222"/>
+                <w:sz w:val="17"/>
+                <w:szCs w:val="17"/>
+              </w:rPr>
+              <w:t xml:space="preserve">76</w:t>
+            </w:r>
+          </w:p>
+        </w:tc>
+        <w:tc>
+          <w:tcPr>
+            <w:tcW w:type="dxa" w:w="1405"/>
+            <w:tcBorders>
+              <w:top w:val="single" w:color="C9C9C9" w:sz="2"/>
+              <w:left w:val="single" w:color="C9C9C9" w:sz="2"/>
+              <w:bottom w:val="single" w:color="C9C9C9" w:sz="2"/>
+              <w:right w:val="single" w:color="C9C9C9" w:sz="2"/>
+            </w:tcBorders>
+            <w:shd w:fill="EEF1F6" w:val="clear"/>
+            <w:tcMar>
+              <w:top w:type="dxa" w:w="70"/>
+              <w:left w:type="dxa" w:w="110"/>
+              <w:bottom w:type="dxa" w:w="70"/>
+              <w:right w:type="dxa" w:w="110"/>
+            </w:tcMar>
+          </w:tcPr>
+          <w:p>
+            <w:pPr>
+              <w:spacing w:line="240"/>
+              <w:jc w:val="left"/>
+            </w:pPr>
+            <w:r>
+              <w:rPr>
+                <w:rFonts w:ascii="Times New Roman" w:eastAsia="宋体" w:hAnsi="Times New Roman"/>
+                <w:b w:val="false"/>
+                <w:bCs w:val="false"/>
+                <w:color w:val="222222"/>
+                <w:sz w:val="17"/>
+                <w:szCs w:val="17"/>
+              </w:rPr>
+              <w:t xml:space="preserve">单争点参照</w:t>
+            </w:r>
+          </w:p>
+        </w:tc>
+        <w:tc>
+          <w:tcPr>
+            <w:tcW w:type="dxa" w:w="1614"/>
+            <w:tcBorders>
+              <w:top w:val="single" w:color="C9C9C9" w:sz="2"/>
+              <w:left w:val="single" w:color="C9C9C9" w:sz="2"/>
+              <w:bottom w:val="single" w:color="C9C9C9" w:sz="2"/>
+              <w:right w:val="single" w:color="C9C9C9" w:sz="2"/>
+            </w:tcBorders>
+            <w:shd w:fill="EEF1F6" w:val="clear"/>
+            <w:tcMar>
+              <w:top w:type="dxa" w:w="70"/>
+              <w:left w:type="dxa" w:w="110"/>
+              <w:bottom w:type="dxa" w:w="70"/>
+              <w:right w:type="dxa" w:w="110"/>
+            </w:tcMar>
+          </w:tcPr>
+          <w:p>
+            <w:pPr>
+              <w:spacing w:line="240"/>
+              <w:jc w:val="left"/>
+            </w:pPr>
+            <w:r>
+              <w:rPr>
+                <w:rFonts w:ascii="Times New Roman" w:eastAsia="宋体" w:hAnsi="Times New Roman"/>
+                <w:b w:val="false"/>
+                <w:bCs w:val="false"/>
+                <w:color w:val="222222"/>
+                <w:sz w:val="17"/>
+                <w:szCs w:val="17"/>
+              </w:rPr>
+              <w:t xml:space="preserve">部分支持</w:t>
+            </w:r>
+          </w:p>
+        </w:tc>
+      </w:tr>
+      <w:tr>
+        <w:tc>
+          <w:tcPr>
+            <w:tcW w:type="dxa" w:w="560"/>
+            <w:tcBorders>
+              <w:top w:val="single" w:color="C9C9C9" w:sz="2"/>
+              <w:left w:val="single" w:color="C9C9C9" w:sz="2"/>
+              <w:bottom w:val="single" w:color="C9C9C9" w:sz="2"/>
+              <w:right w:val="single" w:color="C9C9C9" w:sz="2"/>
+            </w:tcBorders>
+            <w:tcMar>
+              <w:top w:type="dxa" w:w="70"/>
+              <w:left w:type="dxa" w:w="110"/>
+              <w:bottom w:type="dxa" w:w="70"/>
+              <w:right w:type="dxa" w:w="110"/>
+            </w:tcMar>
+          </w:tcPr>
+          <w:p>
+            <w:pPr>
+              <w:spacing w:line="240"/>
+              <w:jc w:val="center"/>
+            </w:pPr>
+            <w:r>
+              <w:rPr>
+                <w:rFonts w:ascii="Times New Roman" w:eastAsia="宋体" w:hAnsi="Times New Roman"/>
+                <w:b w:val="false"/>
+                <w:bCs w:val="false"/>
+                <w:color w:val="222222"/>
+                <w:sz w:val="17"/>
+                <w:szCs w:val="17"/>
+              </w:rPr>
+              <w:t xml:space="preserve">③</w:t>
+            </w:r>
+          </w:p>
+        </w:tc>
+        <w:tc>
+          <w:tcPr>
+            <w:tcW w:type="dxa" w:w="3961"/>
+            <w:tcBorders>
+              <w:top w:val="single" w:color="C9C9C9" w:sz="2"/>
+              <w:left w:val="single" w:color="C9C9C9" w:sz="2"/>
+              <w:bottom w:val="single" w:color="C9C9C9" w:sz="2"/>
+              <w:right w:val="single" w:color="C9C9C9" w:sz="2"/>
+            </w:tcBorders>
+            <w:tcMar>
+              <w:top w:type="dxa" w:w="70"/>
+              <w:left w:type="dxa" w:w="110"/>
+              <w:bottom w:type="dxa" w:w="70"/>
+              <w:right w:type="dxa" w:w="110"/>
+            </w:tcMar>
+          </w:tcPr>
+          <w:p>
+            <w:pPr>
+              <w:spacing w:line="240"/>
+              <w:jc w:val="left"/>
+            </w:pPr>
+            <w:r>
+              <w:rPr>
+                <w:rFonts w:ascii="Times New Roman" w:eastAsia="宋体" w:hAnsi="Times New Roman"/>
+                <w:b w:val="false"/>
+                <w:bCs w:val="false"/>
+                <w:color w:val="222222"/>
+                <w:sz w:val="17"/>
+                <w:szCs w:val="17"/>
+              </w:rPr>
+              <w:t xml:space="preserve">（2023）示民终0061号</w:t>
+            </w:r>
+          </w:p>
+        </w:tc>
+        <w:tc>
+          <w:tcPr>
+            <w:tcW w:type="dxa" w:w="766"/>
+            <w:tcBorders>
+              <w:top w:val="single" w:color="C9C9C9" w:sz="2"/>
+              <w:left w:val="single" w:color="C9C9C9" w:sz="2"/>
+              <w:bottom w:val="single" w:color="C9C9C9" w:sz="2"/>
+              <w:right w:val="single" w:color="C9C9C9" w:sz="2"/>
+            </w:tcBorders>
+            <w:tcMar>
+              <w:top w:type="dxa" w:w="70"/>
+              <w:left w:type="dxa" w:w="110"/>
+              <w:bottom w:type="dxa" w:w="70"/>
+              <w:right w:type="dxa" w:w="110"/>
+            </w:tcMar>
+          </w:tcPr>
+          <w:p>
+            <w:pPr>
+              <w:spacing w:line="240"/>
+              <w:jc w:val="left"/>
+            </w:pPr>
+            <w:r>
+              <w:rPr>
+                <w:rFonts w:ascii="Times New Roman" w:eastAsia="宋体" w:hAnsi="Times New Roman"/>
+                <w:b w:val="false"/>
+                <w:bCs w:val="false"/>
+                <w:color w:val="222222"/>
+                <w:sz w:val="17"/>
+                <w:szCs w:val="17"/>
+              </w:rPr>
+              <w:t xml:space="preserve">72</w:t>
+            </w:r>
+          </w:p>
+        </w:tc>
+        <w:tc>
+          <w:tcPr>
+            <w:tcW w:type="dxa" w:w="1405"/>
+            <w:tcBorders>
+              <w:top w:val="single" w:color="C9C9C9" w:sz="2"/>
+              <w:left w:val="single" w:color="C9C9C9" w:sz="2"/>
+              <w:bottom w:val="single" w:color="C9C9C9" w:sz="2"/>
+              <w:right w:val="single" w:color="C9C9C9" w:sz="2"/>
+            </w:tcBorders>
+            <w:tcMar>
+              <w:top w:type="dxa" w:w="70"/>
+              <w:left w:type="dxa" w:w="110"/>
+              <w:bottom w:type="dxa" w:w="70"/>
+              <w:right w:type="dxa" w:w="110"/>
+            </w:tcMar>
+          </w:tcPr>
+          <w:p>
+            <w:pPr>
+              <w:spacing w:line="240"/>
+              <w:jc w:val="left"/>
+            </w:pPr>
+            <w:r>
+              <w:rPr>
+                <w:rFonts w:ascii="Times New Roman" w:eastAsia="宋体" w:hAnsi="Times New Roman"/>
+                <w:b w:val="false"/>
+                <w:bCs w:val="false"/>
+                <w:color w:val="222222"/>
+                <w:sz w:val="17"/>
+                <w:szCs w:val="17"/>
+              </w:rPr>
+              <w:t xml:space="preserve">单争点参照</w:t>
+            </w:r>
+          </w:p>
+        </w:tc>
+        <w:tc>
+          <w:tcPr>
+            <w:tcW w:type="dxa" w:w="1614"/>
+            <w:tcBorders>
+              <w:top w:val="single" w:color="C9C9C9" w:sz="2"/>
+              <w:left w:val="single" w:color="C9C9C9" w:sz="2"/>
+              <w:bottom w:val="single" w:color="C9C9C9" w:sz="2"/>
+              <w:right w:val="single" w:color="C9C9C9" w:sz="2"/>
+            </w:tcBorders>
+            <w:tcMar>
+              <w:top w:type="dxa" w:w="70"/>
+              <w:left w:type="dxa" w:w="110"/>
+              <w:bottom w:type="dxa" w:w="70"/>
+              <w:right w:type="dxa" w:w="110"/>
+            </w:tcMar>
+          </w:tcPr>
+          <w:p>
+            <w:pPr>
+              <w:spacing w:line="240"/>
+              <w:jc w:val="left"/>
+            </w:pPr>
+            <w:r>
+              <w:rPr>
+                <w:rFonts w:ascii="Times New Roman" w:eastAsia="宋体" w:hAnsi="Times New Roman"/>
+                <w:b w:val="false"/>
+                <w:bCs w:val="false"/>
+                <w:color w:val="222222"/>
+                <w:sz w:val="17"/>
+                <w:szCs w:val="17"/>
+              </w:rPr>
+              <w:t xml:space="preserve">撤销改判</w:t>
+            </w:r>
+          </w:p>
+        </w:tc>
+      </w:tr>
+      <w:tr>
+        <w:tc>
+          <w:tcPr>
+            <w:tcW w:type="dxa" w:w="560"/>
+            <w:tcBorders>
+              <w:top w:val="single" w:color="C9C9C9" w:sz="2"/>
+              <w:left w:val="single" w:color="C9C9C9" w:sz="2"/>
+              <w:bottom w:val="single" w:color="C9C9C9" w:sz="2"/>
+              <w:right w:val="single" w:color="C9C9C9" w:sz="2"/>
+            </w:tcBorders>
+            <w:shd w:fill="EEF1F6" w:val="clear"/>
+            <w:tcMar>
+              <w:top w:type="dxa" w:w="70"/>
+              <w:left w:type="dxa" w:w="110"/>
+              <w:bottom w:type="dxa" w:w="70"/>
+              <w:right w:type="dxa" w:w="110"/>
+            </w:tcMar>
+          </w:tcPr>
+          <w:p>
+            <w:pPr>
+              <w:spacing w:line="240"/>
+              <w:jc w:val="center"/>
+            </w:pPr>
+            <w:r>
+              <w:rPr>
+                <w:rFonts w:ascii="Times New Roman" w:eastAsia="宋体" w:hAnsi="Times New Roman"/>
+                <w:b w:val="false"/>
+                <w:bCs w:val="false"/>
+                <w:color w:val="222222"/>
+                <w:sz w:val="17"/>
+                <w:szCs w:val="17"/>
+              </w:rPr>
+              <w:t xml:space="preserve">④</w:t>
+            </w:r>
+          </w:p>
+        </w:tc>
+        <w:tc>
+          <w:tcPr>
+            <w:tcW w:type="dxa" w:w="3961"/>
+            <w:tcBorders>
+              <w:top w:val="single" w:color="C9C9C9" w:sz="2"/>
+              <w:left w:val="single" w:color="C9C9C9" w:sz="2"/>
+              <w:bottom w:val="single" w:color="C9C9C9" w:sz="2"/>
+              <w:right w:val="single" w:color="C9C9C9" w:sz="2"/>
+            </w:tcBorders>
+            <w:shd w:fill="EEF1F6" w:val="clear"/>
+            <w:tcMar>
+              <w:top w:type="dxa" w:w="70"/>
+              <w:left w:type="dxa" w:w="110"/>
+              <w:bottom w:type="dxa" w:w="70"/>
+              <w:right w:type="dxa" w:w="110"/>
+            </w:tcMar>
+          </w:tcPr>
+          <w:p>
+            <w:pPr>
+              <w:spacing w:line="240"/>
+              <w:jc w:val="left"/>
+            </w:pPr>
+            <w:r>
+              <w:rPr>
+                <w:rFonts w:ascii="Times New Roman" w:eastAsia="宋体" w:hAnsi="Times New Roman"/>
+                <w:b w:val="false"/>
+                <w:bCs w:val="false"/>
+                <w:color w:val="222222"/>
+                <w:sz w:val="17"/>
+                <w:szCs w:val="17"/>
+              </w:rPr>
+              <w:t xml:space="preserve">（2022）示74民初0290号</w:t>
+            </w:r>
+          </w:p>
+        </w:tc>
+        <w:tc>
+          <w:tcPr>
+            <w:tcW w:type="dxa" w:w="766"/>
+            <w:tcBorders>
+              <w:top w:val="single" w:color="C9C9C9" w:sz="2"/>
+              <w:left w:val="single" w:color="C9C9C9" w:sz="2"/>
+              <w:bottom w:val="single" w:color="C9C9C9" w:sz="2"/>
+              <w:right w:val="single" w:color="C9C9C9" w:sz="2"/>
+            </w:tcBorders>
+            <w:shd w:fill="EEF1F6" w:val="clear"/>
+            <w:tcMar>
+              <w:top w:type="dxa" w:w="70"/>
+              <w:left w:type="dxa" w:w="110"/>
+              <w:bottom w:type="dxa" w:w="70"/>
+              <w:right w:type="dxa" w:w="110"/>
+            </w:tcMar>
+          </w:tcPr>
+          <w:p>
+            <w:pPr>
+              <w:spacing w:line="240"/>
+              <w:jc w:val="left"/>
+            </w:pPr>
+            <w:r>
+              <w:rPr>
+                <w:rFonts w:ascii="Times New Roman" w:eastAsia="宋体" w:hAnsi="Times New Roman"/>
+                <w:b w:val="false"/>
+                <w:bCs w:val="false"/>
+                <w:color w:val="222222"/>
+                <w:sz w:val="17"/>
+                <w:szCs w:val="17"/>
+              </w:rPr>
+              <w:t xml:space="preserve">70</w:t>
+            </w:r>
+          </w:p>
+        </w:tc>
+        <w:tc>
+          <w:tcPr>
+            <w:tcW w:type="dxa" w:w="1405"/>
+            <w:tcBorders>
+              <w:top w:val="single" w:color="C9C9C9" w:sz="2"/>
+              <w:left w:val="single" w:color="C9C9C9" w:sz="2"/>
+              <w:bottom w:val="single" w:color="C9C9C9" w:sz="2"/>
+              <w:right w:val="single" w:color="C9C9C9" w:sz="2"/>
+            </w:tcBorders>
+            <w:shd w:fill="EEF1F6" w:val="clear"/>
+            <w:tcMar>
+              <w:top w:type="dxa" w:w="70"/>
+              <w:left w:type="dxa" w:w="110"/>
+              <w:bottom w:type="dxa" w:w="70"/>
+              <w:right w:type="dxa" w:w="110"/>
+            </w:tcMar>
+          </w:tcPr>
+          <w:p>
+            <w:pPr>
+              <w:spacing w:line="240"/>
+              <w:jc w:val="left"/>
+            </w:pPr>
+            <w:r>
+              <w:rPr>
+                <w:rFonts w:ascii="Times New Roman" w:eastAsia="宋体" w:hAnsi="Times New Roman"/>
+                <w:b w:val="false"/>
+                <w:bCs w:val="false"/>
+                <w:color w:val="222222"/>
+                <w:sz w:val="17"/>
+                <w:szCs w:val="17"/>
+              </w:rPr>
+              <w:t xml:space="preserve">单争点参照</w:t>
+            </w:r>
+          </w:p>
+        </w:tc>
+        <w:tc>
+          <w:tcPr>
+            <w:tcW w:type="dxa" w:w="1614"/>
+            <w:tcBorders>
+              <w:top w:val="single" w:color="C9C9C9" w:sz="2"/>
+              <w:left w:val="single" w:color="C9C9C9" w:sz="2"/>
+              <w:bottom w:val="single" w:color="C9C9C9" w:sz="2"/>
+              <w:right w:val="single" w:color="C9C9C9" w:sz="2"/>
+            </w:tcBorders>
+            <w:shd w:fill="EEF1F6" w:val="clear"/>
+            <w:tcMar>
+              <w:top w:type="dxa" w:w="70"/>
+              <w:left w:type="dxa" w:w="110"/>
+              <w:bottom w:type="dxa" w:w="70"/>
+              <w:right w:type="dxa" w:w="110"/>
+            </w:tcMar>
+          </w:tcPr>
+          <w:p>
+            <w:pPr>
+              <w:spacing w:line="240"/>
+              <w:jc w:val="left"/>
+            </w:pPr>
+            <w:r>
+              <w:rPr>
+                <w:rFonts w:ascii="Times New Roman" w:eastAsia="宋体" w:hAnsi="Times New Roman"/>
+                <w:b w:val="false"/>
+                <w:bCs w:val="false"/>
+                <w:color w:val="222222"/>
+                <w:sz w:val="17"/>
+                <w:szCs w:val="17"/>
+              </w:rPr>
+              <w:t xml:space="preserve">部分支持</w:t>
+            </w:r>
+          </w:p>
+        </w:tc>
+      </w:tr>
+      <w:tr>
+        <w:tc>
+          <w:tcPr>
+            <w:tcW w:type="dxa" w:w="560"/>
+            <w:tcBorders>
+              <w:top w:val="single" w:color="C9C9C9" w:sz="2"/>
+              <w:left w:val="single" w:color="C9C9C9" w:sz="2"/>
+              <w:bottom w:val="single" w:color="C9C9C9" w:sz="2"/>
+              <w:right w:val="single" w:color="C9C9C9" w:sz="2"/>
+            </w:tcBorders>
+            <w:tcMar>
+              <w:top w:type="dxa" w:w="70"/>
+              <w:left w:type="dxa" w:w="110"/>
+              <w:bottom w:type="dxa" w:w="70"/>
+              <w:right w:type="dxa" w:w="110"/>
+            </w:tcMar>
+          </w:tcPr>
+          <w:p>
+            <w:pPr>
+              <w:spacing w:line="240"/>
+              <w:jc w:val="center"/>
+            </w:pPr>
+            <w:r>
+              <w:rPr>
+                <w:rFonts w:ascii="Times New Roman" w:eastAsia="宋体" w:hAnsi="Times New Roman"/>
+                <w:b w:val="false"/>
+                <w:bCs w:val="false"/>
+                <w:color w:val="222222"/>
+                <w:sz w:val="17"/>
+                <w:szCs w:val="17"/>
+              </w:rPr>
+              <w:t xml:space="preserve">——</w:t>
+            </w:r>
+          </w:p>
+        </w:tc>
+        <w:tc>
+          <w:tcPr>
+            <w:tcW w:type="dxa" w:w="3961"/>
+            <w:tcBorders>
+              <w:top w:val="single" w:color="C9C9C9" w:sz="2"/>
+              <w:left w:val="single" w:color="C9C9C9" w:sz="2"/>
+              <w:bottom w:val="single" w:color="C9C9C9" w:sz="2"/>
+              <w:right w:val="single" w:color="C9C9C9" w:sz="2"/>
+            </w:tcBorders>
+            <w:tcMar>
+              <w:top w:type="dxa" w:w="70"/>
+              <w:left w:type="dxa" w:w="110"/>
+              <w:bottom w:type="dxa" w:w="70"/>
+              <w:right w:type="dxa" w:w="110"/>
+            </w:tcMar>
+          </w:tcPr>
+          <w:p>
+            <w:pPr>
+              <w:spacing w:line="240"/>
+              <w:jc w:val="left"/>
+            </w:pPr>
+            <w:r>
+              <w:rPr>
+                <w:rFonts w:ascii="Times New Roman" w:eastAsia="宋体" w:hAnsi="Times New Roman"/>
+                <w:b w:val="false"/>
+                <w:bCs w:val="false"/>
+                <w:color w:val="222222"/>
+                <w:sz w:val="17"/>
+                <w:szCs w:val="17"/>
+              </w:rPr>
+              <w:t xml:space="preserve">（2023）示01民初0212号 / 0276号</w:t>
+            </w:r>
+          </w:p>
+        </w:tc>
+        <w:tc>
+          <w:tcPr>
+            <w:tcW w:type="dxa" w:w="766"/>
+            <w:tcBorders>
+              <w:top w:val="single" w:color="C9C9C9" w:sz="2"/>
+              <w:left w:val="single" w:color="C9C9C9" w:sz="2"/>
+              <w:bottom w:val="single" w:color="C9C9C9" w:sz="2"/>
+              <w:right w:val="single" w:color="C9C9C9" w:sz="2"/>
+            </w:tcBorders>
+            <w:tcMar>
+              <w:top w:type="dxa" w:w="70"/>
+              <w:left w:type="dxa" w:w="110"/>
+              <w:bottom w:type="dxa" w:w="70"/>
+              <w:right w:type="dxa" w:w="110"/>
+            </w:tcMar>
+          </w:tcPr>
+          <w:p>
+            <w:pPr>
+              <w:spacing w:line="240"/>
+              <w:jc w:val="left"/>
+            </w:pPr>
+            <w:r>
+              <w:rPr>
+                <w:rFonts w:ascii="Times New Roman" w:eastAsia="宋体" w:hAnsi="Times New Roman"/>
+                <w:b w:val="false"/>
+                <w:bCs w:val="false"/>
+                <w:color w:val="222222"/>
+                <w:sz w:val="17"/>
+                <w:szCs w:val="17"/>
+              </w:rPr>
+              <w:t xml:space="preserve">&lt;60</w:t>
+            </w:r>
+          </w:p>
+        </w:tc>
+        <w:tc>
+          <w:tcPr>
+            <w:tcW w:type="dxa" w:w="1405"/>
+            <w:tcBorders>
+              <w:top w:val="single" w:color="C9C9C9" w:sz="2"/>
+              <w:left w:val="single" w:color="C9C9C9" w:sz="2"/>
+              <w:bottom w:val="single" w:color="C9C9C9" w:sz="2"/>
+              <w:right w:val="single" w:color="C9C9C9" w:sz="2"/>
+            </w:tcBorders>
+            <w:tcMar>
+              <w:top w:type="dxa" w:w="70"/>
+              <w:left w:type="dxa" w:w="110"/>
+              <w:bottom w:type="dxa" w:w="70"/>
+              <w:right w:type="dxa" w:w="110"/>
+            </w:tcMar>
+          </w:tcPr>
+          <w:p>
+            <w:pPr>
+              <w:spacing w:line="240"/>
+              <w:jc w:val="left"/>
+            </w:pPr>
+            <w:r>
+              <w:rPr>
+                <w:rFonts w:ascii="Times New Roman" w:eastAsia="宋体" w:hAnsi="Times New Roman"/>
+                <w:b w:val="false"/>
+                <w:bCs w:val="false"/>
+                <w:color w:val="222222"/>
+                <w:sz w:val="17"/>
+                <w:szCs w:val="17"/>
+              </w:rPr>
+              <w:t xml:space="preserve">背景提示</w:t>
+            </w:r>
+          </w:p>
+        </w:tc>
+        <w:tc>
+          <w:tcPr>
+            <w:tcW w:type="dxa" w:w="1614"/>
+            <w:tcBorders>
+              <w:top w:val="single" w:color="C9C9C9" w:sz="2"/>
+              <w:left w:val="single" w:color="C9C9C9" w:sz="2"/>
+              <w:bottom w:val="single" w:color="C9C9C9" w:sz="2"/>
+              <w:right w:val="single" w:color="C9C9C9" w:sz="2"/>
+            </w:tcBorders>
+            <w:tcMar>
+              <w:top w:type="dxa" w:w="70"/>
+              <w:left w:type="dxa" w:w="110"/>
+              <w:bottom w:type="dxa" w:w="70"/>
+              <w:right w:type="dxa" w:w="110"/>
+            </w:tcMar>
+          </w:tcPr>
+          <w:p>
+            <w:pPr>
+              <w:spacing w:line="240"/>
+              <w:jc w:val="left"/>
+            </w:pPr>
+            <w:r>
+              <w:rPr>
+                <w:rFonts w:ascii="Times New Roman" w:eastAsia="宋体" w:hAnsi="Times New Roman"/>
+                <w:b w:val="false"/>
+                <w:bCs w:val="false"/>
+                <w:color w:val="222222"/>
+                <w:sz w:val="17"/>
+                <w:szCs w:val="17"/>
+              </w:rPr>
+              <w:t xml:space="preserve">驳回/部分支持</w:t>
             </w:r>
           </w:p>
         </w:tc>
@@ -2760,7 +5523,7 @@
           <w:sz w:val="28"/>
           <w:szCs w:val="28"/>
         </w:rPr>
-        <w:t xml:space="preserve">附录二　研究方法说明</w:t>
+        <w:t xml:space="preserve">附录二　检索过程说明（法发〔2020〕24号第八条要素）</w:t>
       </w:r>
     </w:p>
     <w:p>
@@ -2779,7 +5542,7 @@
           <w:sz w:val="24"/>
           <w:szCs w:val="24"/>
         </w:rPr>
-        <w:t xml:space="preserve">本报告样本经"问题体系搭建—关键词轮替检索—按主体+事件分组识别核心判决（平行判决留痕）—相关度筛查—按问题编码—描述性统计与出图—全文驱动深度写作"流程产出。样本量有限时定量部分仅作描述性呈现、不作显著性推断，分组样本不足时不作分组差异比较。全部案件数据来自检索样本池，引用案号均可溯源。本附录数据为合成演示数据，详见 `examples/DISCLAIMER.md`。</w:t>
+        <w:t xml:space="preserve">检索主体/时间/平台：（演示）；检索方法：案由＋A/B 两套关键词、四顺位标注、集团案阀门折叠；检索结果：核心判决 7 件＋平行留痕＋公报案例 1 件；类案裁判要点与待决案件争议焦点见第二、三章；参照/参考分析：无"应当参照"项，顺位内案件均"可以参考"并已逐案比对。本附录满足第八条检索报告要素，可随案归档（演示）。</w:t>
       </w:r>
     </w:p>
     <w:sectPr>
@@ -2838,6 +5601,21 @@
 
 <file path=word/footer1.xml><?xml version="1.0" encoding="utf-8"?>
 <w:ftr xmlns:wpc="http://schemas.microsoft.com/office/word/2010/wordprocessingCanvas" xmlns:mc="http://schemas.openxmlformats.org/markup-compatibility/2006" xmlns:o="urn:schemas-microsoft-com:office:office" xmlns:r="http://schemas.openxmlformats.org/officeDocument/2006/relationships" xmlns:m="http://schemas.openxmlformats.org/officeDocument/2006/math" xmlns:v="urn:schemas-microsoft-com:vml" xmlns:wp14="http://schemas.microsoft.com/office/word/2010/wordprocessingDrawing" xmlns:wp="http://schemas.openxmlformats.org/drawingml/2006/wordprocessingDrawing" xmlns:w10="urn:schemas-microsoft-com:office:word" xmlns:w="http://schemas.openxmlformats.org/wordprocessingml/2006/main" xmlns:w14="http://schemas.microsoft.com/office/word/2010/wordml" xmlns:w15="http://schemas.microsoft.com/office/word/2012/wordml" xmlns:wpg="http://schemas.microsoft.com/office/word/2010/wordprocessingGroup" xmlns:wpi="http://schemas.microsoft.com/office/word/2010/wordprocessingInk" xmlns:wne="http://schemas.microsoft.com/office/word/2006/wordml" xmlns:wps="http://schemas.microsoft.com/office/word/2010/wordprocessingShape">
+  <w:p>
+    <w:pPr>
+      <w:spacing w:after="60"/>
+      <w:jc w:val="center"/>
+    </w:pPr>
+    <w:r>
+      <w:rPr>
+        <w:rFonts w:ascii="Times New Roman" w:eastAsia="宋体" w:hAnsi="Times New Roman"/>
+        <w:color w:val="333333"/>
+        <w:sz w:val="21"/>
+        <w:szCs w:val="21"/>
+      </w:rPr>
+      <w:t xml:space="preserve">研究模式：实案研究（演示·指定核心法院，按《类案检索规定》四顺位深挖）</w:t>
+    </w:r>
+  </w:p>
   <w:p>
     <w:pPr>
       <w:spacing w:after="60"/>
@@ -2880,7 +5658,7 @@
         <w:sz w:val="21"/>
         <w:szCs w:val="21"/>
       </w:rPr>
-      <w:t xml:space="preserve">检索法院：上海金融法院、北京金融法院、上海市高级人民法院</w:t>
+      <w:t xml:space="preserve">核心法院：上海金融法院（演示）</w:t>
     </w:r>
   </w:p>
   <w:p>
@@ -2895,22 +5673,7 @@
         <w:sz w:val="21"/>
         <w:szCs w:val="21"/>
       </w:rPr>
-      <w:t xml:space="preserve">分析样本：核心判决 7 件，覆盖 7 起虚假陈述事件（另平行判决留痕、典型案例附录）</w:t>
-    </w:r>
-  </w:p>
-  <w:p>
-    <w:pPr>
-      <w:spacing w:after="60"/>
-      <w:jc w:val="center"/>
-    </w:pPr>
-    <w:r>
-      <w:rPr>
-        <w:rFonts w:ascii="Times New Roman" w:eastAsia="宋体" w:hAnsi="Times New Roman"/>
-        <w:color w:val="333333"/>
-        <w:sz w:val="21"/>
-        <w:szCs w:val="21"/>
-      </w:rPr>
-      <w:t xml:space="preserve">数据性质：合成演示数据（虚构案号/当事人，详见 examples/DISCLAIMER.md）</w:t>
+      <w:t xml:space="preserve">分析样本：顺位内核心判决 7 件（合成演示数据，见 examples/DISCLAIMER.md）</w:t>
     </w:r>
   </w:p>
 </w:ftr>
@@ -3030,7 +5793,7 @@
         <w:sz w:val="16"/>
         <w:szCs w:val="16"/>
       </w:rPr>
-      <w:t xml:space="preserve">证券虚假陈述裁判规则研究</w:t>
+      <w:t xml:space="preserve">证券虚假陈述责任纠纷类案检索报告</w:t>
     </w:r>
   </w:p>
 </w:hdr>

--- a/examples/demo_证券虚假陈述集团诉讼/output/证券虚假陈述案件-类案检索报告-20260609.docx
+++ b/examples/demo_证券虚假陈述集团诉讼/output/证券虚假陈述案件-类案检索报告-20260609.docx
@@ -189,7 +189,7 @@
           <w:sz w:val="24"/>
           <w:szCs w:val="24"/>
         </w:rPr>
-        <w:t xml:space="preserve">的结构示范：假定一起"上市公司连续虚增收入利润、被立案调查后投资者索赔"的待决案件将诉至上海金融法院，依《最高人民法院关于统一法律适用加强类案检索的指导意见（试行）》（法发〔2020〕24号）第四条四顺位检索类案，逐案量化比对相似性并深挖抗辩↔裁判逻辑与证据对照；裁判规则全景作为内嵌主体（本演示精写其要点，完整全景范式见姊妹篇《证券虚假陈述-裁判规则研究报告》）。核心发现：</w:t>
+        <w:t xml:space="preserve">的结构示范：假定一起「上市公司连续虚增收入利润、被立案调查后投资者索赔」的待决案件将诉至上海金融法院，依《最高人民法院关于统一法律适用加强类案检索的指导意见（试行）》（法发〔2020〕24号）第四条四顺位检索类案，逐案量化比对相似性并深挖抗辩↔裁判逻辑与证据对照；裁判规则全景作为内嵌主体（本演示精写其要点，完整全景范式见姊妹篇《证券虚假陈述-裁判规则研究报告》）。核心发现：</w:t>
       </w:r>
     </w:p>
     <w:p>
@@ -1130,7 +1130,7 @@
           <w:sz w:val="24"/>
           <w:szCs w:val="24"/>
         </w:rPr>
-        <w:t xml:space="preserve">经检索本地指导性案例数据集，暂无与本案情直接对口的指导性案例（如实呈报，无"应当参照"项）；顺位②演示池含公报案例 1 件（正文未公开，入附录索引）。下列各案均为"可以参考"（第九条）。</w:t>
+        <w:t xml:space="preserve">经检索本地指导性案例数据集，暂无与本案情直接对口的指导性案例（如实呈报，无「应当参照」项）；顺位②演示池含公报案例 1 件（正文未公开，入附录索引）。下列各案均为「可以参考」（第九条）。</w:t>
       </w:r>
     </w:p>
     <w:p>
@@ -5542,7 +5542,7 @@
           <w:sz w:val="24"/>
           <w:szCs w:val="24"/>
         </w:rPr>
-        <w:t xml:space="preserve">检索主体/时间/平台：（演示）；检索方法：案由＋A/B 两套关键词、四顺位标注、集团案阀门折叠；检索结果：核心判决 7 件＋平行留痕＋公报案例 1 件；类案裁判要点与待决案件争议焦点见第二、三章；参照/参考分析：无"应当参照"项，顺位内案件均"可以参考"并已逐案比对。本附录满足第八条检索报告要素，可随案归档（演示）。</w:t>
+        <w:t xml:space="preserve">检索主体/时间/平台：（演示）；检索方法：案由＋A/B 两套关键词、四顺位标注、集团案阀门折叠；检索结果：核心判决 7 件＋平行留痕＋公报案例 1 件；类案裁判要点与待决案件争议焦点见第二、三章；参照/参考分析：无「应当参照」项，顺位内案件均「可以参考」并已逐案比对。本附录满足第八条检索报告要素，可随案归档（演示）。</w:t>
       </w:r>
     </w:p>
     <w:sectPr>

--- a/examples/demo_证券虚假陈述集团诉讼/output/证券虚假陈述案件-类案检索报告-20260609.docx
+++ b/examples/demo_证券虚假陈述集团诉讼/output/证券虚假陈述案件-类案检索报告-20260609.docx
@@ -189,7 +189,7 @@
           <w:sz w:val="24"/>
           <w:szCs w:val="24"/>
         </w:rPr>
-        <w:t xml:space="preserve">的结构示范：假定一起「上市公司连续虚增收入利润、被立案调查后投资者索赔」的待决案件将诉至上海金融法院，依《最高人民法院关于统一法律适用加强类案检索的指导意见（试行）》（法发〔2020〕24号）第四条四顺位检索类案，逐案量化比对相似性并深挖抗辩↔裁判逻辑与证据对照；裁判规则全景作为内嵌主体（本演示精写其要点，完整全景范式见姊妹篇《证券虚假陈述-裁判规则研究报告》）。核心发现：</w:t>
+        <w:t xml:space="preserve">的结构示范：假定一起上市公司连续虚增收入利润、被立案调查后投资者索赔的待决案件将诉至上海金融法院，依《最高人民法院关于统一法律适用加强类案检索的指导意见（试行）》（法发〔2020〕24号）第四条四顺位检索类案，逐案量化比对相似性并深挖抗辩↔裁判逻辑与证据对照；裁判规则全景作为内嵌主体（本演示精写其要点，完整全景范式见姊妹篇《证券虚假陈述-裁判规则研究报告》）。核心发现：</w:t>
       </w:r>
     </w:p>
     <w:p>

--- a/examples/demo_证券虚假陈述集团诉讼/output/证券虚假陈述案件-类案检索报告-20260609.docx
+++ b/examples/demo_证券虚假陈述集团诉讼/output/证券虚假陈述案件-类案检索报告-20260609.docx
@@ -5542,7 +5542,7 @@
           <w:sz w:val="24"/>
           <w:szCs w:val="24"/>
         </w:rPr>
-        <w:t xml:space="preserve">检索主体/时间/平台：（演示）；检索方法：案由＋A/B 两套关键词、四顺位标注、集团案阀门折叠；检索结果：核心判决 7 件＋平行留痕＋公报案例 1 件；类案裁判要点与待决案件争议焦点见第二、三章；参照/参考分析：无「应当参照」项，顺位内案件均「可以参考」并已逐案比对。本附录满足第八条检索报告要素，可随案归档（演示）。</w:t>
+        <w:t xml:space="preserve">检索主体/时间/平台：（演示）；检索方法：案由＋A/B 两套关键词、四顺位标注、除指导性案例外优先近三年案件、前一顺位命中可不再检索、集团案阀门折叠；检索结果：核心判决 7 件＋平行留痕＋公报案例 1 件；类案裁判要点与待决案件争议焦点见第二、三章；参照/参考分析：无「应当参照」项，顺位内案件均「可以参考」并已逐案比对。本附录满足第八条检索报告要素，可随案归档（演示）。</w:t>
       </w:r>
     </w:p>
     <w:sectPr>

--- a/examples/demo_证券虚假陈述集团诉讼/output/证券虚假陈述案件-类案检索报告-20260609.docx
+++ b/examples/demo_证券虚假陈述集团诉讼/output/证券虚假陈述案件-类案检索报告-20260609.docx
@@ -1014,7 +1014,7 @@
           <w:sz w:val="24"/>
           <w:szCs w:val="24"/>
         </w:rPr>
-        <w:t xml:space="preserve">按《类案检索规定》第六条三要素加权评分（基本事实 50＋争议焦点 30＋法律适用 20）：≥90 高相关深挖、80–89 中相关深挖、60–79 单争点参照、&lt;60 背景提示。分项给分附理由，随案列示供复核。</w:t>
+        <w:t xml:space="preserve">按《类案检索规定》相似性三要素加权评分（基本事实 50＋争议焦点 30＋法律适用 20；三要素出自第一条定义，比对为第六条要求）：≥90 高相关深挖、80–89 中相关深挖、60–79 单争点参照、&lt;60 背景提示。分项给分附理由，随案列示供复核。</w:t>
       </w:r>
     </w:p>
     <w:p>
